--- a/Snorres_hjelpehefte.docx
+++ b/Snorres_hjelpehefte.docx
@@ -157,6 +157,8 @@
             <w:pStyle w:val="TOC1"/>
             <w:rPr>
               <w:rFonts w:eastAsiaTheme="minorEastAsia"/>
+              <w:b w:val="0"/>
+              <w:bCs w:val="0"/>
               <w:lang w:val="en-CA" w:eastAsia="en-CA"/>
             </w:rPr>
           </w:pPr>
@@ -181,7 +183,7 @@
             </w:rPr>
             <w:fldChar w:fldCharType="separate"/>
           </w:r>
-          <w:hyperlink w:anchor="_Toc228801359" w:history="1">
+          <w:hyperlink w:anchor="_Toc229331010" w:history="1">
             <w:r>
               <w:rPr>
                 <w:rStyle w:val="Hyperlink"/>
@@ -204,7 +206,7 @@
               <w:rPr>
                 <w:webHidden/>
               </w:rPr>
-              <w:instrText xml:space="preserve"> PAGEREF _Toc228801359 \h </w:instrText>
+              <w:instrText xml:space="preserve"> PAGEREF _Toc229331010 \h </w:instrText>
             </w:r>
             <w:r>
               <w:rPr>
@@ -221,7 +223,7 @@
               <w:rPr>
                 <w:webHidden/>
               </w:rPr>
-              <w:t>3</w:t>
+              <w:t>2</w:t>
             </w:r>
             <w:r>
               <w:rPr>
@@ -236,10 +238,12 @@
             <w:pStyle w:val="TOC1"/>
             <w:rPr>
               <w:rFonts w:eastAsiaTheme="minorEastAsia"/>
+              <w:b w:val="0"/>
+              <w:bCs w:val="0"/>
               <w:lang w:val="en-CA" w:eastAsia="en-CA"/>
             </w:rPr>
           </w:pPr>
-          <w:hyperlink w:anchor="_Toc228801360" w:history="1">
+          <w:hyperlink w:anchor="_Toc229331011" w:history="1">
             <w:r>
               <w:rPr>
                 <w:rStyle w:val="Hyperlink"/>
@@ -262,7 +266,7 @@
               <w:rPr>
                 <w:webHidden/>
               </w:rPr>
-              <w:instrText xml:space="preserve"> PAGEREF _Toc228801360 \h </w:instrText>
+              <w:instrText xml:space="preserve"> PAGEREF _Toc229331011 \h </w:instrText>
             </w:r>
             <w:r>
               <w:rPr>
@@ -279,7 +283,7 @@
               <w:rPr>
                 <w:webHidden/>
               </w:rPr>
-              <w:t>6</w:t>
+              <w:t>5</w:t>
             </w:r>
             <w:r>
               <w:rPr>
@@ -294,10 +298,12 @@
             <w:pStyle w:val="TOC1"/>
             <w:rPr>
               <w:rFonts w:eastAsiaTheme="minorEastAsia"/>
+              <w:b w:val="0"/>
+              <w:bCs w:val="0"/>
               <w:lang w:val="en-CA" w:eastAsia="en-CA"/>
             </w:rPr>
           </w:pPr>
-          <w:hyperlink w:anchor="_Toc228801361" w:history="1">
+          <w:hyperlink w:anchor="_Toc229331012" w:history="1">
             <w:r>
               <w:rPr>
                 <w:rStyle w:val="Hyperlink"/>
@@ -320,7 +326,7 @@
               <w:rPr>
                 <w:webHidden/>
               </w:rPr>
-              <w:instrText xml:space="preserve"> PAGEREF _Toc228801361 \h </w:instrText>
+              <w:instrText xml:space="preserve"> PAGEREF _Toc229331012 \h </w:instrText>
             </w:r>
             <w:r>
               <w:rPr>
@@ -337,7 +343,7 @@
               <w:rPr>
                 <w:webHidden/>
               </w:rPr>
-              <w:t>9</w:t>
+              <w:t>8</w:t>
             </w:r>
             <w:r>
               <w:rPr>
@@ -352,10 +358,12 @@
             <w:pStyle w:val="TOC1"/>
             <w:rPr>
               <w:rFonts w:eastAsiaTheme="minorEastAsia"/>
+              <w:b w:val="0"/>
+              <w:bCs w:val="0"/>
               <w:lang w:val="en-CA" w:eastAsia="en-CA"/>
             </w:rPr>
           </w:pPr>
-          <w:hyperlink w:anchor="_Toc228801362" w:history="1">
+          <w:hyperlink w:anchor="_Toc229331013" w:history="1">
             <w:r>
               <w:rPr>
                 <w:rStyle w:val="Hyperlink"/>
@@ -378,7 +386,7 @@
               <w:rPr>
                 <w:webHidden/>
               </w:rPr>
-              <w:instrText xml:space="preserve"> PAGEREF _Toc228801362 \h </w:instrText>
+              <w:instrText xml:space="preserve"> PAGEREF _Toc229331013 \h </w:instrText>
             </w:r>
             <w:r>
               <w:rPr>
@@ -395,7 +403,7 @@
               <w:rPr>
                 <w:webHidden/>
               </w:rPr>
-              <w:t>13</w:t>
+              <w:t>12</w:t>
             </w:r>
             <w:r>
               <w:rPr>
@@ -410,10 +418,12 @@
             <w:pStyle w:val="TOC1"/>
             <w:rPr>
               <w:rFonts w:eastAsiaTheme="minorEastAsia"/>
+              <w:b w:val="0"/>
+              <w:bCs w:val="0"/>
               <w:lang w:val="en-CA" w:eastAsia="en-CA"/>
             </w:rPr>
           </w:pPr>
-          <w:hyperlink w:anchor="_Toc228801363" w:history="1">
+          <w:hyperlink w:anchor="_Toc229331014" w:history="1">
             <w:r>
               <w:rPr>
                 <w:rStyle w:val="Hyperlink"/>
@@ -436,7 +446,7 @@
               <w:rPr>
                 <w:webHidden/>
               </w:rPr>
-              <w:instrText xml:space="preserve"> PAGEREF _Toc228801363 \h </w:instrText>
+              <w:instrText xml:space="preserve"> PAGEREF _Toc229331014 \h </w:instrText>
             </w:r>
             <w:r>
               <w:rPr>
@@ -453,7 +463,7 @@
               <w:rPr>
                 <w:webHidden/>
               </w:rPr>
-              <w:t>18</w:t>
+              <w:t>16</w:t>
             </w:r>
             <w:r>
               <w:rPr>
@@ -468,15 +478,15 @@
             <w:pStyle w:val="TOC1"/>
             <w:rPr>
               <w:rFonts w:eastAsiaTheme="minorEastAsia"/>
+              <w:b w:val="0"/>
+              <w:bCs w:val="0"/>
               <w:lang w:val="en-CA" w:eastAsia="en-CA"/>
             </w:rPr>
           </w:pPr>
-          <w:hyperlink w:anchor="_Toc228801366" w:history="1">
+          <w:hyperlink w:anchor="_Toc229331017" w:history="1">
             <w:r>
               <w:rPr>
                 <w:rStyle w:val="Hyperlink"/>
-                <w:b w:val="0"/>
-                <w:bCs w:val="0"/>
               </w:rPr>
               <w:t>HUSKELISTE TIL ESSAY</w:t>
             </w:r>
@@ -496,7 +506,7 @@
               <w:rPr>
                 <w:webHidden/>
               </w:rPr>
-              <w:instrText xml:space="preserve"> PAGEREF _Toc228801366 \h </w:instrText>
+              <w:instrText xml:space="preserve"> PAGEREF _Toc229331017 \h </w:instrText>
             </w:r>
             <w:r>
               <w:rPr>
@@ -513,7 +523,7 @@
               <w:rPr>
                 <w:webHidden/>
               </w:rPr>
-              <w:t>20</w:t>
+              <w:t>18</w:t>
             </w:r>
             <w:r>
               <w:rPr>
@@ -528,10 +538,12 @@
             <w:pStyle w:val="TOC1"/>
             <w:rPr>
               <w:rFonts w:eastAsiaTheme="minorEastAsia"/>
+              <w:b w:val="0"/>
+              <w:bCs w:val="0"/>
               <w:lang w:val="en-CA" w:eastAsia="en-CA"/>
             </w:rPr>
           </w:pPr>
-          <w:hyperlink w:anchor="_Toc228801367" w:history="1">
+          <w:hyperlink w:anchor="_Toc229331018" w:history="1">
             <w:r>
               <w:rPr>
                 <w:rStyle w:val="Hyperlink"/>
@@ -554,7 +566,7 @@
               <w:rPr>
                 <w:webHidden/>
               </w:rPr>
-              <w:instrText xml:space="preserve"> PAGEREF _Toc228801367 \h </w:instrText>
+              <w:instrText xml:space="preserve"> PAGEREF _Toc229331018 \h </w:instrText>
             </w:r>
             <w:r>
               <w:rPr>
@@ -571,7 +583,7 @@
               <w:rPr>
                 <w:webHidden/>
               </w:rPr>
-              <w:t>22</w:t>
+              <w:t>19</w:t>
             </w:r>
             <w:r>
               <w:rPr>
@@ -586,10 +598,73 @@
             <w:pStyle w:val="TOC1"/>
             <w:rPr>
               <w:rFonts w:eastAsiaTheme="minorEastAsia"/>
+              <w:b w:val="0"/>
+              <w:bCs w:val="0"/>
               <w:lang w:val="en-CA" w:eastAsia="en-CA"/>
             </w:rPr>
           </w:pPr>
-          <w:hyperlink w:anchor="_Toc228801368" w:history="1">
+          <w:hyperlink w:anchor="_Toc229331019" w:history="1">
+            <w:r>
+              <w:rPr>
+                <w:rStyle w:val="Hyperlink"/>
+                <w:rFonts w:eastAsia="Arial"/>
+              </w:rPr>
+              <w:t>LESERINNLEGG</w:t>
+            </w:r>
+            <w:r>
+              <w:rPr>
+                <w:webHidden/>
+              </w:rPr>
+              <w:tab/>
+            </w:r>
+            <w:r>
+              <w:rPr>
+                <w:webHidden/>
+              </w:rPr>
+              <w:fldChar w:fldCharType="begin"/>
+            </w:r>
+            <w:r>
+              <w:rPr>
+                <w:webHidden/>
+              </w:rPr>
+              <w:instrText xml:space="preserve"> PAGEREF _Toc229331019 \h </w:instrText>
+            </w:r>
+            <w:r>
+              <w:rPr>
+                <w:webHidden/>
+              </w:rPr>
+            </w:r>
+            <w:r>
+              <w:rPr>
+                <w:webHidden/>
+              </w:rPr>
+              <w:fldChar w:fldCharType="separate"/>
+            </w:r>
+            <w:r>
+              <w:rPr>
+                <w:webHidden/>
+              </w:rPr>
+              <w:t>22</w:t>
+            </w:r>
+            <w:r>
+              <w:rPr>
+                <w:webHidden/>
+              </w:rPr>
+              <w:fldChar w:fldCharType="end"/>
+            </w:r>
+          </w:hyperlink>
+        </w:p>
+        <w:p>
+          <w:pPr>
+            <w:pStyle w:val="TOC1"/>
+            <w:rPr>
+              <w:rFonts w:eastAsiaTheme="minorEastAsia"/>
+              <w:b w:val="0"/>
+              <w:bCs w:val="0"/>
+              <w:lang w:val="en-CA" w:eastAsia="en-CA"/>
+            </w:rPr>
+          </w:pPr>
+          <w:hyperlink w:anchor="_Toc229331020" w:history="1">
             <w:r>
               <w:rPr>
                 <w:rStyle w:val="Hyperlink"/>
@@ -613,7 +688,7 @@
               <w:rPr>
                 <w:webHidden/>
               </w:rPr>
-              <w:instrText xml:space="preserve"> PAGEREF _Toc228801368 \h </w:instrText>
+              <w:instrText xml:space="preserve"> PAGEREF _Toc229331020 \h </w:instrText>
             </w:r>
             <w:r>
               <w:rPr>
@@ -630,7 +705,7 @@
               <w:rPr>
                 <w:webHidden/>
               </w:rPr>
-              <w:t>25</w:t>
+              <w:t>23</w:t>
             </w:r>
             <w:r>
               <w:rPr>
@@ -827,7 +902,7 @@
           <w:color w:val="43D4B2"/>
         </w:rPr>
       </w:pPr>
-      <w:bookmarkStart w:id="0" w:name="_Toc228801359"/>
+      <w:bookmarkStart w:id="0" w:name="_Toc229331010"/>
       <w:r>
         <w:rPr>
           <w:b/>
@@ -3472,7 +3547,7 @@
         </w:rPr>
       </w:pPr>
       <w:bookmarkStart w:id="1" w:name="_Toc166590295"/>
-      <w:bookmarkStart w:id="2" w:name="_Toc228801360"/>
+      <w:bookmarkStart w:id="2" w:name="_Toc229331011"/>
       <w:r>
         <w:rPr>
           <w:b/>
@@ -5808,7 +5883,7 @@
           <w:color w:val="43D4B2"/>
         </w:rPr>
       </w:pPr>
-      <w:bookmarkStart w:id="3" w:name="_Toc228801361"/>
+      <w:bookmarkStart w:id="3" w:name="_Toc229331012"/>
       <w:r>
         <w:rPr>
           <w:b/>
@@ -8826,7 +8901,7 @@
           <w:color w:val="43D4B2"/>
         </w:rPr>
       </w:pPr>
-      <w:bookmarkStart w:id="4" w:name="_Toc228801362"/>
+      <w:bookmarkStart w:id="4" w:name="_Toc229331013"/>
       <w:r>
         <w:rPr>
           <w:b/>
@@ -11704,14 +11779,6 @@
     </w:tbl>
     <w:p>
       <w:pPr>
-        <w:rPr>
-          <w:rFonts w:asciiTheme="majorHAnsi" w:hAnsiTheme="majorHAnsi"/>
-          <w:color w:val="FFFFFF" w:themeColor="background1"/>
-        </w:rPr>
-      </w:pPr>
-    </w:p>
-    <w:p>
-      <w:pPr>
         <w:pStyle w:val="Heading1"/>
         <w:rPr>
           <w:color w:val="FFFFFF" w:themeColor="background1"/>
@@ -11731,7 +11798,7 @@
           <w:szCs w:val="52"/>
         </w:rPr>
       </w:pPr>
-      <w:bookmarkStart w:id="5" w:name="_Toc228801363"/>
+      <w:bookmarkStart w:id="5" w:name="_Toc229331014"/>
       <w:r>
         <w:rPr>
           <w:b/>
@@ -11934,6 +12001,7 @@
             </w:pPr>
             <w:bookmarkStart w:id="6" w:name="_Toc228800282"/>
             <w:bookmarkStart w:id="7" w:name="_Toc228801364"/>
+            <w:bookmarkStart w:id="8" w:name="_Toc229331015"/>
             <w:r>
               <w:rPr>
                 <w:rFonts w:asciiTheme="majorHAnsi" w:eastAsia="Aptos" w:hAnsiTheme="majorHAnsi" w:cs="Aptos"/>
@@ -11993,6 +12061,7 @@
             </w:r>
             <w:bookmarkEnd w:id="6"/>
             <w:bookmarkEnd w:id="7"/>
+            <w:bookmarkEnd w:id="8"/>
           </w:p>
           <w:p>
             <w:pPr>
@@ -12006,8 +12075,9 @@
                 <w:lang w:eastAsia="nb-NO"/>
               </w:rPr>
             </w:pPr>
-            <w:bookmarkStart w:id="8" w:name="_Toc228800283"/>
-            <w:bookmarkStart w:id="9" w:name="_Toc228801365"/>
+            <w:bookmarkStart w:id="9" w:name="_Toc228800283"/>
+            <w:bookmarkStart w:id="10" w:name="_Toc228801365"/>
+            <w:bookmarkStart w:id="11" w:name="_Toc229331016"/>
             <w:r>
               <w:rPr>
                 <w:rFonts w:asciiTheme="majorHAnsi" w:hAnsiTheme="majorHAnsi"/>
@@ -12064,8 +12134,9 @@
               </w:rPr>
               <w:t>Ps: Det er veldig positivt hvis du klarer å plukke opp igjen det du skriver om her, i avslutningen.</w:t>
             </w:r>
-            <w:bookmarkEnd w:id="8"/>
             <w:bookmarkEnd w:id="9"/>
+            <w:bookmarkEnd w:id="10"/>
+            <w:bookmarkEnd w:id="11"/>
             <w:r>
               <w:rPr>
                 <w:rFonts w:asciiTheme="majorHAnsi" w:hAnsiTheme="majorHAnsi"/>
@@ -13182,7 +13253,7 @@
           <w:color w:val="43D4B2"/>
         </w:rPr>
       </w:pPr>
-      <w:bookmarkStart w:id="10" w:name="_Toc228801366"/>
+      <w:bookmarkStart w:id="12" w:name="_Toc229331017"/>
       <w:r>
         <w:rPr>
           <w:b/>
@@ -13191,7 +13262,7 @@
         </w:rPr>
         <w:t>HUSKELISTE TIL ESSAY</w:t>
       </w:r>
-      <w:bookmarkEnd w:id="10"/>
+      <w:bookmarkEnd w:id="12"/>
     </w:p>
     <w:tbl>
       <w:tblPr>
@@ -14056,8 +14127,8 @@
           <w:color w:val="43D4B2"/>
         </w:rPr>
       </w:pPr>
-      <w:bookmarkStart w:id="11" w:name="_Toc224743302"/>
-      <w:bookmarkStart w:id="12" w:name="_Toc228801367"/>
+      <w:bookmarkStart w:id="13" w:name="_Toc224743302"/>
+      <w:bookmarkStart w:id="14" w:name="_Toc229331018"/>
       <w:r>
         <w:rPr>
           <w:b/>
@@ -14066,8 +14137,8 @@
         </w:rPr>
         <w:t>SKRIVERAMME FOR FAGARTIKKEL</w:t>
       </w:r>
-      <w:bookmarkEnd w:id="11"/>
-      <w:bookmarkEnd w:id="12"/>
+      <w:bookmarkEnd w:id="13"/>
+      <w:bookmarkEnd w:id="14"/>
     </w:p>
     <w:tbl>
       <w:tblPr>
@@ -16148,6 +16219,7 @@
                 <w:b/>
                 <w:sz w:val="20"/>
               </w:rPr>
+              <w:lastRenderedPageBreak/>
               <w:br/>
               <w:t>Oppsummering /avslutning</w:t>
             </w:r>
@@ -16388,6 +16460,971 @@
     </w:p>
     <w:p>
       <w:pPr>
+        <w:rPr>
+          <w:rFonts w:asciiTheme="majorHAnsi" w:hAnsiTheme="majorHAnsi"/>
+          <w:color w:val="FFFFFF" w:themeColor="background1"/>
+        </w:rPr>
+      </w:pPr>
+    </w:p>
+    <w:p>
+      <w:pPr>
+        <w:pStyle w:val="Heading1"/>
+        <w:rPr>
+          <w:b/>
+          <w:bCs/>
+          <w:color w:val="43D4B2"/>
+        </w:rPr>
+      </w:pPr>
+      <w:bookmarkStart w:id="15" w:name="_Toc229331019"/>
+      <w:r>
+        <w:rPr>
+          <w:rFonts w:eastAsia="Arial"/>
+          <w:b/>
+          <w:bCs/>
+          <w:color w:val="43D4B2"/>
+        </w:rPr>
+        <w:t>LESERINNLEGG</w:t>
+      </w:r>
+      <w:bookmarkEnd w:id="15"/>
+    </w:p>
+    <w:p/>
+    <w:tbl>
+      <w:tblPr>
+        <w:tblW w:w="8800" w:type="dxa"/>
+        <w:tblBorders>
+          <w:top w:val="single" w:sz="4" w:space="0" w:color="auto"/>
+          <w:left w:val="single" w:sz="4" w:space="0" w:color="auto"/>
+          <w:bottom w:val="single" w:sz="4" w:space="0" w:color="auto"/>
+          <w:right w:val="single" w:sz="4" w:space="0" w:color="auto"/>
+          <w:insideH w:val="single" w:sz="4" w:space="0" w:color="auto"/>
+          <w:insideV w:val="single" w:sz="4" w:space="0" w:color="auto"/>
+        </w:tblBorders>
+        <w:tblCellMar>
+          <w:left w:w="10" w:type="dxa"/>
+          <w:right w:w="10" w:type="dxa"/>
+        </w:tblCellMar>
+        <w:tblLook w:val="0000" w:firstRow="0" w:lastRow="0" w:firstColumn="0" w:lastColumn="0" w:noHBand="0" w:noVBand="0"/>
+      </w:tblPr>
+      <w:tblGrid>
+        <w:gridCol w:w="1670"/>
+        <w:gridCol w:w="4790"/>
+        <w:gridCol w:w="2340"/>
+      </w:tblGrid>
+      <w:tr>
+        <w:tblPrEx>
+          <w:tblCellMar>
+            <w:top w:w="0" w:type="dxa"/>
+            <w:bottom w:w="0" w:type="dxa"/>
+          </w:tblCellMar>
+        </w:tblPrEx>
+        <w:trPr>
+          <w:tblHeader/>
+        </w:trPr>
+        <w:tc>
+          <w:tcPr>
+            <w:tcW w:w="0" w:type="auto"/>
+            <w:tcBorders>
+              <w:top w:val="single" w:sz="4" w:space="0" w:color="AAAAAA"/>
+              <w:left w:val="single" w:sz="4" w:space="0" w:color="AAAAAA"/>
+              <w:bottom w:val="single" w:sz="4" w:space="0" w:color="AAAAAA"/>
+              <w:right w:val="single" w:sz="4" w:space="0" w:color="AAAAAA"/>
+            </w:tcBorders>
+            <w:shd w:val="clear" w:color="auto" w:fill="43D4B2"/>
+            <w:tcMar>
+              <w:top w:w="100" w:type="dxa"/>
+              <w:left w:w="140" w:type="dxa"/>
+              <w:bottom w:w="100" w:type="dxa"/>
+              <w:right w:w="140" w:type="dxa"/>
+            </w:tcMar>
+          </w:tcPr>
+          <w:p>
+            <w:r>
+              <w:rPr>
+                <w:rFonts w:ascii="Arial" w:eastAsia="Arial" w:hAnsi="Arial" w:cs="Arial"/>
+                <w:b/>
+                <w:bCs/>
+                <w:color w:val="FFFFFF"/>
+                <w:sz w:val="22"/>
+                <w:szCs w:val="22"/>
+              </w:rPr>
+              <w:t>Tekststruktur</w:t>
+            </w:r>
+          </w:p>
+        </w:tc>
+        <w:tc>
+          <w:tcPr>
+            <w:tcW w:w="0" w:type="auto"/>
+            <w:tcBorders>
+              <w:top w:val="single" w:sz="4" w:space="0" w:color="AAAAAA"/>
+              <w:left w:val="single" w:sz="4" w:space="0" w:color="AAAAAA"/>
+              <w:bottom w:val="single" w:sz="4" w:space="0" w:color="AAAAAA"/>
+              <w:right w:val="single" w:sz="4" w:space="0" w:color="AAAAAA"/>
+            </w:tcBorders>
+            <w:shd w:val="clear" w:color="auto" w:fill="43D4B2"/>
+            <w:tcMar>
+              <w:top w:w="100" w:type="dxa"/>
+              <w:left w:w="140" w:type="dxa"/>
+              <w:bottom w:w="100" w:type="dxa"/>
+              <w:right w:w="140" w:type="dxa"/>
+            </w:tcMar>
+          </w:tcPr>
+          <w:p>
+            <w:r>
+              <w:rPr>
+                <w:rFonts w:ascii="Arial" w:eastAsia="Arial" w:hAnsi="Arial" w:cs="Arial"/>
+                <w:b/>
+                <w:bCs/>
+                <w:color w:val="FFFFFF"/>
+                <w:sz w:val="22"/>
+                <w:szCs w:val="22"/>
+              </w:rPr>
+              <w:t>Innhold</w:t>
+            </w:r>
+          </w:p>
+        </w:tc>
+        <w:tc>
+          <w:tcPr>
+            <w:tcW w:w="0" w:type="auto"/>
+            <w:tcBorders>
+              <w:top w:val="single" w:sz="4" w:space="0" w:color="AAAAAA"/>
+              <w:left w:val="single" w:sz="4" w:space="0" w:color="AAAAAA"/>
+              <w:bottom w:val="single" w:sz="4" w:space="0" w:color="AAAAAA"/>
+              <w:right w:val="single" w:sz="4" w:space="0" w:color="AAAAAA"/>
+            </w:tcBorders>
+            <w:shd w:val="clear" w:color="auto" w:fill="43D4B2"/>
+            <w:tcMar>
+              <w:top w:w="100" w:type="dxa"/>
+              <w:left w:w="140" w:type="dxa"/>
+              <w:bottom w:w="100" w:type="dxa"/>
+              <w:right w:w="140" w:type="dxa"/>
+            </w:tcMar>
+          </w:tcPr>
+          <w:p>
+            <w:r>
+              <w:rPr>
+                <w:rFonts w:ascii="Arial" w:eastAsia="Arial" w:hAnsi="Arial" w:cs="Arial"/>
+                <w:b/>
+                <w:bCs/>
+                <w:color w:val="FFFFFF"/>
+                <w:sz w:val="22"/>
+                <w:szCs w:val="22"/>
+              </w:rPr>
+              <w:t>Skriv inn her …</w:t>
+            </w:r>
+          </w:p>
+        </w:tc>
+      </w:tr>
+      <w:tr>
+        <w:tblPrEx>
+          <w:tblCellMar>
+            <w:top w:w="0" w:type="dxa"/>
+            <w:bottom w:w="0" w:type="dxa"/>
+          </w:tblCellMar>
+        </w:tblPrEx>
+        <w:tc>
+          <w:tcPr>
+            <w:tcW w:w="0" w:type="auto"/>
+            <w:tcBorders>
+              <w:top w:val="single" w:sz="4" w:space="0" w:color="AAAAAA"/>
+              <w:left w:val="single" w:sz="4" w:space="0" w:color="AAAAAA"/>
+              <w:bottom w:val="single" w:sz="4" w:space="0" w:color="AAAAAA"/>
+              <w:right w:val="single" w:sz="4" w:space="0" w:color="AAAAAA"/>
+            </w:tcBorders>
+            <w:shd w:val="clear" w:color="auto" w:fill="43D4B2"/>
+            <w:tcMar>
+              <w:top w:w="100" w:type="dxa"/>
+              <w:left w:w="140" w:type="dxa"/>
+              <w:bottom w:w="100" w:type="dxa"/>
+              <w:right w:w="140" w:type="dxa"/>
+            </w:tcMar>
+          </w:tcPr>
+          <w:p>
+            <w:pPr>
+              <w:rPr>
+                <w:color w:val="FFFFFF" w:themeColor="background1"/>
+              </w:rPr>
+            </w:pPr>
+            <w:r>
+              <w:rPr>
+                <w:rFonts w:ascii="Arial" w:eastAsia="Arial" w:hAnsi="Arial" w:cs="Arial"/>
+                <w:b/>
+                <w:bCs/>
+                <w:color w:val="FFFFFF" w:themeColor="background1"/>
+                <w:sz w:val="22"/>
+                <w:szCs w:val="22"/>
+              </w:rPr>
+              <w:t>Tittel</w:t>
+            </w:r>
+          </w:p>
+        </w:tc>
+        <w:tc>
+          <w:tcPr>
+            <w:tcW w:w="0" w:type="auto"/>
+            <w:tcBorders>
+              <w:top w:val="single" w:sz="4" w:space="0" w:color="AAAAAA"/>
+              <w:left w:val="single" w:sz="4" w:space="0" w:color="AAAAAA"/>
+              <w:bottom w:val="single" w:sz="4" w:space="0" w:color="AAAAAA"/>
+              <w:right w:val="single" w:sz="4" w:space="0" w:color="AAAAAA"/>
+            </w:tcBorders>
+            <w:shd w:val="clear" w:color="auto" w:fill="FFFFFF"/>
+            <w:tcMar>
+              <w:top w:w="100" w:type="dxa"/>
+              <w:left w:w="140" w:type="dxa"/>
+              <w:bottom w:w="100" w:type="dxa"/>
+              <w:right w:w="140" w:type="dxa"/>
+            </w:tcMar>
+          </w:tcPr>
+          <w:p>
+            <w:r>
+              <w:rPr>
+                <w:rFonts w:ascii="Arial" w:eastAsia="Arial" w:hAnsi="Arial" w:cs="Arial"/>
+                <w:sz w:val="20"/>
+                <w:szCs w:val="20"/>
+              </w:rPr>
+              <w:t>– Lag en fengende tittel som vekker interesse</w:t>
+            </w:r>
+          </w:p>
+          <w:p>
+            <w:r>
+              <w:rPr>
+                <w:rFonts w:ascii="Arial" w:eastAsia="Arial" w:hAnsi="Arial" w:cs="Arial"/>
+                <w:sz w:val="20"/>
+                <w:szCs w:val="20"/>
+              </w:rPr>
+              <w:t>– Gjerne et spørsmål eller en sterk påstand</w:t>
+            </w:r>
+          </w:p>
+        </w:tc>
+        <w:tc>
+          <w:tcPr>
+            <w:tcW w:w="0" w:type="auto"/>
+            <w:tcBorders>
+              <w:top w:val="single" w:sz="4" w:space="0" w:color="AAAAAA"/>
+              <w:left w:val="single" w:sz="4" w:space="0" w:color="AAAAAA"/>
+              <w:bottom w:val="single" w:sz="4" w:space="0" w:color="AAAAAA"/>
+              <w:right w:val="single" w:sz="4" w:space="0" w:color="AAAAAA"/>
+            </w:tcBorders>
+            <w:shd w:val="clear" w:color="auto" w:fill="F9F9F9"/>
+            <w:tcMar>
+              <w:top w:w="100" w:type="dxa"/>
+              <w:left w:w="140" w:type="dxa"/>
+              <w:bottom w:w="100" w:type="dxa"/>
+              <w:right w:w="140" w:type="dxa"/>
+            </w:tcMar>
+          </w:tcPr>
+          <w:p>
+            <w:r>
+              <w:rPr>
+                <w:rFonts w:ascii="Arial" w:eastAsia="Arial" w:hAnsi="Arial" w:cs="Arial"/>
+                <w:i/>
+                <w:iCs/>
+                <w:color w:val="AAAAAA"/>
+                <w:sz w:val="20"/>
+                <w:szCs w:val="20"/>
+              </w:rPr>
+              <w:t>Tittelen din …</w:t>
+            </w:r>
+          </w:p>
+        </w:tc>
+      </w:tr>
+      <w:tr>
+        <w:tblPrEx>
+          <w:tblCellMar>
+            <w:top w:w="0" w:type="dxa"/>
+            <w:bottom w:w="0" w:type="dxa"/>
+          </w:tblCellMar>
+        </w:tblPrEx>
+        <w:tc>
+          <w:tcPr>
+            <w:tcW w:w="0" w:type="auto"/>
+            <w:tcBorders>
+              <w:top w:val="single" w:sz="4" w:space="0" w:color="AAAAAA"/>
+              <w:left w:val="single" w:sz="4" w:space="0" w:color="AAAAAA"/>
+              <w:bottom w:val="single" w:sz="4" w:space="0" w:color="AAAAAA"/>
+              <w:right w:val="single" w:sz="4" w:space="0" w:color="AAAAAA"/>
+            </w:tcBorders>
+            <w:shd w:val="clear" w:color="auto" w:fill="43D4B2"/>
+            <w:tcMar>
+              <w:top w:w="100" w:type="dxa"/>
+              <w:left w:w="140" w:type="dxa"/>
+              <w:bottom w:w="100" w:type="dxa"/>
+              <w:right w:w="140" w:type="dxa"/>
+            </w:tcMar>
+          </w:tcPr>
+          <w:p>
+            <w:pPr>
+              <w:rPr>
+                <w:color w:val="FFFFFF" w:themeColor="background1"/>
+              </w:rPr>
+            </w:pPr>
+            <w:r>
+              <w:rPr>
+                <w:rFonts w:ascii="Arial" w:eastAsia="Arial" w:hAnsi="Arial" w:cs="Arial"/>
+                <w:b/>
+                <w:bCs/>
+                <w:color w:val="FFFFFF" w:themeColor="background1"/>
+                <w:sz w:val="22"/>
+                <w:szCs w:val="22"/>
+              </w:rPr>
+              <w:t>Innledning</w:t>
+            </w:r>
+          </w:p>
+        </w:tc>
+        <w:tc>
+          <w:tcPr>
+            <w:tcW w:w="0" w:type="auto"/>
+            <w:tcBorders>
+              <w:top w:val="single" w:sz="4" w:space="0" w:color="AAAAAA"/>
+              <w:left w:val="single" w:sz="4" w:space="0" w:color="AAAAAA"/>
+              <w:bottom w:val="single" w:sz="4" w:space="0" w:color="AAAAAA"/>
+              <w:right w:val="single" w:sz="4" w:space="0" w:color="AAAAAA"/>
+            </w:tcBorders>
+            <w:shd w:val="clear" w:color="auto" w:fill="FFFFFF"/>
+            <w:tcMar>
+              <w:top w:w="100" w:type="dxa"/>
+              <w:left w:w="140" w:type="dxa"/>
+              <w:bottom w:w="100" w:type="dxa"/>
+              <w:right w:w="140" w:type="dxa"/>
+            </w:tcMar>
+          </w:tcPr>
+          <w:p>
+            <w:r>
+              <w:rPr>
+                <w:rFonts w:ascii="Arial" w:eastAsia="Arial" w:hAnsi="Arial" w:cs="Arial"/>
+                <w:sz w:val="20"/>
+                <w:szCs w:val="20"/>
+              </w:rPr>
+              <w:t>– Start med en krok — sitat, tall eller påstand</w:t>
+            </w:r>
+          </w:p>
+          <w:p>
+            <w:r>
+              <w:rPr>
+                <w:rFonts w:ascii="Arial" w:eastAsia="Arial" w:hAnsi="Arial" w:cs="Arial"/>
+                <w:sz w:val="20"/>
+                <w:szCs w:val="20"/>
+              </w:rPr>
+              <w:t>– Presenter tema og bakgrunn</w:t>
+            </w:r>
+          </w:p>
+          <w:p>
+            <w:r>
+              <w:rPr>
+                <w:rFonts w:ascii="Arial" w:eastAsia="Arial" w:hAnsi="Arial" w:cs="Arial"/>
+                <w:sz w:val="20"/>
+                <w:szCs w:val="20"/>
+              </w:rPr>
+              <w:t>– Presenter deg selv kort (hvem er du?)</w:t>
+            </w:r>
+          </w:p>
+          <w:p>
+            <w:r>
+              <w:rPr>
+                <w:rFonts w:ascii="Arial" w:eastAsia="Arial" w:hAnsi="Arial" w:cs="Arial"/>
+                <w:sz w:val="20"/>
+                <w:szCs w:val="20"/>
+              </w:rPr>
+              <w:t>– Formuler din hovedpåstand tydelig</w:t>
+            </w:r>
+          </w:p>
+          <w:p/>
+          <w:p/>
+        </w:tc>
+        <w:tc>
+          <w:tcPr>
+            <w:tcW w:w="0" w:type="auto"/>
+            <w:tcBorders>
+              <w:top w:val="single" w:sz="4" w:space="0" w:color="AAAAAA"/>
+              <w:left w:val="single" w:sz="4" w:space="0" w:color="AAAAAA"/>
+              <w:bottom w:val="single" w:sz="4" w:space="0" w:color="AAAAAA"/>
+              <w:right w:val="single" w:sz="4" w:space="0" w:color="AAAAAA"/>
+            </w:tcBorders>
+            <w:shd w:val="clear" w:color="auto" w:fill="F9F9F9"/>
+            <w:tcMar>
+              <w:top w:w="100" w:type="dxa"/>
+              <w:left w:w="140" w:type="dxa"/>
+              <w:bottom w:w="100" w:type="dxa"/>
+              <w:right w:w="140" w:type="dxa"/>
+            </w:tcMar>
+          </w:tcPr>
+          <w:p>
+            <w:r>
+              <w:rPr>
+                <w:rFonts w:ascii="Arial" w:eastAsia="Arial" w:hAnsi="Arial" w:cs="Arial"/>
+                <w:i/>
+                <w:iCs/>
+                <w:color w:val="AAAAAA"/>
+                <w:sz w:val="20"/>
+                <w:szCs w:val="20"/>
+              </w:rPr>
+              <w:t>Innledningen din …</w:t>
+            </w:r>
+          </w:p>
+        </w:tc>
+      </w:tr>
+      <w:tr>
+        <w:tblPrEx>
+          <w:tblCellMar>
+            <w:top w:w="0" w:type="dxa"/>
+            <w:bottom w:w="0" w:type="dxa"/>
+          </w:tblCellMar>
+        </w:tblPrEx>
+        <w:tc>
+          <w:tcPr>
+            <w:tcW w:w="0" w:type="auto"/>
+            <w:tcBorders>
+              <w:top w:val="single" w:sz="4" w:space="0" w:color="AAAAAA"/>
+              <w:left w:val="single" w:sz="4" w:space="0" w:color="AAAAAA"/>
+              <w:bottom w:val="single" w:sz="4" w:space="0" w:color="AAAAAA"/>
+              <w:right w:val="single" w:sz="4" w:space="0" w:color="AAAAAA"/>
+            </w:tcBorders>
+            <w:shd w:val="clear" w:color="auto" w:fill="43D4B2"/>
+            <w:tcMar>
+              <w:top w:w="100" w:type="dxa"/>
+              <w:left w:w="140" w:type="dxa"/>
+              <w:bottom w:w="100" w:type="dxa"/>
+              <w:right w:w="140" w:type="dxa"/>
+            </w:tcMar>
+          </w:tcPr>
+          <w:p>
+            <w:pPr>
+              <w:rPr>
+                <w:color w:val="FFFFFF" w:themeColor="background1"/>
+              </w:rPr>
+            </w:pPr>
+            <w:r>
+              <w:rPr>
+                <w:rFonts w:ascii="Arial" w:eastAsia="Arial" w:hAnsi="Arial" w:cs="Arial"/>
+                <w:b/>
+                <w:bCs/>
+                <w:color w:val="FFFFFF" w:themeColor="background1"/>
+                <w:sz w:val="22"/>
+                <w:szCs w:val="22"/>
+              </w:rPr>
+              <w:t>Hoveddel</w:t>
+            </w:r>
+          </w:p>
+          <w:p>
+            <w:pPr>
+              <w:rPr>
+                <w:color w:val="FFFFFF" w:themeColor="background1"/>
+              </w:rPr>
+            </w:pPr>
+            <w:r>
+              <w:rPr>
+                <w:rFonts w:ascii="Arial" w:eastAsia="Arial" w:hAnsi="Arial" w:cs="Arial"/>
+                <w:color w:val="FFFFFF" w:themeColor="background1"/>
+                <w:sz w:val="18"/>
+                <w:szCs w:val="18"/>
+              </w:rPr>
+              <w:t>Argument 1</w:t>
+            </w:r>
+          </w:p>
+        </w:tc>
+        <w:tc>
+          <w:tcPr>
+            <w:tcW w:w="0" w:type="auto"/>
+            <w:tcBorders>
+              <w:top w:val="single" w:sz="4" w:space="0" w:color="AAAAAA"/>
+              <w:left w:val="single" w:sz="4" w:space="0" w:color="AAAAAA"/>
+              <w:bottom w:val="single" w:sz="4" w:space="0" w:color="AAAAAA"/>
+              <w:right w:val="single" w:sz="4" w:space="0" w:color="AAAAAA"/>
+            </w:tcBorders>
+            <w:shd w:val="clear" w:color="auto" w:fill="FFFFFF"/>
+            <w:tcMar>
+              <w:top w:w="100" w:type="dxa"/>
+              <w:left w:w="140" w:type="dxa"/>
+              <w:bottom w:w="100" w:type="dxa"/>
+              <w:right w:w="140" w:type="dxa"/>
+            </w:tcMar>
+          </w:tcPr>
+          <w:p>
+            <w:r>
+              <w:rPr>
+                <w:rFonts w:ascii="Arial" w:eastAsia="Arial" w:hAnsi="Arial" w:cs="Arial"/>
+                <w:sz w:val="20"/>
+                <w:szCs w:val="20"/>
+              </w:rPr>
+              <w:t>– Start avsnittet med en temasetning (din påstand)</w:t>
+            </w:r>
+          </w:p>
+          <w:p>
+            <w:r>
+              <w:rPr>
+                <w:rFonts w:ascii="Arial" w:eastAsia="Arial" w:hAnsi="Arial" w:cs="Arial"/>
+                <w:sz w:val="20"/>
+                <w:szCs w:val="20"/>
+              </w:rPr>
+              <w:t>– Gi belegg: fakta, statistikk eller eksempel</w:t>
+            </w:r>
+          </w:p>
+          <w:p>
+            <w:r>
+              <w:rPr>
+                <w:rFonts w:ascii="Arial" w:eastAsia="Arial" w:hAnsi="Arial" w:cs="Arial"/>
+                <w:sz w:val="20"/>
+                <w:szCs w:val="20"/>
+              </w:rPr>
+              <w:t>– Forklar hvorfor belegget støtter påstanden</w:t>
+            </w:r>
+          </w:p>
+          <w:p/>
+          <w:p/>
+        </w:tc>
+        <w:tc>
+          <w:tcPr>
+            <w:tcW w:w="0" w:type="auto"/>
+            <w:tcBorders>
+              <w:top w:val="single" w:sz="4" w:space="0" w:color="AAAAAA"/>
+              <w:left w:val="single" w:sz="4" w:space="0" w:color="AAAAAA"/>
+              <w:bottom w:val="single" w:sz="4" w:space="0" w:color="AAAAAA"/>
+              <w:right w:val="single" w:sz="4" w:space="0" w:color="AAAAAA"/>
+            </w:tcBorders>
+            <w:shd w:val="clear" w:color="auto" w:fill="F9F9F9"/>
+            <w:tcMar>
+              <w:top w:w="100" w:type="dxa"/>
+              <w:left w:w="140" w:type="dxa"/>
+              <w:bottom w:w="100" w:type="dxa"/>
+              <w:right w:w="140" w:type="dxa"/>
+            </w:tcMar>
+          </w:tcPr>
+          <w:p>
+            <w:r>
+              <w:rPr>
+                <w:rFonts w:ascii="Arial" w:eastAsia="Arial" w:hAnsi="Arial" w:cs="Arial"/>
+                <w:i/>
+                <w:iCs/>
+                <w:color w:val="AAAAAA"/>
+                <w:sz w:val="20"/>
+                <w:szCs w:val="20"/>
+              </w:rPr>
+              <w:t>Argument 1 …</w:t>
+            </w:r>
+          </w:p>
+        </w:tc>
+      </w:tr>
+      <w:tr>
+        <w:tblPrEx>
+          <w:tblCellMar>
+            <w:top w:w="0" w:type="dxa"/>
+            <w:bottom w:w="0" w:type="dxa"/>
+          </w:tblCellMar>
+        </w:tblPrEx>
+        <w:tc>
+          <w:tcPr>
+            <w:tcW w:w="0" w:type="auto"/>
+            <w:tcBorders>
+              <w:top w:val="single" w:sz="4" w:space="0" w:color="AAAAAA"/>
+              <w:left w:val="single" w:sz="4" w:space="0" w:color="AAAAAA"/>
+              <w:bottom w:val="single" w:sz="4" w:space="0" w:color="AAAAAA"/>
+              <w:right w:val="single" w:sz="4" w:space="0" w:color="AAAAAA"/>
+            </w:tcBorders>
+            <w:shd w:val="clear" w:color="auto" w:fill="43D4B2"/>
+            <w:tcMar>
+              <w:top w:w="100" w:type="dxa"/>
+              <w:left w:w="140" w:type="dxa"/>
+              <w:bottom w:w="100" w:type="dxa"/>
+              <w:right w:w="140" w:type="dxa"/>
+            </w:tcMar>
+          </w:tcPr>
+          <w:p>
+            <w:pPr>
+              <w:rPr>
+                <w:color w:val="FFFFFF" w:themeColor="background1"/>
+              </w:rPr>
+            </w:pPr>
+            <w:r>
+              <w:rPr>
+                <w:rFonts w:ascii="Arial" w:eastAsia="Arial" w:hAnsi="Arial" w:cs="Arial"/>
+                <w:b/>
+                <w:bCs/>
+                <w:color w:val="FFFFFF" w:themeColor="background1"/>
+                <w:sz w:val="22"/>
+                <w:szCs w:val="22"/>
+              </w:rPr>
+              <w:t>Hoveddel</w:t>
+            </w:r>
+          </w:p>
+          <w:p>
+            <w:pPr>
+              <w:rPr>
+                <w:color w:val="FFFFFF" w:themeColor="background1"/>
+              </w:rPr>
+            </w:pPr>
+            <w:r>
+              <w:rPr>
+                <w:rFonts w:ascii="Arial" w:eastAsia="Arial" w:hAnsi="Arial" w:cs="Arial"/>
+                <w:color w:val="FFFFFF" w:themeColor="background1"/>
+                <w:sz w:val="18"/>
+                <w:szCs w:val="18"/>
+              </w:rPr>
+              <w:t>Argument 2</w:t>
+            </w:r>
+          </w:p>
+        </w:tc>
+        <w:tc>
+          <w:tcPr>
+            <w:tcW w:w="0" w:type="auto"/>
+            <w:tcBorders>
+              <w:top w:val="single" w:sz="4" w:space="0" w:color="AAAAAA"/>
+              <w:left w:val="single" w:sz="4" w:space="0" w:color="AAAAAA"/>
+              <w:bottom w:val="single" w:sz="4" w:space="0" w:color="AAAAAA"/>
+              <w:right w:val="single" w:sz="4" w:space="0" w:color="AAAAAA"/>
+            </w:tcBorders>
+            <w:shd w:val="clear" w:color="auto" w:fill="FFFFFF"/>
+            <w:tcMar>
+              <w:top w:w="100" w:type="dxa"/>
+              <w:left w:w="140" w:type="dxa"/>
+              <w:bottom w:w="100" w:type="dxa"/>
+              <w:right w:w="140" w:type="dxa"/>
+            </w:tcMar>
+          </w:tcPr>
+          <w:p>
+            <w:r>
+              <w:rPr>
+                <w:rFonts w:ascii="Arial" w:eastAsia="Arial" w:hAnsi="Arial" w:cs="Arial"/>
+                <w:sz w:val="20"/>
+                <w:szCs w:val="20"/>
+              </w:rPr>
+              <w:t>– Start med ny temasetning — nytt poeng</w:t>
+            </w:r>
+          </w:p>
+          <w:p>
+            <w:r>
+              <w:rPr>
+                <w:rFonts w:ascii="Arial" w:eastAsia="Arial" w:hAnsi="Arial" w:cs="Arial"/>
+                <w:sz w:val="20"/>
+                <w:szCs w:val="20"/>
+              </w:rPr>
+              <w:t>– Bruk gjerne et annet type belegg enn i arg. 1</w:t>
+            </w:r>
+          </w:p>
+          <w:p>
+            <w:r>
+              <w:rPr>
+                <w:rFonts w:ascii="Arial" w:eastAsia="Arial" w:hAnsi="Arial" w:cs="Arial"/>
+                <w:sz w:val="20"/>
+                <w:szCs w:val="20"/>
+              </w:rPr>
+              <w:t>– Knytt argumentet til leseren eller samfunnet</w:t>
+            </w:r>
+          </w:p>
+          <w:p/>
+          <w:p/>
+        </w:tc>
+        <w:tc>
+          <w:tcPr>
+            <w:tcW w:w="0" w:type="auto"/>
+            <w:tcBorders>
+              <w:top w:val="single" w:sz="4" w:space="0" w:color="AAAAAA"/>
+              <w:left w:val="single" w:sz="4" w:space="0" w:color="AAAAAA"/>
+              <w:bottom w:val="single" w:sz="4" w:space="0" w:color="AAAAAA"/>
+              <w:right w:val="single" w:sz="4" w:space="0" w:color="AAAAAA"/>
+            </w:tcBorders>
+            <w:shd w:val="clear" w:color="auto" w:fill="F9F9F9"/>
+            <w:tcMar>
+              <w:top w:w="100" w:type="dxa"/>
+              <w:left w:w="140" w:type="dxa"/>
+              <w:bottom w:w="100" w:type="dxa"/>
+              <w:right w:w="140" w:type="dxa"/>
+            </w:tcMar>
+          </w:tcPr>
+          <w:p>
+            <w:r>
+              <w:rPr>
+                <w:rFonts w:ascii="Arial" w:eastAsia="Arial" w:hAnsi="Arial" w:cs="Arial"/>
+                <w:i/>
+                <w:iCs/>
+                <w:color w:val="AAAAAA"/>
+                <w:sz w:val="20"/>
+                <w:szCs w:val="20"/>
+              </w:rPr>
+              <w:lastRenderedPageBreak/>
+              <w:t>Argument 2 …</w:t>
+            </w:r>
+          </w:p>
+        </w:tc>
+      </w:tr>
+      <w:tr>
+        <w:tblPrEx>
+          <w:tblCellMar>
+            <w:top w:w="0" w:type="dxa"/>
+            <w:bottom w:w="0" w:type="dxa"/>
+          </w:tblCellMar>
+        </w:tblPrEx>
+        <w:tc>
+          <w:tcPr>
+            <w:tcW w:w="0" w:type="auto"/>
+            <w:tcBorders>
+              <w:top w:val="single" w:sz="4" w:space="0" w:color="AAAAAA"/>
+              <w:left w:val="single" w:sz="4" w:space="0" w:color="AAAAAA"/>
+              <w:bottom w:val="single" w:sz="4" w:space="0" w:color="AAAAAA"/>
+              <w:right w:val="single" w:sz="4" w:space="0" w:color="AAAAAA"/>
+            </w:tcBorders>
+            <w:shd w:val="clear" w:color="auto" w:fill="43D4B2"/>
+            <w:tcMar>
+              <w:top w:w="100" w:type="dxa"/>
+              <w:left w:w="140" w:type="dxa"/>
+              <w:bottom w:w="100" w:type="dxa"/>
+              <w:right w:w="140" w:type="dxa"/>
+            </w:tcMar>
+          </w:tcPr>
+          <w:p>
+            <w:pPr>
+              <w:rPr>
+                <w:color w:val="FFFFFF" w:themeColor="background1"/>
+              </w:rPr>
+            </w:pPr>
+            <w:r>
+              <w:rPr>
+                <w:rFonts w:ascii="Arial" w:eastAsia="Arial" w:hAnsi="Arial" w:cs="Arial"/>
+                <w:b/>
+                <w:bCs/>
+                <w:color w:val="FFFFFF" w:themeColor="background1"/>
+                <w:sz w:val="22"/>
+                <w:szCs w:val="22"/>
+              </w:rPr>
+              <w:t>Hoveddel</w:t>
+            </w:r>
+          </w:p>
+          <w:p>
+            <w:pPr>
+              <w:rPr>
+                <w:color w:val="FFFFFF" w:themeColor="background1"/>
+              </w:rPr>
+            </w:pPr>
+            <w:r>
+              <w:rPr>
+                <w:rFonts w:ascii="Arial" w:eastAsia="Arial" w:hAnsi="Arial" w:cs="Arial"/>
+                <w:color w:val="FFFFFF" w:themeColor="background1"/>
+                <w:sz w:val="18"/>
+                <w:szCs w:val="18"/>
+              </w:rPr>
+              <w:t>Argument 3</w:t>
+            </w:r>
+          </w:p>
+        </w:tc>
+        <w:tc>
+          <w:tcPr>
+            <w:tcW w:w="0" w:type="auto"/>
+            <w:tcBorders>
+              <w:top w:val="single" w:sz="4" w:space="0" w:color="AAAAAA"/>
+              <w:left w:val="single" w:sz="4" w:space="0" w:color="AAAAAA"/>
+              <w:bottom w:val="single" w:sz="4" w:space="0" w:color="AAAAAA"/>
+              <w:right w:val="single" w:sz="4" w:space="0" w:color="AAAAAA"/>
+            </w:tcBorders>
+            <w:shd w:val="clear" w:color="auto" w:fill="FFFFFF"/>
+            <w:tcMar>
+              <w:top w:w="100" w:type="dxa"/>
+              <w:left w:w="140" w:type="dxa"/>
+              <w:bottom w:w="100" w:type="dxa"/>
+              <w:right w:w="140" w:type="dxa"/>
+            </w:tcMar>
+          </w:tcPr>
+          <w:p>
+            <w:r>
+              <w:rPr>
+                <w:rFonts w:ascii="Arial" w:eastAsia="Arial" w:hAnsi="Arial" w:cs="Arial"/>
+                <w:sz w:val="20"/>
+                <w:szCs w:val="20"/>
+              </w:rPr>
+              <w:t>– Ta opp et motargument («Noen vil mene at …»)</w:t>
+            </w:r>
+          </w:p>
+          <w:p>
+            <w:r>
+              <w:rPr>
+                <w:rFonts w:ascii="Arial" w:eastAsia="Arial" w:hAnsi="Arial" w:cs="Arial"/>
+                <w:sz w:val="20"/>
+                <w:szCs w:val="20"/>
+              </w:rPr>
+              <w:t>– Imøtegå det: forklar hvorfor du likevel har rett</w:t>
+            </w:r>
+          </w:p>
+          <w:p>
+            <w:r>
+              <w:rPr>
+                <w:rFonts w:ascii="Arial" w:eastAsia="Arial" w:hAnsi="Arial" w:cs="Arial"/>
+                <w:sz w:val="20"/>
+                <w:szCs w:val="20"/>
+              </w:rPr>
+              <w:t>– Styrker troverdigheten din</w:t>
+            </w:r>
+          </w:p>
+          <w:p/>
+          <w:p/>
+        </w:tc>
+        <w:tc>
+          <w:tcPr>
+            <w:tcW w:w="0" w:type="auto"/>
+            <w:tcBorders>
+              <w:top w:val="single" w:sz="4" w:space="0" w:color="AAAAAA"/>
+              <w:left w:val="single" w:sz="4" w:space="0" w:color="AAAAAA"/>
+              <w:bottom w:val="single" w:sz="4" w:space="0" w:color="AAAAAA"/>
+              <w:right w:val="single" w:sz="4" w:space="0" w:color="AAAAAA"/>
+            </w:tcBorders>
+            <w:shd w:val="clear" w:color="auto" w:fill="F9F9F9"/>
+            <w:tcMar>
+              <w:top w:w="100" w:type="dxa"/>
+              <w:left w:w="140" w:type="dxa"/>
+              <w:bottom w:w="100" w:type="dxa"/>
+              <w:right w:w="140" w:type="dxa"/>
+            </w:tcMar>
+          </w:tcPr>
+          <w:p>
+            <w:r>
+              <w:rPr>
+                <w:rFonts w:ascii="Arial" w:eastAsia="Arial" w:hAnsi="Arial" w:cs="Arial"/>
+                <w:i/>
+                <w:iCs/>
+                <w:color w:val="AAAAAA"/>
+                <w:sz w:val="20"/>
+                <w:szCs w:val="20"/>
+              </w:rPr>
+              <w:t>Motargument og tilsvar …</w:t>
+            </w:r>
+          </w:p>
+        </w:tc>
+      </w:tr>
+      <w:tr>
+        <w:tblPrEx>
+          <w:tblCellMar>
+            <w:top w:w="0" w:type="dxa"/>
+            <w:bottom w:w="0" w:type="dxa"/>
+          </w:tblCellMar>
+        </w:tblPrEx>
+        <w:tc>
+          <w:tcPr>
+            <w:tcW w:w="0" w:type="auto"/>
+            <w:tcBorders>
+              <w:top w:val="single" w:sz="4" w:space="0" w:color="AAAAAA"/>
+              <w:left w:val="single" w:sz="4" w:space="0" w:color="AAAAAA"/>
+              <w:bottom w:val="single" w:sz="4" w:space="0" w:color="AAAAAA"/>
+              <w:right w:val="single" w:sz="4" w:space="0" w:color="AAAAAA"/>
+            </w:tcBorders>
+            <w:shd w:val="clear" w:color="auto" w:fill="43D4B2"/>
+            <w:tcMar>
+              <w:top w:w="100" w:type="dxa"/>
+              <w:left w:w="140" w:type="dxa"/>
+              <w:bottom w:w="100" w:type="dxa"/>
+              <w:right w:w="140" w:type="dxa"/>
+            </w:tcMar>
+          </w:tcPr>
+          <w:p>
+            <w:pPr>
+              <w:rPr>
+                <w:color w:val="FFFFFF" w:themeColor="background1"/>
+              </w:rPr>
+            </w:pPr>
+            <w:r>
+              <w:rPr>
+                <w:rFonts w:ascii="Arial" w:eastAsia="Arial" w:hAnsi="Arial" w:cs="Arial"/>
+                <w:b/>
+                <w:bCs/>
+                <w:color w:val="FFFFFF" w:themeColor="background1"/>
+                <w:sz w:val="22"/>
+                <w:szCs w:val="22"/>
+              </w:rPr>
+              <w:t>Avslutning</w:t>
+            </w:r>
+          </w:p>
+        </w:tc>
+        <w:tc>
+          <w:tcPr>
+            <w:tcW w:w="0" w:type="auto"/>
+            <w:tcBorders>
+              <w:top w:val="single" w:sz="4" w:space="0" w:color="AAAAAA"/>
+              <w:left w:val="single" w:sz="4" w:space="0" w:color="AAAAAA"/>
+              <w:bottom w:val="single" w:sz="4" w:space="0" w:color="AAAAAA"/>
+              <w:right w:val="single" w:sz="4" w:space="0" w:color="AAAAAA"/>
+            </w:tcBorders>
+            <w:shd w:val="clear" w:color="auto" w:fill="FFFFFF"/>
+            <w:tcMar>
+              <w:top w:w="100" w:type="dxa"/>
+              <w:left w:w="140" w:type="dxa"/>
+              <w:bottom w:w="100" w:type="dxa"/>
+              <w:right w:w="140" w:type="dxa"/>
+            </w:tcMar>
+          </w:tcPr>
+          <w:p>
+            <w:r>
+              <w:rPr>
+                <w:rFonts w:ascii="Arial" w:eastAsia="Arial" w:hAnsi="Arial" w:cs="Arial"/>
+                <w:sz w:val="20"/>
+                <w:szCs w:val="20"/>
+              </w:rPr>
+              <w:t>– Gjenta hovedpåstanden med nye ord</w:t>
+            </w:r>
+          </w:p>
+          <w:p>
+            <w:r>
+              <w:rPr>
+                <w:rFonts w:ascii="Arial" w:eastAsia="Arial" w:hAnsi="Arial" w:cs="Arial"/>
+                <w:sz w:val="20"/>
+                <w:szCs w:val="20"/>
+              </w:rPr>
+              <w:t>– Oppsummer argumentene kort</w:t>
+            </w:r>
+          </w:p>
+          <w:p>
+            <w:r>
+              <w:rPr>
+                <w:rFonts w:ascii="Arial" w:eastAsia="Arial" w:hAnsi="Arial" w:cs="Arial"/>
+                <w:sz w:val="20"/>
+                <w:szCs w:val="20"/>
+              </w:rPr>
+              <w:t>– Avslutt med oppfordring til handling eller retorisk spørsmål</w:t>
+            </w:r>
+          </w:p>
+          <w:p/>
+          <w:p/>
+        </w:tc>
+        <w:tc>
+          <w:tcPr>
+            <w:tcW w:w="0" w:type="auto"/>
+            <w:tcBorders>
+              <w:top w:val="single" w:sz="4" w:space="0" w:color="AAAAAA"/>
+              <w:left w:val="single" w:sz="4" w:space="0" w:color="AAAAAA"/>
+              <w:bottom w:val="single" w:sz="4" w:space="0" w:color="AAAAAA"/>
+              <w:right w:val="single" w:sz="4" w:space="0" w:color="AAAAAA"/>
+            </w:tcBorders>
+            <w:shd w:val="clear" w:color="auto" w:fill="F9F9F9"/>
+            <w:tcMar>
+              <w:top w:w="100" w:type="dxa"/>
+              <w:left w:w="140" w:type="dxa"/>
+              <w:bottom w:w="100" w:type="dxa"/>
+              <w:right w:w="140" w:type="dxa"/>
+            </w:tcMar>
+          </w:tcPr>
+          <w:p>
+            <w:r>
+              <w:rPr>
+                <w:rFonts w:ascii="Arial" w:eastAsia="Arial" w:hAnsi="Arial" w:cs="Arial"/>
+                <w:i/>
+                <w:iCs/>
+                <w:color w:val="AAAAAA"/>
+                <w:sz w:val="20"/>
+                <w:szCs w:val="20"/>
+              </w:rPr>
+              <w:t>Avslutningen din …</w:t>
+            </w:r>
+          </w:p>
+        </w:tc>
+      </w:tr>
+    </w:tbl>
+    <w:p>
+      <w:pPr>
+        <w:spacing w:line="240" w:lineRule="auto"/>
+        <w:rPr>
+          <w:rFonts w:asciiTheme="majorHAnsi" w:hAnsiTheme="majorHAnsi" w:cs="Arial"/>
+          <w:color w:val="FFFFFF" w:themeColor="background1"/>
+          <w:sz w:val="22"/>
+          <w:szCs w:val="22"/>
+        </w:rPr>
+      </w:pPr>
+    </w:p>
+    <w:p>
+      <w:pPr>
         <w:pStyle w:val="Heading1"/>
         <w:rPr>
           <w:b/>
@@ -16396,8 +17433,8 @@
           <w:lang w:val="nn-NO"/>
         </w:rPr>
       </w:pPr>
-      <w:bookmarkStart w:id="13" w:name="_Toc224743304"/>
-      <w:bookmarkStart w:id="14" w:name="_Toc228801368"/>
+      <w:bookmarkStart w:id="16" w:name="_Toc224743304"/>
+      <w:bookmarkStart w:id="17" w:name="_Toc229331020"/>
       <w:r>
         <w:rPr>
           <w:b/>
@@ -16407,8 +17444,8 @@
         </w:rPr>
         <w:t>SPRÅKLIGE VIRKEMIDLER</w:t>
       </w:r>
-      <w:bookmarkEnd w:id="13"/>
-      <w:bookmarkEnd w:id="14"/>
+      <w:bookmarkEnd w:id="16"/>
+      <w:bookmarkEnd w:id="17"/>
     </w:p>
     <w:p>
       <w:pPr>
@@ -16966,6 +18003,7 @@
                 <w:sz w:val="20"/>
                 <w:szCs w:val="20"/>
               </w:rPr>
+              <w:lastRenderedPageBreak/>
               <w:t>Symbol</w:t>
             </w:r>
           </w:p>
@@ -17239,7 +18277,6 @@
                 <w:sz w:val="20"/>
                 <w:szCs w:val="20"/>
               </w:rPr>
-              <w:lastRenderedPageBreak/>
               <w:t>Gjentagelse</w:t>
             </w:r>
           </w:p>
@@ -17372,7 +18409,23 @@
           <w:color w:val="FFFFFF" w:themeColor="background1"/>
         </w:rPr>
       </w:pPr>
-      <w:bookmarkStart w:id="15" w:name="_Toc224743305"/>
+      <w:bookmarkStart w:id="18" w:name="_Toc224743305"/>
+    </w:p>
+    <w:p>
+      <w:pPr>
+        <w:rPr>
+          <w:rFonts w:asciiTheme="majorHAnsi" w:hAnsiTheme="majorHAnsi"/>
+          <w:color w:val="FFFFFF" w:themeColor="background1"/>
+        </w:rPr>
+      </w:pPr>
+    </w:p>
+    <w:p>
+      <w:pPr>
+        <w:rPr>
+          <w:rFonts w:asciiTheme="majorHAnsi" w:hAnsiTheme="majorHAnsi"/>
+          <w:color w:val="FFFFFF" w:themeColor="background1"/>
+        </w:rPr>
+      </w:pPr>
     </w:p>
     <w:p>
       <w:pPr>
@@ -17382,10 +18435,10 @@
           <w:color w:val="FFFFFF" w:themeColor="background1"/>
         </w:rPr>
       </w:pPr>
-      <w:bookmarkStart w:id="16" w:name="_Toc166590307"/>
-      <w:bookmarkEnd w:id="15"/>
+      <w:bookmarkStart w:id="19" w:name="_Toc166590307"/>
+      <w:bookmarkEnd w:id="18"/>
     </w:p>
-    <w:bookmarkEnd w:id="16"/>
+    <w:bookmarkEnd w:id="19"/>
     <w:p>
       <w:pPr>
         <w:rPr>

--- a/Snorres_hjelpehefte.docx
+++ b/Snorres_hjelpehefte.docx
@@ -1,6 +1,7 @@
 
 <file path=word/document.xml><?xml version="1.0" encoding="utf-8"?>
-<w:document xmlns:wpc="http://schemas.microsoft.com/office/word/2010/wordprocessingCanvas" xmlns:cx="http://schemas.microsoft.com/office/drawing/2014/chartex" xmlns:cx1="http://schemas.microsoft.com/office/drawing/2015/9/8/chartex" xmlns:cx2="http://schemas.microsoft.com/office/drawing/2015/10/21/chartex" xmlns:cx3="http://schemas.microsoft.com/office/drawing/2016/5/9/chartex" xmlns:cx4="http://schemas.microsoft.com/office/drawing/2016/5/10/chartex" xmlns:cx5="http://schemas.microsoft.com/office/drawing/2016/5/11/chartex" xmlns:cx6="http://schemas.microsoft.com/office/drawing/2016/5/12/chartex" xmlns:cx7="http://schemas.microsoft.com/office/drawing/2016/5/13/chartex" xmlns:cx8="http://schemas.microsoft.com/office/drawing/2016/5/14/chartex" xmlns:mc="http://schemas.openxmlformats.org/markup-compatibility/2006" xmlns:aink="http://schemas.microsoft.com/office/drawing/2016/ink" xmlns:am3d="http://schemas.microsoft.com/office/drawing/2017/model3d" xmlns:o="urn:schemas-microsoft-com:office:office" xmlns:oel="http://schemas.microsoft.com/office/2019/extlst" xmlns:r="http://schemas.openxmlformats.org/officeDocument/2006/relationships" xmlns:m="http://schemas.openxmlformats.org/officeDocument/2006/math" xmlns:v="urn:schemas-microsoft-com:vml" xmlns:wp14="http://schemas.microsoft.com/office/word/2010/wordprocessingDrawing" xmlns:wp="http://schemas.openxmlformats.org/drawingml/2006/wordprocessingDrawing" xmlns:w10="urn:schemas-microsoft-com:office:word" xmlns:w="http://schemas.openxmlformats.org/wordprocessingml/2006/main" xmlns:w14="http://schemas.microsoft.com/office/word/2010/wordml" xmlns:w15="http://schemas.microsoft.com/office/word/2012/wordml" xmlns:w16cex="http://schemas.microsoft.com/office/word/2018/wordml/cex" xmlns:w16cid="http://schemas.microsoft.com/office/word/2016/wordml/cid" xmlns:w16="http://schemas.microsoft.com/office/word/2018/wordml" xmlns:w16du="http://schemas.microsoft.com/office/word/2023/wordml/word16du" xmlns:w16sdtdh="http://schemas.microsoft.com/office/word/2020/wordml/sdtdatahash" xmlns:w16sdtfl="http://schemas.microsoft.com/office/word/2024/wordml/sdtformatlock" xmlns:w16se="http://schemas.microsoft.com/office/word/2015/wordml/symex" xmlns:wpg="http://schemas.microsoft.com/office/word/2010/wordprocessingGroup" xmlns:wpi="http://schemas.microsoft.com/office/word/2010/wordprocessingInk" xmlns:wne="http://schemas.microsoft.com/office/word/2006/wordml" xmlns:wps="http://schemas.microsoft.com/office/word/2010/wordprocessingShape" mc:Ignorable="w14 w15 w16se w16cid w16 w16cex w16sdtdh w16sdtfl w16du wp14">
+<w:document xmlns:wpc="http://schemas.microsoft.com/office/word/2010/wordprocessingCanvas" xmlns:cx="http://schemas.microsoft.com/office/drawing/2014/chartex" xmlns:cx1="http://schemas.microsoft.com/office/drawing/2015/9/8/chartex" xmlns:cx2="http://schemas.microsoft.com/office/drawing/2015/10/21/chartex" xmlns:cx3="http://schemas.microsoft.com/office/drawing/2016/5/9/chartex" xmlns:cx4="http://schemas.microsoft.com/office/drawing/2016/5/10/chartex" xmlns:cx5="http://schemas.microsoft.com/office/drawing/2016/5/11/chartex" xmlns:mc="http://schemas.openxmlformats.org/markup-compatibility/2006" xmlns:o="urn:schemas-microsoft-com:office:office" xmlns:r="http://schemas.openxmlformats.org/officeDocument/2006/relationships" xmlns:m="http://schemas.openxmlformats.org/officeDocument/2006/math" xmlns:v="urn:schemas-microsoft-com:vml" xmlns:wp14="http://schemas.microsoft.com/office/word/2010/wordprocessingDrawing" xmlns:wp="http://schemas.openxmlformats.org/drawingml/2006/wordprocessingDrawing" xmlns:w10="urn:schemas-microsoft-com:office:word" xmlns:w="http://schemas.openxmlformats.org/wordprocessingml/2006/main" xmlns:w14="http://schemas.microsoft.com/office/word/2010/wordml" xmlns:w15="http://schemas.microsoft.com/office/word/2012/wordml" xmlns:wne="http://schemas.microsoft.com/office/word/2006/wordml" xmlns:w16cid="http://schemas.microsoft.com/office/word/2016/wordml/cid" xmlns:w16se="http://schemas.microsoft.com/office/word/2015/wordml/symex" xmlns:wpg="http://schemas.microsoft.com/office/word/2010/wordprocessingGroup" xmlns:wpi="http://schemas.microsoft.com/office/word/2010/wordprocessingInk" xmlns:wps="http://schemas.microsoft.com/office/word/2010/wordprocessingShape" mc:Ignorable="w14 w15 wp14 w16se w16cid">
+  <!-- Generated by Aspose.Words for .NET 25.6.0 -->
   <w:body>
     <w:p>
       <w:pPr>
@@ -212,11 +213,6 @@
               <w:rPr>
                 <w:webHidden/>
               </w:rPr>
-            </w:r>
-            <w:r>
-              <w:rPr>
-                <w:webHidden/>
-              </w:rPr>
               <w:fldChar w:fldCharType="separate"/>
             </w:r>
             <w:r>
@@ -272,11 +268,6 @@
               <w:rPr>
                 <w:webHidden/>
               </w:rPr>
-            </w:r>
-            <w:r>
-              <w:rPr>
-                <w:webHidden/>
-              </w:rPr>
               <w:fldChar w:fldCharType="separate"/>
             </w:r>
             <w:r>
@@ -332,11 +323,6 @@
               <w:rPr>
                 <w:webHidden/>
               </w:rPr>
-            </w:r>
-            <w:r>
-              <w:rPr>
-                <w:webHidden/>
-              </w:rPr>
               <w:fldChar w:fldCharType="separate"/>
             </w:r>
             <w:r>
@@ -392,11 +378,6 @@
               <w:rPr>
                 <w:webHidden/>
               </w:rPr>
-            </w:r>
-            <w:r>
-              <w:rPr>
-                <w:webHidden/>
-              </w:rPr>
               <w:fldChar w:fldCharType="separate"/>
             </w:r>
             <w:r>
@@ -452,11 +433,6 @@
               <w:rPr>
                 <w:webHidden/>
               </w:rPr>
-            </w:r>
-            <w:r>
-              <w:rPr>
-                <w:webHidden/>
-              </w:rPr>
               <w:fldChar w:fldCharType="separate"/>
             </w:r>
             <w:r>
@@ -512,11 +488,6 @@
               <w:rPr>
                 <w:webHidden/>
               </w:rPr>
-            </w:r>
-            <w:r>
-              <w:rPr>
-                <w:webHidden/>
-              </w:rPr>
               <w:fldChar w:fldCharType="separate"/>
             </w:r>
             <w:r>
@@ -572,11 +543,6 @@
               <w:rPr>
                 <w:webHidden/>
               </w:rPr>
-            </w:r>
-            <w:r>
-              <w:rPr>
-                <w:webHidden/>
-              </w:rPr>
               <w:fldChar w:fldCharType="separate"/>
             </w:r>
             <w:r>
@@ -633,11 +599,6 @@
               <w:rPr>
                 <w:webHidden/>
               </w:rPr>
-            </w:r>
-            <w:r>
-              <w:rPr>
-                <w:webHidden/>
-              </w:rPr>
               <w:fldChar w:fldCharType="separate"/>
             </w:r>
             <w:r>
@@ -689,11 +650,6 @@
                 <w:webHidden/>
               </w:rPr>
               <w:instrText xml:space="preserve"> PAGEREF _Toc229331020 \h </w:instrText>
-            </w:r>
-            <w:r>
-              <w:rPr>
-                <w:webHidden/>
-              </w:rPr>
             </w:r>
             <w:r>
               <w:rPr>
@@ -749,7 +705,7 @@
         <mc:AlternateContent>
           <mc:Choice Requires="wps">
             <w:drawing>
-              <wp:anchor distT="91440" distB="91440" distL="114300" distR="114300" simplePos="0" relativeHeight="251659264" behindDoc="0" locked="0" layoutInCell="1" allowOverlap="1" wp14:anchorId="12205C32" wp14:editId="73D638FC">
+              <wp:anchor distT="91440" distB="91440" distL="114300" distR="114300" simplePos="0" relativeHeight="251658240" behindDoc="0" locked="0" layoutInCell="1" allowOverlap="1">
                 <wp:simplePos x="0" y="0"/>
                 <wp:positionH relativeFrom="page">
                   <wp:posOffset>1722120</wp:posOffset>
@@ -757,23 +713,21 @@
                 <wp:positionV relativeFrom="paragraph">
                   <wp:posOffset>815340</wp:posOffset>
                 </wp:positionV>
-                <wp:extent cx="4038600" cy="1403985"/>
+                <wp:extent cx="4038600" cy="1778508"/>
                 <wp:effectExtent l="0" t="0" r="0" b="0"/>
                 <wp:wrapTopAndBottom/>
                 <wp:docPr id="307" name="Text Box 2"/>
-                <wp:cNvGraphicFramePr>
-                  <a:graphicFrameLocks xmlns:a="http://schemas.openxmlformats.org/drawingml/2006/main"/>
-                </wp:cNvGraphicFramePr>
+                <wp:cNvGraphicFramePr/>
                 <a:graphic xmlns:a="http://schemas.openxmlformats.org/drawingml/2006/main">
                   <a:graphicData uri="http://schemas.microsoft.com/office/word/2010/wordprocessingShape">
-                    <wps:wsp>
+                    <wps:wsp xmlns:wps="http://schemas.microsoft.com/office/word/2010/wordprocessingShape">
                       <wps:cNvSpPr txBox="1">
                         <a:spLocks noChangeArrowheads="1"/>
                       </wps:cNvSpPr>
                       <wps:spPr bwMode="auto">
                         <a:xfrm>
                           <a:off x="0" y="0"/>
-                          <a:ext cx="4038600" cy="1403985"/>
+                          <a:ext cx="4038600" cy="1778508"/>
                         </a:xfrm>
                         <a:prstGeom prst="rect">
                           <a:avLst/>
@@ -828,11 +782,11 @@
           </mc:Choice>
           <mc:Fallback>
             <w:pict>
-              <v:shapetype w14:anchorId="12205C32" id="_x0000_t202" coordsize="21600,21600" o:spt="202" path="m,l,21600r21600,l21600,xe">
+              <v:shapetype id="_x0000_t202" coordsize="21600,21600" o:spt="202" path="m,l,21600r21600,l21600,xe">
                 <v:stroke joinstyle="miter"/>
                 <v:path gradientshapeok="t" o:connecttype="rect"/>
               </v:shapetype>
-              <v:shape id="Text Box 2" o:spid="_x0000_s1026" type="#_x0000_t202" style="position:absolute;margin-left:135.6pt;margin-top:64.2pt;width:318pt;height:110.55pt;z-index:251659264;visibility:visible;mso-wrap-style:square;mso-width-percent:0;mso-height-percent:200;mso-wrap-distance-left:9pt;mso-wrap-distance-top:7.2pt;mso-wrap-distance-right:9pt;mso-wrap-distance-bottom:7.2pt;mso-position-horizontal:absolute;mso-position-horizontal-relative:page;mso-position-vertical:absolute;mso-position-vertical-relative:text;mso-width-percent:0;mso-height-percent:200;mso-width-relative:margin;mso-height-relative:margin;v-text-anchor:top" o:gfxdata="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" filled="f" stroked="f">
+              <v:shape id="Text Box 2" o:spid="_x0000_s1025" type="#_x0000_t202" style="width:318pt;height:110.55pt;margin-top:64.2pt;margin-left:135.6pt;mso-height-percent:200;mso-height-relative:margin;mso-position-horizontal-relative:page;mso-width-percent:0;mso-width-relative:margin;mso-wrap-distance-bottom:7.2pt;mso-wrap-distance-left:9pt;mso-wrap-distance-right:9pt;mso-wrap-distance-top:7.2pt;mso-wrap-style:square;position:absolute;v-text-anchor:top;visibility:visible;z-index:251659264" filled="f" stroked="f">
                 <v:textbox style="mso-fit-shape-to-text:t">
                   <w:txbxContent>
                     <w:p>
@@ -858,7 +812,7 @@
                     </w:p>
                   </w:txbxContent>
                 </v:textbox>
-                <w10:wrap type="topAndBottom" anchorx="page"/>
+                <w10:wrap type="topAndBottom"/>
               </v:shape>
             </w:pict>
           </mc:Fallback>
@@ -927,12 +881,17 @@
           <w:left w:w="0" w:type="dxa"/>
           <w:right w:w="0" w:type="dxa"/>
         </w:tblCellMar>
-        <w:tblLook w:val="04A0" w:firstRow="1" w:lastRow="0" w:firstColumn="1" w:lastColumn="0" w:noHBand="0" w:noVBand="1"/>
+        <w:tblLook w:val="04A0"/>
       </w:tblPr>
       <w:tblGrid>
         <w:gridCol w:w="10348"/>
       </w:tblGrid>
       <w:tr>
+        <w:tblPrEx>
+          <w:tblW w:w="10348" w:type="dxa"/>
+          <w:tblInd w:w="-575" w:type="dxa"/>
+          <w:tblLook w:val="04A0"/>
+        </w:tblPrEx>
         <w:trPr>
           <w:trHeight w:val="300"/>
         </w:trPr>
@@ -951,7 +910,7 @@
             <w:pPr>
               <w:pStyle w:val="ListParagraph"/>
               <w:rPr>
-                <w:rFonts w:asciiTheme="majorHAnsi" w:eastAsia="Times New Roman" w:hAnsiTheme="majorHAnsi" w:cs="Arial"/>
+                <w:rFonts w:eastAsia="Times New Roman" w:asciiTheme="majorHAnsi" w:hAnsiTheme="majorHAnsi" w:cs="Arial"/>
                 <w:b/>
                 <w:bCs/>
                 <w:kern w:val="0"/>
@@ -967,7 +926,7 @@
             <w:pPr>
               <w:pStyle w:val="ListParagraph"/>
               <w:rPr>
-                <w:rFonts w:asciiTheme="majorHAnsi" w:eastAsia="Times New Roman" w:hAnsiTheme="majorHAnsi" w:cs="Arial"/>
+                <w:rFonts w:eastAsia="Times New Roman" w:asciiTheme="majorHAnsi" w:hAnsiTheme="majorHAnsi" w:cs="Arial"/>
                 <w:b/>
                 <w:bCs/>
                 <w:kern w:val="0"/>
@@ -980,7 +939,7 @@
             </w:pPr>
             <w:r>
               <w:rPr>
-                <w:rFonts w:asciiTheme="majorHAnsi" w:eastAsia="Times New Roman" w:hAnsiTheme="majorHAnsi" w:cs="Arial"/>
+                <w:rFonts w:eastAsia="Times New Roman" w:asciiTheme="majorHAnsi" w:hAnsiTheme="majorHAnsi" w:cs="Arial"/>
                 <w:b/>
                 <w:bCs/>
                 <w:kern w:val="0"/>
@@ -997,7 +956,7 @@
             <w:pPr>
               <w:pStyle w:val="ListParagraph"/>
               <w:rPr>
-                <w:rFonts w:asciiTheme="majorHAnsi" w:eastAsia="Times New Roman" w:hAnsiTheme="majorHAnsi" w:cs="Arial"/>
+                <w:rFonts w:eastAsia="Times New Roman" w:asciiTheme="majorHAnsi" w:hAnsiTheme="majorHAnsi" w:cs="Arial"/>
                 <w:b/>
                 <w:bCs/>
                 <w:kern w:val="0"/>
@@ -1016,7 +975,7 @@
                 <w:numId w:val="4"/>
               </w:numPr>
               <w:rPr>
-                <w:rFonts w:asciiTheme="majorHAnsi" w:eastAsia="Times New Roman" w:hAnsiTheme="majorHAnsi" w:cs="Arial"/>
+                <w:rFonts w:eastAsia="Times New Roman" w:asciiTheme="majorHAnsi" w:hAnsiTheme="majorHAnsi" w:cs="Arial"/>
                 <w:kern w:val="0"/>
                 <w:sz w:val="20"/>
                 <w:szCs w:val="20"/>
@@ -1026,7 +985,7 @@
             </w:pPr>
             <w:r>
               <w:rPr>
-                <w:rFonts w:asciiTheme="majorHAnsi" w:eastAsia="Times New Roman" w:hAnsiTheme="majorHAnsi" w:cs="Arial"/>
+                <w:rFonts w:eastAsia="Times New Roman" w:asciiTheme="majorHAnsi" w:hAnsiTheme="majorHAnsi" w:cs="Arial"/>
                 <w:kern w:val="0"/>
                 <w:sz w:val="20"/>
                 <w:szCs w:val="20"/>
@@ -1040,7 +999,7 @@
             <w:pPr>
               <w:pStyle w:val="ListParagraph"/>
               <w:rPr>
-                <w:rFonts w:asciiTheme="majorHAnsi" w:eastAsia="Times New Roman" w:hAnsiTheme="majorHAnsi" w:cs="Arial"/>
+                <w:rFonts w:eastAsia="Times New Roman" w:asciiTheme="majorHAnsi" w:hAnsiTheme="majorHAnsi" w:cs="Arial"/>
                 <w:kern w:val="0"/>
                 <w:sz w:val="20"/>
                 <w:szCs w:val="20"/>
@@ -1050,7 +1009,7 @@
             </w:pPr>
             <w:r>
               <w:rPr>
-                <w:rFonts w:asciiTheme="majorHAnsi" w:eastAsia="Times New Roman" w:hAnsiTheme="majorHAnsi" w:cs="Arial"/>
+                <w:rFonts w:eastAsia="Times New Roman" w:asciiTheme="majorHAnsi" w:hAnsiTheme="majorHAnsi" w:cs="Arial"/>
                 <w:kern w:val="0"/>
                 <w:sz w:val="20"/>
                 <w:szCs w:val="20"/>
@@ -1063,6 +1022,11 @@
         </w:tc>
       </w:tr>
       <w:tr>
+        <w:tblPrEx>
+          <w:tblW w:w="10348" w:type="dxa"/>
+          <w:tblInd w:w="-575" w:type="dxa"/>
+          <w:tblLook w:val="04A0"/>
+        </w:tblPrEx>
         <w:trPr>
           <w:trHeight w:val="300"/>
         </w:trPr>
@@ -1081,7 +1045,7 @@
             <w:pPr>
               <w:pStyle w:val="ListParagraph"/>
               <w:rPr>
-                <w:rFonts w:asciiTheme="majorHAnsi" w:eastAsia="Times New Roman" w:hAnsiTheme="majorHAnsi" w:cs="Arial"/>
+                <w:rFonts w:eastAsia="Times New Roman" w:asciiTheme="majorHAnsi" w:hAnsiTheme="majorHAnsi" w:cs="Arial"/>
                 <w:b/>
                 <w:bCs/>
                 <w:kern w:val="0"/>
@@ -1097,7 +1061,7 @@
             <w:pPr>
               <w:pStyle w:val="ListParagraph"/>
               <w:rPr>
-                <w:rFonts w:asciiTheme="majorHAnsi" w:eastAsia="Times New Roman" w:hAnsiTheme="majorHAnsi" w:cs="Arial"/>
+                <w:rFonts w:eastAsia="Times New Roman" w:asciiTheme="majorHAnsi" w:hAnsiTheme="majorHAnsi" w:cs="Arial"/>
                 <w:b/>
                 <w:bCs/>
                 <w:kern w:val="0"/>
@@ -1110,7 +1074,7 @@
             </w:pPr>
             <w:r>
               <w:rPr>
-                <w:rFonts w:asciiTheme="majorHAnsi" w:eastAsia="Times New Roman" w:hAnsiTheme="majorHAnsi" w:cs="Arial"/>
+                <w:rFonts w:eastAsia="Times New Roman" w:asciiTheme="majorHAnsi" w:hAnsiTheme="majorHAnsi" w:cs="Arial"/>
                 <w:b/>
                 <w:bCs/>
                 <w:kern w:val="0"/>
@@ -1127,7 +1091,7 @@
             <w:pPr>
               <w:pStyle w:val="ListParagraph"/>
               <w:rPr>
-                <w:rFonts w:asciiTheme="majorHAnsi" w:eastAsia="Times New Roman" w:hAnsiTheme="majorHAnsi" w:cs="Arial"/>
+                <w:rFonts w:eastAsia="Times New Roman" w:asciiTheme="majorHAnsi" w:hAnsiTheme="majorHAnsi" w:cs="Arial"/>
                 <w:b/>
                 <w:bCs/>
                 <w:kern w:val="0"/>
@@ -1139,7 +1103,7 @@
             </w:pPr>
             <w:r>
               <w:rPr>
-                <w:rFonts w:asciiTheme="majorHAnsi" w:eastAsia="Times New Roman" w:hAnsiTheme="majorHAnsi" w:cs="Arial"/>
+                <w:rFonts w:eastAsia="Times New Roman" w:asciiTheme="majorHAnsi" w:hAnsiTheme="majorHAnsi" w:cs="Arial"/>
                 <w:b/>
                 <w:bCs/>
                 <w:kern w:val="0"/>
@@ -1159,7 +1123,7 @@
                 <w:numId w:val="9"/>
               </w:numPr>
               <w:rPr>
-                <w:rFonts w:asciiTheme="majorHAnsi" w:eastAsia="Times New Roman" w:hAnsiTheme="majorHAnsi" w:cs="Arial"/>
+                <w:rFonts w:eastAsia="Times New Roman" w:asciiTheme="majorHAnsi" w:hAnsiTheme="majorHAnsi" w:cs="Arial"/>
                 <w:kern w:val="0"/>
                 <w:sz w:val="20"/>
                 <w:szCs w:val="20"/>
@@ -1169,7 +1133,7 @@
             </w:pPr>
             <w:r>
               <w:rPr>
-                <w:rFonts w:asciiTheme="majorHAnsi" w:eastAsia="Times New Roman" w:hAnsiTheme="majorHAnsi" w:cs="Arial"/>
+                <w:rFonts w:eastAsia="Times New Roman" w:asciiTheme="majorHAnsi" w:hAnsiTheme="majorHAnsi" w:cs="Arial"/>
                 <w:kern w:val="0"/>
                 <w:sz w:val="20"/>
                 <w:szCs w:val="20"/>
@@ -1187,7 +1151,7 @@
                 <w:numId w:val="9"/>
               </w:numPr>
               <w:rPr>
-                <w:rFonts w:asciiTheme="majorHAnsi" w:eastAsia="Times New Roman" w:hAnsiTheme="majorHAnsi" w:cs="Arial"/>
+                <w:rFonts w:eastAsia="Times New Roman" w:asciiTheme="majorHAnsi" w:hAnsiTheme="majorHAnsi" w:cs="Arial"/>
                 <w:kern w:val="0"/>
                 <w:sz w:val="20"/>
                 <w:szCs w:val="20"/>
@@ -1197,7 +1161,7 @@
             </w:pPr>
             <w:r>
               <w:rPr>
-                <w:rFonts w:asciiTheme="majorHAnsi" w:eastAsia="Times New Roman" w:hAnsiTheme="majorHAnsi" w:cs="Arial"/>
+                <w:rFonts w:eastAsia="Times New Roman" w:asciiTheme="majorHAnsi" w:hAnsiTheme="majorHAnsi" w:cs="Arial"/>
                 <w:kern w:val="0"/>
                 <w:sz w:val="20"/>
                 <w:szCs w:val="20"/>
@@ -1215,7 +1179,7 @@
                 <w:numId w:val="9"/>
               </w:numPr>
               <w:rPr>
-                <w:rFonts w:asciiTheme="majorHAnsi" w:eastAsia="Times New Roman" w:hAnsiTheme="majorHAnsi" w:cs="Arial"/>
+                <w:rFonts w:eastAsia="Times New Roman" w:asciiTheme="majorHAnsi" w:hAnsiTheme="majorHAnsi" w:cs="Arial"/>
                 <w:kern w:val="0"/>
                 <w:sz w:val="20"/>
                 <w:szCs w:val="20"/>
@@ -1225,7 +1189,7 @@
             </w:pPr>
             <w:r>
               <w:rPr>
-                <w:rFonts w:asciiTheme="majorHAnsi" w:eastAsia="Times New Roman" w:hAnsiTheme="majorHAnsi" w:cs="Arial"/>
+                <w:rFonts w:eastAsia="Times New Roman" w:asciiTheme="majorHAnsi" w:hAnsiTheme="majorHAnsi" w:cs="Arial"/>
                 <w:kern w:val="0"/>
                 <w:sz w:val="20"/>
                 <w:szCs w:val="20"/>
@@ -1243,7 +1207,7 @@
                 <w:numId w:val="9"/>
               </w:numPr>
               <w:rPr>
-                <w:rFonts w:asciiTheme="majorHAnsi" w:eastAsia="Times New Roman" w:hAnsiTheme="majorHAnsi" w:cs="Arial"/>
+                <w:rFonts w:eastAsia="Times New Roman" w:asciiTheme="majorHAnsi" w:hAnsiTheme="majorHAnsi" w:cs="Arial"/>
                 <w:kern w:val="0"/>
                 <w:sz w:val="20"/>
                 <w:szCs w:val="20"/>
@@ -1253,7 +1217,7 @@
             </w:pPr>
             <w:r>
               <w:rPr>
-                <w:rFonts w:asciiTheme="majorHAnsi" w:eastAsia="Times New Roman" w:hAnsiTheme="majorHAnsi" w:cs="Arial"/>
+                <w:rFonts w:eastAsia="Times New Roman" w:asciiTheme="majorHAnsi" w:hAnsiTheme="majorHAnsi" w:cs="Arial"/>
                 <w:kern w:val="0"/>
                 <w:sz w:val="20"/>
                 <w:szCs w:val="20"/>
@@ -1271,7 +1235,7 @@
                 <w:numId w:val="9"/>
               </w:numPr>
               <w:rPr>
-                <w:rFonts w:asciiTheme="majorHAnsi" w:eastAsia="Times New Roman" w:hAnsiTheme="majorHAnsi" w:cs="Arial"/>
+                <w:rFonts w:eastAsia="Times New Roman" w:asciiTheme="majorHAnsi" w:hAnsiTheme="majorHAnsi" w:cs="Arial"/>
                 <w:kern w:val="0"/>
                 <w:sz w:val="20"/>
                 <w:szCs w:val="20"/>
@@ -1281,7 +1245,7 @@
             </w:pPr>
             <w:r>
               <w:rPr>
-                <w:rFonts w:asciiTheme="majorHAnsi" w:eastAsia="Times New Roman" w:hAnsiTheme="majorHAnsi" w:cs="Arial"/>
+                <w:rFonts w:eastAsia="Times New Roman" w:asciiTheme="majorHAnsi" w:hAnsiTheme="majorHAnsi" w:cs="Arial"/>
                 <w:kern w:val="0"/>
                 <w:sz w:val="20"/>
                 <w:szCs w:val="20"/>
@@ -1295,7 +1259,7 @@
             <w:pPr>
               <w:pStyle w:val="ListParagraph"/>
               <w:rPr>
-                <w:rFonts w:asciiTheme="majorHAnsi" w:eastAsia="Times New Roman" w:hAnsiTheme="majorHAnsi" w:cs="Arial"/>
+                <w:rFonts w:eastAsia="Times New Roman" w:asciiTheme="majorHAnsi" w:hAnsiTheme="majorHAnsi" w:cs="Arial"/>
                 <w:kern w:val="0"/>
                 <w:sz w:val="20"/>
                 <w:szCs w:val="20"/>
@@ -1305,7 +1269,7 @@
             </w:pPr>
             <w:r>
               <w:rPr>
-                <w:rFonts w:asciiTheme="majorHAnsi" w:eastAsia="Times New Roman" w:hAnsiTheme="majorHAnsi" w:cs="Arial"/>
+                <w:rFonts w:eastAsia="Times New Roman" w:asciiTheme="majorHAnsi" w:hAnsiTheme="majorHAnsi" w:cs="Arial"/>
                 <w:kern w:val="0"/>
                 <w:sz w:val="20"/>
                 <w:szCs w:val="20"/>
@@ -1318,6 +1282,11 @@
         </w:tc>
       </w:tr>
       <w:tr>
+        <w:tblPrEx>
+          <w:tblW w:w="10348" w:type="dxa"/>
+          <w:tblInd w:w="-575" w:type="dxa"/>
+          <w:tblLook w:val="04A0"/>
+        </w:tblPrEx>
         <w:trPr>
           <w:trHeight w:val="300"/>
         </w:trPr>
@@ -1336,7 +1305,7 @@
             <w:pPr>
               <w:pStyle w:val="ListParagraph"/>
               <w:rPr>
-                <w:rFonts w:asciiTheme="majorHAnsi" w:eastAsia="Times New Roman" w:hAnsiTheme="majorHAnsi" w:cs="Arial"/>
+                <w:rFonts w:eastAsia="Times New Roman" w:asciiTheme="majorHAnsi" w:hAnsiTheme="majorHAnsi" w:cs="Arial"/>
                 <w:b/>
                 <w:bCs/>
                 <w:kern w:val="0"/>
@@ -1352,7 +1321,7 @@
             <w:pPr>
               <w:pStyle w:val="ListParagraph"/>
               <w:rPr>
-                <w:rFonts w:asciiTheme="majorHAnsi" w:eastAsia="Times New Roman" w:hAnsiTheme="majorHAnsi" w:cs="Arial"/>
+                <w:rFonts w:eastAsia="Times New Roman" w:asciiTheme="majorHAnsi" w:hAnsiTheme="majorHAnsi" w:cs="Arial"/>
                 <w:b/>
                 <w:bCs/>
                 <w:kern w:val="0"/>
@@ -1365,7 +1334,7 @@
             </w:pPr>
             <w:r>
               <w:rPr>
-                <w:rFonts w:asciiTheme="majorHAnsi" w:eastAsia="Times New Roman" w:hAnsiTheme="majorHAnsi" w:cs="Arial"/>
+                <w:rFonts w:eastAsia="Times New Roman" w:asciiTheme="majorHAnsi" w:hAnsiTheme="majorHAnsi" w:cs="Arial"/>
                 <w:b/>
                 <w:bCs/>
                 <w:kern w:val="0"/>
@@ -1382,7 +1351,7 @@
             <w:pPr>
               <w:pStyle w:val="ListParagraph"/>
               <w:rPr>
-                <w:rFonts w:asciiTheme="majorHAnsi" w:eastAsia="Times New Roman" w:hAnsiTheme="majorHAnsi" w:cs="Arial"/>
+                <w:rFonts w:eastAsia="Times New Roman" w:asciiTheme="majorHAnsi" w:hAnsiTheme="majorHAnsi" w:cs="Arial"/>
                 <w:b/>
                 <w:bCs/>
                 <w:kern w:val="0"/>
@@ -1394,7 +1363,7 @@
             </w:pPr>
             <w:r>
               <w:rPr>
-                <w:rFonts w:asciiTheme="majorHAnsi" w:eastAsia="Times New Roman" w:hAnsiTheme="majorHAnsi" w:cs="Arial"/>
+                <w:rFonts w:eastAsia="Times New Roman" w:asciiTheme="majorHAnsi" w:hAnsiTheme="majorHAnsi" w:cs="Arial"/>
                 <w:kern w:val="0"/>
                 <w:sz w:val="20"/>
                 <w:szCs w:val="20"/>
@@ -1405,7 +1374,7 @@
             </w:r>
             <w:r>
               <w:rPr>
-                <w:rFonts w:asciiTheme="majorHAnsi" w:eastAsia="Times New Roman" w:hAnsiTheme="majorHAnsi" w:cs="Arial"/>
+                <w:rFonts w:eastAsia="Times New Roman" w:asciiTheme="majorHAnsi" w:hAnsiTheme="majorHAnsi" w:cs="Arial"/>
                 <w:b/>
                 <w:bCs/>
                 <w:kern w:val="0"/>
@@ -1421,7 +1390,7 @@
             <w:pPr>
               <w:pStyle w:val="ListParagraph"/>
               <w:rPr>
-                <w:rFonts w:asciiTheme="majorHAnsi" w:eastAsia="Times New Roman" w:hAnsiTheme="majorHAnsi" w:cs="Arial"/>
+                <w:rFonts w:eastAsia="Times New Roman" w:asciiTheme="majorHAnsi" w:hAnsiTheme="majorHAnsi" w:cs="Arial"/>
                 <w:kern w:val="0"/>
                 <w:sz w:val="20"/>
                 <w:szCs w:val="20"/>
@@ -1439,7 +1408,7 @@
                 <w:numId w:val="6"/>
               </w:numPr>
               <w:rPr>
-                <w:rFonts w:asciiTheme="majorHAnsi" w:eastAsia="Times New Roman" w:hAnsiTheme="majorHAnsi" w:cs="Arial"/>
+                <w:rFonts w:eastAsia="Times New Roman" w:asciiTheme="majorHAnsi" w:hAnsiTheme="majorHAnsi" w:cs="Arial"/>
                 <w:kern w:val="0"/>
                 <w:sz w:val="20"/>
                 <w:szCs w:val="20"/>
@@ -1449,7 +1418,7 @@
             </w:pPr>
             <w:r>
               <w:rPr>
-                <w:rFonts w:asciiTheme="majorHAnsi" w:eastAsia="Times New Roman" w:hAnsiTheme="majorHAnsi" w:cs="Arial"/>
+                <w:rFonts w:eastAsia="Times New Roman" w:asciiTheme="majorHAnsi" w:hAnsiTheme="majorHAnsi" w:cs="Arial"/>
                 <w:kern w:val="0"/>
                 <w:sz w:val="20"/>
                 <w:szCs w:val="20"/>
@@ -1460,7 +1429,7 @@
             </w:r>
             <w:r>
               <w:rPr>
-                <w:rFonts w:asciiTheme="majorHAnsi" w:eastAsia="Times New Roman" w:hAnsiTheme="majorHAnsi" w:cs="Arial"/>
+                <w:rFonts w:eastAsia="Times New Roman" w:asciiTheme="majorHAnsi" w:hAnsiTheme="majorHAnsi" w:cs="Arial"/>
                 <w:b/>
                 <w:bCs/>
                 <w:kern w:val="0"/>
@@ -1473,7 +1442,7 @@
             </w:r>
             <w:r>
               <w:rPr>
-                <w:rFonts w:asciiTheme="majorHAnsi" w:eastAsia="Times New Roman" w:hAnsiTheme="majorHAnsi" w:cs="Arial"/>
+                <w:rFonts w:eastAsia="Times New Roman" w:asciiTheme="majorHAnsi" w:hAnsiTheme="majorHAnsi" w:cs="Arial"/>
                 <w:kern w:val="0"/>
                 <w:sz w:val="20"/>
                 <w:szCs w:val="20"/>
@@ -1487,7 +1456,7 @@
             <w:pPr>
               <w:pStyle w:val="ListParagraph"/>
               <w:rPr>
-                <w:rFonts w:asciiTheme="majorHAnsi" w:eastAsia="Times New Roman" w:hAnsiTheme="majorHAnsi" w:cs="Arial"/>
+                <w:rFonts w:eastAsia="Times New Roman" w:asciiTheme="majorHAnsi" w:hAnsiTheme="majorHAnsi" w:cs="Arial"/>
                 <w:kern w:val="0"/>
                 <w:sz w:val="20"/>
                 <w:szCs w:val="20"/>
@@ -1505,7 +1474,7 @@
                 <w:numId w:val="6"/>
               </w:numPr>
               <w:rPr>
-                <w:rFonts w:asciiTheme="majorHAnsi" w:eastAsia="Times New Roman" w:hAnsiTheme="majorHAnsi" w:cs="Arial"/>
+                <w:rFonts w:eastAsia="Times New Roman" w:asciiTheme="majorHAnsi" w:hAnsiTheme="majorHAnsi" w:cs="Arial"/>
                 <w:kern w:val="0"/>
                 <w:sz w:val="20"/>
                 <w:szCs w:val="20"/>
@@ -1515,7 +1484,7 @@
             </w:pPr>
             <w:r>
               <w:rPr>
-                <w:rFonts w:asciiTheme="majorHAnsi" w:eastAsia="Times New Roman" w:hAnsiTheme="majorHAnsi" w:cs="Arial"/>
+                <w:rFonts w:eastAsia="Times New Roman" w:asciiTheme="majorHAnsi" w:hAnsiTheme="majorHAnsi" w:cs="Arial"/>
                 <w:kern w:val="0"/>
                 <w:sz w:val="20"/>
                 <w:szCs w:val="20"/>
@@ -1529,7 +1498,7 @@
             <w:pPr>
               <w:pStyle w:val="ListParagraph"/>
               <w:rPr>
-                <w:rFonts w:asciiTheme="majorHAnsi" w:eastAsia="Times New Roman" w:hAnsiTheme="majorHAnsi" w:cs="Arial"/>
+                <w:rFonts w:eastAsia="Times New Roman" w:asciiTheme="majorHAnsi" w:hAnsiTheme="majorHAnsi" w:cs="Arial"/>
                 <w:kern w:val="0"/>
                 <w:sz w:val="20"/>
                 <w:szCs w:val="20"/>
@@ -1546,7 +1515,7 @@
                 <w:numId w:val="6"/>
               </w:numPr>
               <w:rPr>
-                <w:rFonts w:asciiTheme="majorHAnsi" w:eastAsia="Times New Roman" w:hAnsiTheme="majorHAnsi" w:cs="Arial"/>
+                <w:rFonts w:eastAsia="Times New Roman" w:asciiTheme="majorHAnsi" w:hAnsiTheme="majorHAnsi" w:cs="Arial"/>
                 <w:kern w:val="0"/>
                 <w:sz w:val="20"/>
                 <w:szCs w:val="20"/>
@@ -1556,7 +1525,7 @@
             </w:pPr>
             <w:r>
               <w:rPr>
-                <w:rFonts w:asciiTheme="majorHAnsi" w:eastAsia="Times New Roman" w:hAnsiTheme="majorHAnsi" w:cs="Arial"/>
+                <w:rFonts w:eastAsia="Times New Roman" w:asciiTheme="majorHAnsi" w:hAnsiTheme="majorHAnsi" w:cs="Arial"/>
                 <w:kern w:val="0"/>
                 <w:sz w:val="20"/>
                 <w:szCs w:val="20"/>
@@ -1570,7 +1539,7 @@
             <w:pPr>
               <w:pStyle w:val="ListParagraph"/>
               <w:rPr>
-                <w:rFonts w:asciiTheme="majorHAnsi" w:eastAsia="Times New Roman" w:hAnsiTheme="majorHAnsi" w:cs="Arial"/>
+                <w:rFonts w:eastAsia="Times New Roman" w:asciiTheme="majorHAnsi" w:hAnsiTheme="majorHAnsi" w:cs="Arial"/>
                 <w:kern w:val="0"/>
                 <w:sz w:val="20"/>
                 <w:szCs w:val="20"/>
@@ -1580,7 +1549,7 @@
             </w:pPr>
             <w:r>
               <w:rPr>
-                <w:rFonts w:asciiTheme="majorHAnsi" w:eastAsia="Times New Roman" w:hAnsiTheme="majorHAnsi" w:cs="Arial"/>
+                <w:rFonts w:eastAsia="Times New Roman" w:asciiTheme="majorHAnsi" w:hAnsiTheme="majorHAnsi" w:cs="Arial"/>
                 <w:kern w:val="0"/>
                 <w:sz w:val="20"/>
                 <w:szCs w:val="20"/>
@@ -1598,7 +1567,7 @@
                 <w:numId w:val="6"/>
               </w:numPr>
               <w:rPr>
-                <w:rFonts w:asciiTheme="majorHAnsi" w:eastAsia="Times New Roman" w:hAnsiTheme="majorHAnsi" w:cs="Arial"/>
+                <w:rFonts w:eastAsia="Times New Roman" w:asciiTheme="majorHAnsi" w:hAnsiTheme="majorHAnsi" w:cs="Arial"/>
                 <w:kern w:val="0"/>
                 <w:sz w:val="20"/>
                 <w:szCs w:val="20"/>
@@ -1608,7 +1577,7 @@
             </w:pPr>
             <w:r>
               <w:rPr>
-                <w:rFonts w:asciiTheme="majorHAnsi" w:eastAsia="Times New Roman" w:hAnsiTheme="majorHAnsi" w:cs="Arial"/>
+                <w:rFonts w:eastAsia="Times New Roman" w:asciiTheme="majorHAnsi" w:hAnsiTheme="majorHAnsi" w:cs="Arial"/>
                 <w:kern w:val="0"/>
                 <w:sz w:val="20"/>
                 <w:szCs w:val="20"/>
@@ -1622,7 +1591,7 @@
             <w:pPr>
               <w:pStyle w:val="ListParagraph"/>
               <w:rPr>
-                <w:rFonts w:asciiTheme="majorHAnsi" w:eastAsia="Times New Roman" w:hAnsiTheme="majorHAnsi" w:cs="Arial"/>
+                <w:rFonts w:eastAsia="Times New Roman" w:asciiTheme="majorHAnsi" w:hAnsiTheme="majorHAnsi" w:cs="Arial"/>
                 <w:kern w:val="0"/>
                 <w:sz w:val="20"/>
                 <w:szCs w:val="20"/>
@@ -1632,7 +1601,7 @@
             </w:pPr>
             <w:r>
               <w:rPr>
-                <w:rFonts w:asciiTheme="majorHAnsi" w:eastAsia="Times New Roman" w:hAnsiTheme="majorHAnsi" w:cs="Arial"/>
+                <w:rFonts w:eastAsia="Times New Roman" w:asciiTheme="majorHAnsi" w:hAnsiTheme="majorHAnsi" w:cs="Arial"/>
                 <w:kern w:val="0"/>
                 <w:sz w:val="20"/>
                 <w:szCs w:val="20"/>
@@ -1646,7 +1615,7 @@
             <w:pPr>
               <w:pStyle w:val="ListParagraph"/>
               <w:rPr>
-                <w:rFonts w:asciiTheme="majorHAnsi" w:eastAsia="Times New Roman" w:hAnsiTheme="majorHAnsi" w:cs="Arial"/>
+                <w:rFonts w:eastAsia="Times New Roman" w:asciiTheme="majorHAnsi" w:hAnsiTheme="majorHAnsi" w:cs="Arial"/>
                 <w:kern w:val="0"/>
                 <w:sz w:val="20"/>
                 <w:szCs w:val="20"/>
@@ -1656,7 +1625,7 @@
             </w:pPr>
             <w:r>
               <w:rPr>
-                <w:rFonts w:asciiTheme="majorHAnsi" w:eastAsia="Times New Roman" w:hAnsiTheme="majorHAnsi" w:cs="Arial"/>
+                <w:rFonts w:eastAsia="Times New Roman" w:asciiTheme="majorHAnsi" w:hAnsiTheme="majorHAnsi" w:cs="Arial"/>
                 <w:kern w:val="0"/>
                 <w:sz w:val="20"/>
                 <w:szCs w:val="20"/>
@@ -1670,7 +1639,7 @@
             <w:pPr>
               <w:pStyle w:val="ListParagraph"/>
               <w:rPr>
-                <w:rFonts w:asciiTheme="majorHAnsi" w:eastAsia="Times New Roman" w:hAnsiTheme="majorHAnsi" w:cs="Arial"/>
+                <w:rFonts w:eastAsia="Times New Roman" w:asciiTheme="majorHAnsi" w:hAnsiTheme="majorHAnsi" w:cs="Arial"/>
                 <w:b/>
                 <w:bCs/>
                 <w:kern w:val="0"/>
@@ -1682,7 +1651,7 @@
             </w:pPr>
             <w:r>
               <w:rPr>
-                <w:rFonts w:asciiTheme="majorHAnsi" w:eastAsia="Times New Roman" w:hAnsiTheme="majorHAnsi" w:cs="Arial"/>
+                <w:rFonts w:eastAsia="Times New Roman" w:asciiTheme="majorHAnsi" w:hAnsiTheme="majorHAnsi" w:cs="Arial"/>
                 <w:b/>
                 <w:bCs/>
                 <w:kern w:val="0"/>
@@ -1698,7 +1667,7 @@
             <w:pPr>
               <w:pStyle w:val="ListParagraph"/>
               <w:rPr>
-                <w:rFonts w:asciiTheme="majorHAnsi" w:eastAsia="Times New Roman" w:hAnsiTheme="majorHAnsi" w:cs="Arial"/>
+                <w:rFonts w:eastAsia="Times New Roman" w:asciiTheme="majorHAnsi" w:hAnsiTheme="majorHAnsi" w:cs="Arial"/>
                 <w:kern w:val="0"/>
                 <w:sz w:val="20"/>
                 <w:szCs w:val="20"/>
@@ -1708,7 +1677,7 @@
             </w:pPr>
             <w:r>
               <w:rPr>
-                <w:rFonts w:asciiTheme="majorHAnsi" w:eastAsia="Times New Roman" w:hAnsiTheme="majorHAnsi" w:cs="Arial"/>
+                <w:rFonts w:eastAsia="Times New Roman" w:asciiTheme="majorHAnsi" w:hAnsiTheme="majorHAnsi" w:cs="Arial"/>
                 <w:kern w:val="0"/>
                 <w:sz w:val="20"/>
                 <w:szCs w:val="20"/>
@@ -1726,7 +1695,7 @@
                 <w:numId w:val="6"/>
               </w:numPr>
               <w:rPr>
-                <w:rFonts w:asciiTheme="majorHAnsi" w:eastAsia="Times New Roman" w:hAnsiTheme="majorHAnsi" w:cs="Arial"/>
+                <w:rFonts w:eastAsia="Times New Roman" w:asciiTheme="majorHAnsi" w:hAnsiTheme="majorHAnsi" w:cs="Arial"/>
                 <w:kern w:val="0"/>
                 <w:sz w:val="20"/>
                 <w:szCs w:val="20"/>
@@ -1736,7 +1705,7 @@
             </w:pPr>
             <w:r>
               <w:rPr>
-                <w:rFonts w:asciiTheme="majorHAnsi" w:eastAsia="Times New Roman" w:hAnsiTheme="majorHAnsi" w:cs="Arial"/>
+                <w:rFonts w:eastAsia="Times New Roman" w:asciiTheme="majorHAnsi" w:hAnsiTheme="majorHAnsi" w:cs="Arial"/>
                 <w:kern w:val="0"/>
                 <w:sz w:val="20"/>
                 <w:szCs w:val="20"/>
@@ -1750,7 +1719,7 @@
             <w:pPr>
               <w:pStyle w:val="ListParagraph"/>
               <w:rPr>
-                <w:rFonts w:asciiTheme="majorHAnsi" w:eastAsia="Times New Roman" w:hAnsiTheme="majorHAnsi" w:cs="Arial"/>
+                <w:rFonts w:eastAsia="Times New Roman" w:asciiTheme="majorHAnsi" w:hAnsiTheme="majorHAnsi" w:cs="Arial"/>
                 <w:kern w:val="0"/>
                 <w:sz w:val="20"/>
                 <w:szCs w:val="20"/>
@@ -1760,7 +1729,7 @@
             </w:pPr>
             <w:r>
               <w:rPr>
-                <w:rFonts w:asciiTheme="majorHAnsi" w:eastAsia="Times New Roman" w:hAnsiTheme="majorHAnsi" w:cs="Arial"/>
+                <w:rFonts w:eastAsia="Times New Roman" w:asciiTheme="majorHAnsi" w:hAnsiTheme="majorHAnsi" w:cs="Arial"/>
                 <w:kern w:val="0"/>
                 <w:sz w:val="20"/>
                 <w:szCs w:val="20"/>
@@ -1778,7 +1747,7 @@
                 <w:numId w:val="6"/>
               </w:numPr>
               <w:rPr>
-                <w:rFonts w:asciiTheme="majorHAnsi" w:eastAsia="Times New Roman" w:hAnsiTheme="majorHAnsi" w:cs="Arial"/>
+                <w:rFonts w:eastAsia="Times New Roman" w:asciiTheme="majorHAnsi" w:hAnsiTheme="majorHAnsi" w:cs="Arial"/>
                 <w:kern w:val="0"/>
                 <w:sz w:val="20"/>
                 <w:szCs w:val="20"/>
@@ -1788,7 +1757,7 @@
             </w:pPr>
             <w:r>
               <w:rPr>
-                <w:rFonts w:asciiTheme="majorHAnsi" w:eastAsia="Times New Roman" w:hAnsiTheme="majorHAnsi" w:cs="Arial"/>
+                <w:rFonts w:eastAsia="Times New Roman" w:asciiTheme="majorHAnsi" w:hAnsiTheme="majorHAnsi" w:cs="Arial"/>
                 <w:kern w:val="0"/>
                 <w:sz w:val="20"/>
                 <w:szCs w:val="20"/>
@@ -1799,7 +1768,7 @@
             </w:r>
             <w:r>
               <w:rPr>
-                <w:rFonts w:asciiTheme="majorHAnsi" w:eastAsia="Times New Roman" w:hAnsiTheme="majorHAnsi" w:cs="Arial"/>
+                <w:rFonts w:eastAsia="Times New Roman" w:asciiTheme="majorHAnsi" w:hAnsiTheme="majorHAnsi" w:cs="Arial"/>
                 <w:b/>
                 <w:bCs/>
                 <w:kern w:val="0"/>
@@ -1816,7 +1785,7 @@
             <w:pPr>
               <w:pStyle w:val="ListParagraph"/>
               <w:rPr>
-                <w:rFonts w:asciiTheme="majorHAnsi" w:eastAsia="Times New Roman" w:hAnsiTheme="majorHAnsi" w:cs="Arial"/>
+                <w:rFonts w:eastAsia="Times New Roman" w:asciiTheme="majorHAnsi" w:hAnsiTheme="majorHAnsi" w:cs="Arial"/>
                 <w:kern w:val="0"/>
                 <w:sz w:val="20"/>
                 <w:szCs w:val="20"/>
@@ -1826,7 +1795,7 @@
             </w:pPr>
             <w:r>
               <w:rPr>
-                <w:rFonts w:asciiTheme="majorHAnsi" w:eastAsia="Times New Roman" w:hAnsiTheme="majorHAnsi" w:cs="Arial"/>
+                <w:rFonts w:eastAsia="Times New Roman" w:asciiTheme="majorHAnsi" w:hAnsiTheme="majorHAnsi" w:cs="Arial"/>
                 <w:kern w:val="0"/>
                 <w:sz w:val="20"/>
                 <w:szCs w:val="20"/>
@@ -1840,7 +1809,7 @@
             <w:pPr>
               <w:pStyle w:val="ListParagraph"/>
               <w:rPr>
-                <w:rFonts w:asciiTheme="majorHAnsi" w:eastAsia="Times New Roman" w:hAnsiTheme="majorHAnsi" w:cs="Arial"/>
+                <w:rFonts w:eastAsia="Times New Roman" w:asciiTheme="majorHAnsi" w:hAnsiTheme="majorHAnsi" w:cs="Arial"/>
                 <w:kern w:val="0"/>
                 <w:sz w:val="20"/>
                 <w:szCs w:val="20"/>
@@ -1853,7 +1822,7 @@
             <w:pPr>
               <w:pStyle w:val="ListParagraph"/>
               <w:rPr>
-                <w:rFonts w:asciiTheme="majorHAnsi" w:eastAsia="Times New Roman" w:hAnsiTheme="majorHAnsi" w:cs="Arial"/>
+                <w:rFonts w:eastAsia="Times New Roman" w:asciiTheme="majorHAnsi" w:hAnsiTheme="majorHAnsi" w:cs="Arial"/>
                 <w:kern w:val="0"/>
                 <w:sz w:val="20"/>
                 <w:szCs w:val="20"/>
@@ -1866,7 +1835,7 @@
             <w:pPr>
               <w:pStyle w:val="ListParagraph"/>
               <w:rPr>
-                <w:rFonts w:asciiTheme="majorHAnsi" w:eastAsia="Times New Roman" w:hAnsiTheme="majorHAnsi" w:cs="Arial"/>
+                <w:rFonts w:eastAsia="Times New Roman" w:asciiTheme="majorHAnsi" w:hAnsiTheme="majorHAnsi" w:cs="Arial"/>
                 <w:kern w:val="0"/>
                 <w:sz w:val="20"/>
                 <w:szCs w:val="20"/>
@@ -1879,7 +1848,7 @@
             <w:pPr>
               <w:pStyle w:val="ListParagraph"/>
               <w:rPr>
-                <w:rFonts w:asciiTheme="majorHAnsi" w:eastAsia="Times New Roman" w:hAnsiTheme="majorHAnsi" w:cs="Arial"/>
+                <w:rFonts w:eastAsia="Times New Roman" w:asciiTheme="majorHAnsi" w:hAnsiTheme="majorHAnsi" w:cs="Arial"/>
                 <w:kern w:val="0"/>
                 <w:sz w:val="20"/>
                 <w:szCs w:val="20"/>
@@ -1892,7 +1861,7 @@
             <w:pPr>
               <w:pStyle w:val="ListParagraph"/>
               <w:rPr>
-                <w:rFonts w:asciiTheme="majorHAnsi" w:eastAsia="Times New Roman" w:hAnsiTheme="majorHAnsi" w:cs="Arial"/>
+                <w:rFonts w:eastAsia="Times New Roman" w:asciiTheme="majorHAnsi" w:hAnsiTheme="majorHAnsi" w:cs="Arial"/>
                 <w:kern w:val="0"/>
                 <w:sz w:val="20"/>
                 <w:szCs w:val="20"/>
@@ -1905,7 +1874,7 @@
             <w:pPr>
               <w:pStyle w:val="ListParagraph"/>
               <w:rPr>
-                <w:rFonts w:asciiTheme="majorHAnsi" w:eastAsia="Times New Roman" w:hAnsiTheme="majorHAnsi" w:cs="Arial"/>
+                <w:rFonts w:eastAsia="Times New Roman" w:asciiTheme="majorHAnsi" w:hAnsiTheme="majorHAnsi" w:cs="Arial"/>
                 <w:kern w:val="0"/>
                 <w:sz w:val="20"/>
                 <w:szCs w:val="20"/>
@@ -1918,7 +1887,7 @@
             <w:pPr>
               <w:pStyle w:val="ListParagraph"/>
               <w:rPr>
-                <w:rFonts w:asciiTheme="majorHAnsi" w:eastAsia="Times New Roman" w:hAnsiTheme="majorHAnsi" w:cs="Arial"/>
+                <w:rFonts w:eastAsia="Times New Roman" w:asciiTheme="majorHAnsi" w:hAnsiTheme="majorHAnsi" w:cs="Arial"/>
                 <w:b/>
                 <w:bCs/>
                 <w:kern w:val="0"/>
@@ -1930,7 +1899,7 @@
             </w:pPr>
             <w:r>
               <w:rPr>
-                <w:rFonts w:asciiTheme="majorHAnsi" w:eastAsia="Times New Roman" w:hAnsiTheme="majorHAnsi" w:cs="Arial"/>
+                <w:rFonts w:eastAsia="Times New Roman" w:asciiTheme="majorHAnsi" w:hAnsiTheme="majorHAnsi" w:cs="Arial"/>
                 <w:b/>
                 <w:bCs/>
                 <w:kern w:val="0"/>
@@ -1946,7 +1915,7 @@
             <w:pPr>
               <w:pStyle w:val="ListParagraph"/>
               <w:rPr>
-                <w:rFonts w:asciiTheme="majorHAnsi" w:eastAsia="Times New Roman" w:hAnsiTheme="majorHAnsi" w:cs="Arial"/>
+                <w:rFonts w:eastAsia="Times New Roman" w:asciiTheme="majorHAnsi" w:hAnsiTheme="majorHAnsi" w:cs="Arial"/>
                 <w:kern w:val="0"/>
                 <w:sz w:val="20"/>
                 <w:szCs w:val="20"/>
@@ -1963,7 +1932,7 @@
                 <w:numId w:val="6"/>
               </w:numPr>
               <w:rPr>
-                <w:rFonts w:asciiTheme="majorHAnsi" w:eastAsia="Times New Roman" w:hAnsiTheme="majorHAnsi" w:cs="Arial"/>
+                <w:rFonts w:eastAsia="Times New Roman" w:asciiTheme="majorHAnsi" w:hAnsiTheme="majorHAnsi" w:cs="Arial"/>
                 <w:kern w:val="0"/>
                 <w:sz w:val="20"/>
                 <w:szCs w:val="20"/>
@@ -1973,7 +1942,7 @@
             </w:pPr>
             <w:r>
               <w:rPr>
-                <w:rFonts w:asciiTheme="majorHAnsi" w:eastAsia="Times New Roman" w:hAnsiTheme="majorHAnsi" w:cs="Arial"/>
+                <w:rFonts w:eastAsia="Times New Roman" w:asciiTheme="majorHAnsi" w:hAnsiTheme="majorHAnsi" w:cs="Arial"/>
                 <w:kern w:val="0"/>
                 <w:sz w:val="20"/>
                 <w:szCs w:val="20"/>
@@ -1984,7 +1953,7 @@
             </w:r>
             <w:r>
               <w:rPr>
-                <w:rFonts w:asciiTheme="majorHAnsi" w:eastAsia="Times New Roman" w:hAnsiTheme="majorHAnsi" w:cs="Arial"/>
+                <w:rFonts w:eastAsia="Times New Roman" w:asciiTheme="majorHAnsi" w:hAnsiTheme="majorHAnsi" w:cs="Arial"/>
                 <w:kern w:val="0"/>
                 <w:sz w:val="20"/>
                 <w:szCs w:val="20"/>
@@ -1996,7 +1965,7 @@
             </w:r>
             <w:r>
               <w:rPr>
-                <w:rFonts w:asciiTheme="majorHAnsi" w:eastAsia="Times New Roman" w:hAnsiTheme="majorHAnsi" w:cs="Arial"/>
+                <w:rFonts w:eastAsia="Times New Roman" w:asciiTheme="majorHAnsi" w:hAnsiTheme="majorHAnsi" w:cs="Arial"/>
                 <w:kern w:val="0"/>
                 <w:sz w:val="20"/>
                 <w:szCs w:val="20"/>
@@ -2008,7 +1977,7 @@
             </w:r>
             <w:r>
               <w:rPr>
-                <w:rFonts w:asciiTheme="majorHAnsi" w:eastAsia="Times New Roman" w:hAnsiTheme="majorHAnsi" w:cs="Arial"/>
+                <w:rFonts w:eastAsia="Times New Roman" w:asciiTheme="majorHAnsi" w:hAnsiTheme="majorHAnsi" w:cs="Arial"/>
                 <w:kern w:val="0"/>
                 <w:sz w:val="20"/>
                 <w:szCs w:val="20"/>
@@ -2022,7 +1991,7 @@
             <w:pPr>
               <w:pStyle w:val="ListParagraph"/>
               <w:rPr>
-                <w:rFonts w:asciiTheme="majorHAnsi" w:eastAsia="Times New Roman" w:hAnsiTheme="majorHAnsi" w:cs="Arial"/>
+                <w:rFonts w:eastAsia="Times New Roman" w:asciiTheme="majorHAnsi" w:hAnsiTheme="majorHAnsi" w:cs="Arial"/>
                 <w:kern w:val="0"/>
                 <w:sz w:val="20"/>
                 <w:szCs w:val="20"/>
@@ -2039,7 +2008,7 @@
                 <w:numId w:val="6"/>
               </w:numPr>
               <w:rPr>
-                <w:rFonts w:asciiTheme="majorHAnsi" w:eastAsia="Times New Roman" w:hAnsiTheme="majorHAnsi" w:cs="Arial"/>
+                <w:rFonts w:eastAsia="Times New Roman" w:asciiTheme="majorHAnsi" w:hAnsiTheme="majorHAnsi" w:cs="Arial"/>
                 <w:kern w:val="0"/>
                 <w:sz w:val="20"/>
                 <w:szCs w:val="20"/>
@@ -2049,7 +2018,7 @@
             </w:pPr>
             <w:r>
               <w:rPr>
-                <w:rFonts w:asciiTheme="majorHAnsi" w:eastAsia="Times New Roman" w:hAnsiTheme="majorHAnsi" w:cs="Arial"/>
+                <w:rFonts w:eastAsia="Times New Roman" w:asciiTheme="majorHAnsi" w:hAnsiTheme="majorHAnsi" w:cs="Arial"/>
                 <w:kern w:val="0"/>
                 <w:sz w:val="20"/>
                 <w:szCs w:val="20"/>
@@ -2063,7 +2032,7 @@
             <w:pPr>
               <w:pStyle w:val="ListParagraph"/>
               <w:rPr>
-                <w:rFonts w:asciiTheme="majorHAnsi" w:eastAsia="Times New Roman" w:hAnsiTheme="majorHAnsi" w:cs="Arial"/>
+                <w:rFonts w:eastAsia="Times New Roman" w:asciiTheme="majorHAnsi" w:hAnsiTheme="majorHAnsi" w:cs="Arial"/>
                 <w:kern w:val="0"/>
                 <w:sz w:val="20"/>
                 <w:szCs w:val="20"/>
@@ -2080,7 +2049,7 @@
                 <w:numId w:val="6"/>
               </w:numPr>
               <w:rPr>
-                <w:rFonts w:asciiTheme="majorHAnsi" w:eastAsia="Times New Roman" w:hAnsiTheme="majorHAnsi" w:cs="Arial"/>
+                <w:rFonts w:eastAsia="Times New Roman" w:asciiTheme="majorHAnsi" w:hAnsiTheme="majorHAnsi" w:cs="Arial"/>
                 <w:kern w:val="0"/>
                 <w:sz w:val="20"/>
                 <w:szCs w:val="20"/>
@@ -2090,7 +2059,7 @@
             </w:pPr>
             <w:r>
               <w:rPr>
-                <w:rFonts w:asciiTheme="majorHAnsi" w:eastAsia="Times New Roman" w:hAnsiTheme="majorHAnsi" w:cs="Arial"/>
+                <w:rFonts w:eastAsia="Times New Roman" w:asciiTheme="majorHAnsi" w:hAnsiTheme="majorHAnsi" w:cs="Arial"/>
                 <w:kern w:val="0"/>
                 <w:sz w:val="20"/>
                 <w:szCs w:val="20"/>
@@ -2104,7 +2073,7 @@
             <w:pPr>
               <w:pStyle w:val="ListParagraph"/>
               <w:rPr>
-                <w:rFonts w:asciiTheme="majorHAnsi" w:eastAsia="Times New Roman" w:hAnsiTheme="majorHAnsi" w:cs="Arial"/>
+                <w:rFonts w:eastAsia="Times New Roman" w:asciiTheme="majorHAnsi" w:hAnsiTheme="majorHAnsi" w:cs="Arial"/>
                 <w:kern w:val="0"/>
                 <w:sz w:val="20"/>
                 <w:szCs w:val="20"/>
@@ -2121,7 +2090,7 @@
                 <w:numId w:val="6"/>
               </w:numPr>
               <w:rPr>
-                <w:rFonts w:asciiTheme="majorHAnsi" w:eastAsia="Times New Roman" w:hAnsiTheme="majorHAnsi" w:cs="Arial"/>
+                <w:rFonts w:eastAsia="Times New Roman" w:asciiTheme="majorHAnsi" w:hAnsiTheme="majorHAnsi" w:cs="Arial"/>
                 <w:kern w:val="0"/>
                 <w:sz w:val="20"/>
                 <w:szCs w:val="20"/>
@@ -2131,7 +2100,7 @@
             </w:pPr>
             <w:r>
               <w:rPr>
-                <w:rFonts w:asciiTheme="majorHAnsi" w:eastAsia="Times New Roman" w:hAnsiTheme="majorHAnsi" w:cs="Arial"/>
+                <w:rFonts w:eastAsia="Times New Roman" w:asciiTheme="majorHAnsi" w:hAnsiTheme="majorHAnsi" w:cs="Arial"/>
                 <w:kern w:val="0"/>
                 <w:sz w:val="20"/>
                 <w:szCs w:val="20"/>
@@ -2145,7 +2114,7 @@
             <w:pPr>
               <w:pStyle w:val="ListParagraph"/>
               <w:rPr>
-                <w:rFonts w:asciiTheme="majorHAnsi" w:eastAsia="Times New Roman" w:hAnsiTheme="majorHAnsi" w:cs="Arial"/>
+                <w:rFonts w:eastAsia="Times New Roman" w:asciiTheme="majorHAnsi" w:hAnsiTheme="majorHAnsi" w:cs="Arial"/>
                 <w:kern w:val="0"/>
                 <w:sz w:val="20"/>
                 <w:szCs w:val="20"/>
@@ -2158,7 +2127,7 @@
             <w:pPr>
               <w:pStyle w:val="ListParagraph"/>
               <w:rPr>
-                <w:rFonts w:asciiTheme="majorHAnsi" w:eastAsia="Times New Roman" w:hAnsiTheme="majorHAnsi" w:cs="Arial"/>
+                <w:rFonts w:eastAsia="Times New Roman" w:asciiTheme="majorHAnsi" w:hAnsiTheme="majorHAnsi" w:cs="Arial"/>
                 <w:kern w:val="0"/>
                 <w:sz w:val="20"/>
                 <w:szCs w:val="20"/>
@@ -2175,7 +2144,7 @@
                 <w:numId w:val="6"/>
               </w:numPr>
               <w:rPr>
-                <w:rFonts w:asciiTheme="majorHAnsi" w:eastAsia="Times New Roman" w:hAnsiTheme="majorHAnsi" w:cs="Arial"/>
+                <w:rFonts w:eastAsia="Times New Roman" w:asciiTheme="majorHAnsi" w:hAnsiTheme="majorHAnsi" w:cs="Arial"/>
                 <w:kern w:val="0"/>
                 <w:sz w:val="20"/>
                 <w:szCs w:val="20"/>
@@ -2185,7 +2154,7 @@
             </w:pPr>
             <w:r>
               <w:rPr>
-                <w:rFonts w:asciiTheme="majorHAnsi" w:eastAsia="Times New Roman" w:hAnsiTheme="majorHAnsi" w:cs="Arial"/>
+                <w:rFonts w:eastAsia="Times New Roman" w:asciiTheme="majorHAnsi" w:hAnsiTheme="majorHAnsi" w:cs="Arial"/>
                 <w:kern w:val="0"/>
                 <w:sz w:val="20"/>
                 <w:szCs w:val="20"/>
@@ -2199,7 +2168,7 @@
             <w:pPr>
               <w:pStyle w:val="ListParagraph"/>
               <w:rPr>
-                <w:rFonts w:asciiTheme="majorHAnsi" w:eastAsia="Times New Roman" w:hAnsiTheme="majorHAnsi" w:cs="Arial"/>
+                <w:rFonts w:eastAsia="Times New Roman" w:asciiTheme="majorHAnsi" w:hAnsiTheme="majorHAnsi" w:cs="Arial"/>
                 <w:kern w:val="0"/>
                 <w:sz w:val="20"/>
                 <w:szCs w:val="20"/>
@@ -2209,7 +2178,7 @@
             </w:pPr>
             <w:r>
               <w:rPr>
-                <w:rFonts w:asciiTheme="majorHAnsi" w:eastAsia="Times New Roman" w:hAnsiTheme="majorHAnsi" w:cs="Arial"/>
+                <w:rFonts w:eastAsia="Times New Roman" w:asciiTheme="majorHAnsi" w:hAnsiTheme="majorHAnsi" w:cs="Arial"/>
                 <w:b/>
                 <w:bCs/>
                 <w:kern w:val="0"/>
@@ -2226,7 +2195,7 @@
             <w:pPr>
               <w:pStyle w:val="ListParagraph"/>
               <w:rPr>
-                <w:rFonts w:asciiTheme="majorHAnsi" w:eastAsia="Times New Roman" w:hAnsiTheme="majorHAnsi" w:cs="Arial"/>
+                <w:rFonts w:eastAsia="Times New Roman" w:asciiTheme="majorHAnsi" w:hAnsiTheme="majorHAnsi" w:cs="Arial"/>
                 <w:kern w:val="0"/>
                 <w:sz w:val="20"/>
                 <w:szCs w:val="20"/>
@@ -2239,7 +2208,7 @@
             <w:pPr>
               <w:pStyle w:val="ListParagraph"/>
               <w:rPr>
-                <w:rFonts w:asciiTheme="majorHAnsi" w:eastAsia="Times New Roman" w:hAnsiTheme="majorHAnsi" w:cs="Arial"/>
+                <w:rFonts w:eastAsia="Times New Roman" w:asciiTheme="majorHAnsi" w:hAnsiTheme="majorHAnsi" w:cs="Arial"/>
                 <w:kern w:val="0"/>
                 <w:sz w:val="20"/>
                 <w:szCs w:val="20"/>
@@ -2252,7 +2221,7 @@
             <w:pPr>
               <w:pStyle w:val="ListParagraph"/>
               <w:rPr>
-                <w:rFonts w:asciiTheme="majorHAnsi" w:eastAsia="Times New Roman" w:hAnsiTheme="majorHAnsi" w:cs="Arial"/>
+                <w:rFonts w:eastAsia="Times New Roman" w:asciiTheme="majorHAnsi" w:hAnsiTheme="majorHAnsi" w:cs="Arial"/>
                 <w:b/>
                 <w:bCs/>
                 <w:kern w:val="0"/>
@@ -2264,7 +2233,7 @@
             </w:pPr>
             <w:r>
               <w:rPr>
-                <w:rFonts w:asciiTheme="majorHAnsi" w:eastAsia="Times New Roman" w:hAnsiTheme="majorHAnsi" w:cs="Arial"/>
+                <w:rFonts w:eastAsia="Times New Roman" w:asciiTheme="majorHAnsi" w:hAnsiTheme="majorHAnsi" w:cs="Arial"/>
                 <w:b/>
                 <w:bCs/>
                 <w:kern w:val="0"/>
@@ -2280,7 +2249,7 @@
             <w:pPr>
               <w:pStyle w:val="ListParagraph"/>
               <w:rPr>
-                <w:rFonts w:asciiTheme="majorHAnsi" w:eastAsia="Times New Roman" w:hAnsiTheme="majorHAnsi" w:cs="Arial"/>
+                <w:rFonts w:eastAsia="Times New Roman" w:asciiTheme="majorHAnsi" w:hAnsiTheme="majorHAnsi" w:cs="Arial"/>
                 <w:kern w:val="0"/>
                 <w:sz w:val="20"/>
                 <w:szCs w:val="20"/>
@@ -2298,7 +2267,7 @@
               </w:numPr>
               <w:spacing w:line="360" w:lineRule="auto"/>
               <w:rPr>
-                <w:rFonts w:asciiTheme="majorHAnsi" w:eastAsia="Times New Roman" w:hAnsiTheme="majorHAnsi" w:cs="Arial"/>
+                <w:rFonts w:eastAsia="Times New Roman" w:asciiTheme="majorHAnsi" w:hAnsiTheme="majorHAnsi" w:cs="Arial"/>
                 <w:kern w:val="0"/>
                 <w:sz w:val="20"/>
                 <w:szCs w:val="20"/>
@@ -2308,7 +2277,7 @@
             </w:pPr>
             <w:r>
               <w:rPr>
-                <w:rFonts w:asciiTheme="majorHAnsi" w:eastAsia="Times New Roman" w:hAnsiTheme="majorHAnsi" w:cs="Arial"/>
+                <w:rFonts w:eastAsia="Times New Roman" w:asciiTheme="majorHAnsi" w:hAnsiTheme="majorHAnsi" w:cs="Arial"/>
                 <w:kern w:val="0"/>
                 <w:sz w:val="20"/>
                 <w:szCs w:val="20"/>
@@ -2319,7 +2288,7 @@
             </w:r>
             <w:r>
               <w:rPr>
-                <w:rFonts w:asciiTheme="majorHAnsi" w:eastAsia="Times New Roman" w:hAnsiTheme="majorHAnsi" w:cs="Arial"/>
+                <w:rFonts w:eastAsia="Times New Roman" w:asciiTheme="majorHAnsi" w:hAnsiTheme="majorHAnsi" w:cs="Arial"/>
                 <w:kern w:val="0"/>
                 <w:sz w:val="20"/>
                 <w:szCs w:val="20"/>
@@ -2330,7 +2299,7 @@
             </w:r>
             <w:r>
               <w:rPr>
-                <w:rFonts w:asciiTheme="majorHAnsi" w:eastAsia="Times New Roman" w:hAnsiTheme="majorHAnsi" w:cs="Arial"/>
+                <w:rFonts w:eastAsia="Times New Roman" w:asciiTheme="majorHAnsi" w:hAnsiTheme="majorHAnsi" w:cs="Arial"/>
                 <w:kern w:val="0"/>
                 <w:sz w:val="20"/>
                 <w:szCs w:val="20"/>
@@ -2349,7 +2318,7 @@
               </w:numPr>
               <w:spacing w:line="360" w:lineRule="auto"/>
               <w:rPr>
-                <w:rFonts w:asciiTheme="majorHAnsi" w:eastAsia="Times New Roman" w:hAnsiTheme="majorHAnsi" w:cs="Arial"/>
+                <w:rFonts w:eastAsia="Times New Roman" w:asciiTheme="majorHAnsi" w:hAnsiTheme="majorHAnsi" w:cs="Arial"/>
                 <w:kern w:val="0"/>
                 <w:sz w:val="20"/>
                 <w:szCs w:val="20"/>
@@ -2359,7 +2328,7 @@
             </w:pPr>
             <w:r>
               <w:rPr>
-                <w:rFonts w:asciiTheme="majorHAnsi" w:eastAsia="Times New Roman" w:hAnsiTheme="majorHAnsi" w:cs="Arial"/>
+                <w:rFonts w:eastAsia="Times New Roman" w:asciiTheme="majorHAnsi" w:hAnsiTheme="majorHAnsi" w:cs="Arial"/>
                 <w:kern w:val="0"/>
                 <w:sz w:val="20"/>
                 <w:szCs w:val="20"/>
@@ -2378,7 +2347,7 @@
               </w:numPr>
               <w:spacing w:line="360" w:lineRule="auto"/>
               <w:rPr>
-                <w:rFonts w:asciiTheme="majorHAnsi" w:eastAsia="Times New Roman" w:hAnsiTheme="majorHAnsi" w:cs="Arial"/>
+                <w:rFonts w:eastAsia="Times New Roman" w:asciiTheme="majorHAnsi" w:hAnsiTheme="majorHAnsi" w:cs="Arial"/>
                 <w:kern w:val="0"/>
                 <w:sz w:val="20"/>
                 <w:szCs w:val="20"/>
@@ -2388,7 +2357,7 @@
             </w:pPr>
             <w:r>
               <w:rPr>
-                <w:rFonts w:asciiTheme="majorHAnsi" w:eastAsia="Times New Roman" w:hAnsiTheme="majorHAnsi" w:cs="Arial"/>
+                <w:rFonts w:eastAsia="Times New Roman" w:asciiTheme="majorHAnsi" w:hAnsiTheme="majorHAnsi" w:cs="Arial"/>
                 <w:kern w:val="0"/>
                 <w:sz w:val="20"/>
                 <w:szCs w:val="20"/>
@@ -2407,7 +2376,7 @@
               </w:numPr>
               <w:spacing w:line="360" w:lineRule="auto"/>
               <w:rPr>
-                <w:rFonts w:asciiTheme="majorHAnsi" w:eastAsia="Times New Roman" w:hAnsiTheme="majorHAnsi" w:cs="Arial"/>
+                <w:rFonts w:eastAsia="Times New Roman" w:asciiTheme="majorHAnsi" w:hAnsiTheme="majorHAnsi" w:cs="Arial"/>
                 <w:kern w:val="0"/>
                 <w:sz w:val="20"/>
                 <w:szCs w:val="20"/>
@@ -2417,7 +2386,7 @@
             </w:pPr>
             <w:r>
               <w:rPr>
-                <w:rFonts w:asciiTheme="majorHAnsi" w:eastAsia="Times New Roman" w:hAnsiTheme="majorHAnsi" w:cs="Arial"/>
+                <w:rFonts w:eastAsia="Times New Roman" w:asciiTheme="majorHAnsi" w:hAnsiTheme="majorHAnsi" w:cs="Arial"/>
                 <w:kern w:val="0"/>
                 <w:sz w:val="20"/>
                 <w:szCs w:val="20"/>
@@ -2436,7 +2405,7 @@
               </w:numPr>
               <w:spacing w:line="360" w:lineRule="auto"/>
               <w:rPr>
-                <w:rFonts w:asciiTheme="majorHAnsi" w:eastAsia="Times New Roman" w:hAnsiTheme="majorHAnsi" w:cs="Arial"/>
+                <w:rFonts w:eastAsia="Times New Roman" w:asciiTheme="majorHAnsi" w:hAnsiTheme="majorHAnsi" w:cs="Arial"/>
                 <w:kern w:val="0"/>
                 <w:sz w:val="20"/>
                 <w:szCs w:val="20"/>
@@ -2446,7 +2415,7 @@
             </w:pPr>
             <w:r>
               <w:rPr>
-                <w:rFonts w:asciiTheme="majorHAnsi" w:eastAsia="Times New Roman" w:hAnsiTheme="majorHAnsi" w:cs="Arial"/>
+                <w:rFonts w:eastAsia="Times New Roman" w:asciiTheme="majorHAnsi" w:hAnsiTheme="majorHAnsi" w:cs="Arial"/>
                 <w:kern w:val="0"/>
                 <w:sz w:val="20"/>
                 <w:szCs w:val="20"/>
@@ -2465,7 +2434,7 @@
               </w:numPr>
               <w:spacing w:line="360" w:lineRule="auto"/>
               <w:rPr>
-                <w:rFonts w:asciiTheme="majorHAnsi" w:eastAsia="Times New Roman" w:hAnsiTheme="majorHAnsi" w:cs="Arial"/>
+                <w:rFonts w:eastAsia="Times New Roman" w:asciiTheme="majorHAnsi" w:hAnsiTheme="majorHAnsi" w:cs="Arial"/>
                 <w:kern w:val="0"/>
                 <w:sz w:val="20"/>
                 <w:szCs w:val="20"/>
@@ -2475,7 +2444,7 @@
             </w:pPr>
             <w:r>
               <w:rPr>
-                <w:rFonts w:asciiTheme="majorHAnsi" w:eastAsia="Times New Roman" w:hAnsiTheme="majorHAnsi" w:cs="Arial"/>
+                <w:rFonts w:eastAsia="Times New Roman" w:asciiTheme="majorHAnsi" w:hAnsiTheme="majorHAnsi" w:cs="Arial"/>
                 <w:kern w:val="0"/>
                 <w:sz w:val="20"/>
                 <w:szCs w:val="20"/>
@@ -2494,7 +2463,7 @@
               </w:numPr>
               <w:spacing w:line="360" w:lineRule="auto"/>
               <w:rPr>
-                <w:rFonts w:asciiTheme="majorHAnsi" w:eastAsia="Times New Roman" w:hAnsiTheme="majorHAnsi" w:cs="Arial"/>
+                <w:rFonts w:eastAsia="Times New Roman" w:asciiTheme="majorHAnsi" w:hAnsiTheme="majorHAnsi" w:cs="Arial"/>
                 <w:kern w:val="0"/>
                 <w:sz w:val="20"/>
                 <w:szCs w:val="20"/>
@@ -2504,7 +2473,7 @@
             </w:pPr>
             <w:r>
               <w:rPr>
-                <w:rFonts w:asciiTheme="majorHAnsi" w:eastAsia="Times New Roman" w:hAnsiTheme="majorHAnsi" w:cs="Arial"/>
+                <w:rFonts w:eastAsia="Times New Roman" w:asciiTheme="majorHAnsi" w:hAnsiTheme="majorHAnsi" w:cs="Arial"/>
                 <w:kern w:val="0"/>
                 <w:sz w:val="20"/>
                 <w:szCs w:val="20"/>
@@ -2519,7 +2488,7 @@
               <w:pStyle w:val="ListParagraph"/>
               <w:spacing w:line="360" w:lineRule="auto"/>
               <w:rPr>
-                <w:rFonts w:asciiTheme="majorHAnsi" w:eastAsia="Times New Roman" w:hAnsiTheme="majorHAnsi" w:cs="Arial"/>
+                <w:rFonts w:eastAsia="Times New Roman" w:asciiTheme="majorHAnsi" w:hAnsiTheme="majorHAnsi" w:cs="Arial"/>
                 <w:kern w:val="0"/>
                 <w:sz w:val="20"/>
                 <w:szCs w:val="20"/>
@@ -2533,7 +2502,7 @@
               <w:pStyle w:val="ListParagraph"/>
               <w:spacing w:line="276" w:lineRule="auto"/>
               <w:rPr>
-                <w:rFonts w:asciiTheme="majorHAnsi" w:eastAsia="Times New Roman" w:hAnsiTheme="majorHAnsi" w:cs="Arial"/>
+                <w:rFonts w:eastAsia="Times New Roman" w:asciiTheme="majorHAnsi" w:hAnsiTheme="majorHAnsi" w:cs="Arial"/>
                 <w:kern w:val="0"/>
                 <w:sz w:val="20"/>
                 <w:szCs w:val="20"/>
@@ -2546,7 +2515,7 @@
             <w:pPr>
               <w:pStyle w:val="ListParagraph"/>
               <w:rPr>
-                <w:rFonts w:asciiTheme="majorHAnsi" w:eastAsia="Times New Roman" w:hAnsiTheme="majorHAnsi" w:cs="Arial"/>
+                <w:rFonts w:eastAsia="Times New Roman" w:asciiTheme="majorHAnsi" w:hAnsiTheme="majorHAnsi" w:cs="Arial"/>
                 <w:kern w:val="0"/>
                 <w:sz w:val="20"/>
                 <w:szCs w:val="20"/>
@@ -2559,7 +2528,7 @@
             <w:pPr>
               <w:pStyle w:val="ListParagraph"/>
               <w:rPr>
-                <w:rFonts w:asciiTheme="majorHAnsi" w:eastAsia="Times New Roman" w:hAnsiTheme="majorHAnsi" w:cs="Arial"/>
+                <w:rFonts w:eastAsia="Times New Roman" w:asciiTheme="majorHAnsi" w:hAnsiTheme="majorHAnsi" w:cs="Arial"/>
                 <w:kern w:val="0"/>
                 <w:sz w:val="20"/>
                 <w:szCs w:val="20"/>
@@ -2572,7 +2541,7 @@
             <w:pPr>
               <w:pStyle w:val="ListParagraph"/>
               <w:rPr>
-                <w:rFonts w:asciiTheme="majorHAnsi" w:eastAsia="Times New Roman" w:hAnsiTheme="majorHAnsi" w:cs="Arial"/>
+                <w:rFonts w:eastAsia="Times New Roman" w:asciiTheme="majorHAnsi" w:hAnsiTheme="majorHAnsi" w:cs="Arial"/>
                 <w:b/>
                 <w:bCs/>
                 <w:kern w:val="0"/>
@@ -2584,7 +2553,7 @@
             </w:pPr>
             <w:r>
               <w:rPr>
-                <w:rFonts w:asciiTheme="majorHAnsi" w:eastAsia="Times New Roman" w:hAnsiTheme="majorHAnsi" w:cs="Arial"/>
+                <w:rFonts w:eastAsia="Times New Roman" w:asciiTheme="majorHAnsi" w:hAnsiTheme="majorHAnsi" w:cs="Arial"/>
                 <w:b/>
                 <w:bCs/>
                 <w:kern w:val="0"/>
@@ -2600,7 +2569,7 @@
             <w:pPr>
               <w:pStyle w:val="ListParagraph"/>
               <w:rPr>
-                <w:rFonts w:asciiTheme="majorHAnsi" w:eastAsia="Times New Roman" w:hAnsiTheme="majorHAnsi" w:cs="Arial"/>
+                <w:rFonts w:eastAsia="Times New Roman" w:asciiTheme="majorHAnsi" w:hAnsiTheme="majorHAnsi" w:cs="Arial"/>
                 <w:kern w:val="0"/>
                 <w:sz w:val="20"/>
                 <w:szCs w:val="20"/>
@@ -2618,7 +2587,7 @@
               </w:numPr>
               <w:spacing w:line="360" w:lineRule="auto"/>
               <w:rPr>
-                <w:rFonts w:asciiTheme="majorHAnsi" w:eastAsia="Times New Roman" w:hAnsiTheme="majorHAnsi" w:cs="Arial"/>
+                <w:rFonts w:eastAsia="Times New Roman" w:asciiTheme="majorHAnsi" w:hAnsiTheme="majorHAnsi" w:cs="Arial"/>
                 <w:kern w:val="0"/>
                 <w:sz w:val="20"/>
                 <w:szCs w:val="20"/>
@@ -2628,7 +2597,7 @@
             </w:pPr>
             <w:r>
               <w:rPr>
-                <w:rFonts w:asciiTheme="majorHAnsi" w:eastAsia="Times New Roman" w:hAnsiTheme="majorHAnsi" w:cs="Arial"/>
+                <w:rFonts w:eastAsia="Times New Roman" w:asciiTheme="majorHAnsi" w:hAnsiTheme="majorHAnsi" w:cs="Arial"/>
                 <w:kern w:val="0"/>
                 <w:sz w:val="20"/>
                 <w:szCs w:val="20"/>
@@ -2639,7 +2608,7 @@
             </w:r>
             <w:r>
               <w:rPr>
-                <w:rFonts w:asciiTheme="majorHAnsi" w:eastAsia="Times New Roman" w:hAnsiTheme="majorHAnsi" w:cs="Arial"/>
+                <w:rFonts w:eastAsia="Times New Roman" w:asciiTheme="majorHAnsi" w:hAnsiTheme="majorHAnsi" w:cs="Arial"/>
                 <w:b/>
                 <w:bCs/>
                 <w:kern w:val="0"/>
@@ -2652,7 +2621,7 @@
             </w:r>
             <w:r>
               <w:rPr>
-                <w:rFonts w:asciiTheme="majorHAnsi" w:eastAsia="Times New Roman" w:hAnsiTheme="majorHAnsi" w:cs="Arial"/>
+                <w:rFonts w:eastAsia="Times New Roman" w:asciiTheme="majorHAnsi" w:hAnsiTheme="majorHAnsi" w:cs="Arial"/>
                 <w:kern w:val="0"/>
                 <w:sz w:val="20"/>
                 <w:szCs w:val="20"/>
@@ -2663,7 +2632,7 @@
             </w:r>
             <w:r>
               <w:rPr>
-                <w:rFonts w:asciiTheme="majorHAnsi" w:eastAsia="Times New Roman" w:hAnsiTheme="majorHAnsi" w:cs="Arial"/>
+                <w:rFonts w:eastAsia="Times New Roman" w:asciiTheme="majorHAnsi" w:hAnsiTheme="majorHAnsi" w:cs="Arial"/>
                 <w:b/>
                 <w:bCs/>
                 <w:kern w:val="0"/>
@@ -2676,7 +2645,7 @@
             </w:r>
             <w:r>
               <w:rPr>
-                <w:rFonts w:asciiTheme="majorHAnsi" w:eastAsia="Times New Roman" w:hAnsiTheme="majorHAnsi" w:cs="Arial"/>
+                <w:rFonts w:eastAsia="Times New Roman" w:asciiTheme="majorHAnsi" w:hAnsiTheme="majorHAnsi" w:cs="Arial"/>
                 <w:kern w:val="0"/>
                 <w:sz w:val="20"/>
                 <w:szCs w:val="20"/>
@@ -2687,7 +2656,7 @@
             </w:r>
             <w:r>
               <w:rPr>
-                <w:rFonts w:asciiTheme="majorHAnsi" w:eastAsia="Times New Roman" w:hAnsiTheme="majorHAnsi" w:cs="Arial"/>
+                <w:rFonts w:eastAsia="Times New Roman" w:asciiTheme="majorHAnsi" w:hAnsiTheme="majorHAnsi" w:cs="Arial"/>
                 <w:b/>
                 <w:bCs/>
                 <w:kern w:val="0"/>
@@ -2700,7 +2669,7 @@
             </w:r>
             <w:r>
               <w:rPr>
-                <w:rFonts w:asciiTheme="majorHAnsi" w:eastAsia="Times New Roman" w:hAnsiTheme="majorHAnsi" w:cs="Arial"/>
+                <w:rFonts w:eastAsia="Times New Roman" w:asciiTheme="majorHAnsi" w:hAnsiTheme="majorHAnsi" w:cs="Arial"/>
                 <w:kern w:val="0"/>
                 <w:sz w:val="20"/>
                 <w:szCs w:val="20"/>
@@ -2719,7 +2688,7 @@
               </w:numPr>
               <w:spacing w:line="360" w:lineRule="auto"/>
               <w:rPr>
-                <w:rFonts w:asciiTheme="majorHAnsi" w:eastAsia="Times New Roman" w:hAnsiTheme="majorHAnsi" w:cs="Arial"/>
+                <w:rFonts w:eastAsia="Times New Roman" w:asciiTheme="majorHAnsi" w:hAnsiTheme="majorHAnsi" w:cs="Arial"/>
                 <w:kern w:val="0"/>
                 <w:sz w:val="20"/>
                 <w:szCs w:val="20"/>
@@ -2729,7 +2698,7 @@
             </w:pPr>
             <w:r>
               <w:rPr>
-                <w:rFonts w:asciiTheme="majorHAnsi" w:eastAsia="Times New Roman" w:hAnsiTheme="majorHAnsi" w:cs="Arial"/>
+                <w:rFonts w:eastAsia="Times New Roman" w:asciiTheme="majorHAnsi" w:hAnsiTheme="majorHAnsi" w:cs="Arial"/>
                 <w:kern w:val="0"/>
                 <w:sz w:val="20"/>
                 <w:szCs w:val="20"/>
@@ -2748,7 +2717,7 @@
               </w:numPr>
               <w:spacing w:line="360" w:lineRule="auto"/>
               <w:rPr>
-                <w:rFonts w:asciiTheme="majorHAnsi" w:eastAsia="Times New Roman" w:hAnsiTheme="majorHAnsi" w:cs="Arial"/>
+                <w:rFonts w:eastAsia="Times New Roman" w:asciiTheme="majorHAnsi" w:hAnsiTheme="majorHAnsi" w:cs="Arial"/>
                 <w:kern w:val="0"/>
                 <w:sz w:val="20"/>
                 <w:szCs w:val="20"/>
@@ -2758,7 +2727,7 @@
             </w:pPr>
             <w:r>
               <w:rPr>
-                <w:rFonts w:asciiTheme="majorHAnsi" w:eastAsia="Times New Roman" w:hAnsiTheme="majorHAnsi" w:cs="Arial"/>
+                <w:rFonts w:eastAsia="Times New Roman" w:asciiTheme="majorHAnsi" w:hAnsiTheme="majorHAnsi" w:cs="Arial"/>
                 <w:kern w:val="0"/>
                 <w:sz w:val="20"/>
                 <w:szCs w:val="20"/>
@@ -2777,7 +2746,7 @@
               </w:numPr>
               <w:spacing w:line="360" w:lineRule="auto"/>
               <w:rPr>
-                <w:rFonts w:asciiTheme="majorHAnsi" w:eastAsia="Times New Roman" w:hAnsiTheme="majorHAnsi" w:cs="Arial"/>
+                <w:rFonts w:eastAsia="Times New Roman" w:asciiTheme="majorHAnsi" w:hAnsiTheme="majorHAnsi" w:cs="Arial"/>
                 <w:kern w:val="0"/>
                 <w:sz w:val="20"/>
                 <w:szCs w:val="20"/>
@@ -2787,7 +2756,7 @@
             </w:pPr>
             <w:r>
               <w:rPr>
-                <w:rFonts w:asciiTheme="majorHAnsi" w:eastAsia="Times New Roman" w:hAnsiTheme="majorHAnsi" w:cs="Arial"/>
+                <w:rFonts w:eastAsia="Times New Roman" w:asciiTheme="majorHAnsi" w:hAnsiTheme="majorHAnsi" w:cs="Arial"/>
                 <w:kern w:val="0"/>
                 <w:sz w:val="20"/>
                 <w:szCs w:val="20"/>
@@ -2806,7 +2775,7 @@
               </w:numPr>
               <w:spacing w:line="360" w:lineRule="auto"/>
               <w:rPr>
-                <w:rFonts w:asciiTheme="majorHAnsi" w:eastAsia="Times New Roman" w:hAnsiTheme="majorHAnsi" w:cs="Arial"/>
+                <w:rFonts w:eastAsia="Times New Roman" w:asciiTheme="majorHAnsi" w:hAnsiTheme="majorHAnsi" w:cs="Arial"/>
                 <w:kern w:val="0"/>
                 <w:sz w:val="20"/>
                 <w:szCs w:val="20"/>
@@ -2816,7 +2785,7 @@
             </w:pPr>
             <w:r>
               <w:rPr>
-                <w:rFonts w:asciiTheme="majorHAnsi" w:eastAsia="Times New Roman" w:hAnsiTheme="majorHAnsi" w:cs="Arial"/>
+                <w:rFonts w:eastAsia="Times New Roman" w:asciiTheme="majorHAnsi" w:hAnsiTheme="majorHAnsi" w:cs="Arial"/>
                 <w:kern w:val="0"/>
                 <w:sz w:val="20"/>
                 <w:szCs w:val="20"/>
@@ -2835,7 +2804,7 @@
               </w:numPr>
               <w:spacing w:line="360" w:lineRule="auto"/>
               <w:rPr>
-                <w:rFonts w:asciiTheme="majorHAnsi" w:eastAsia="Times New Roman" w:hAnsiTheme="majorHAnsi" w:cs="Arial"/>
+                <w:rFonts w:eastAsia="Times New Roman" w:asciiTheme="majorHAnsi" w:hAnsiTheme="majorHAnsi" w:cs="Arial"/>
                 <w:kern w:val="0"/>
                 <w:sz w:val="20"/>
                 <w:szCs w:val="20"/>
@@ -2845,7 +2814,7 @@
             </w:pPr>
             <w:r>
               <w:rPr>
-                <w:rFonts w:asciiTheme="majorHAnsi" w:eastAsia="Times New Roman" w:hAnsiTheme="majorHAnsi" w:cs="Arial"/>
+                <w:rFonts w:eastAsia="Times New Roman" w:asciiTheme="majorHAnsi" w:hAnsiTheme="majorHAnsi" w:cs="Arial"/>
                 <w:kern w:val="0"/>
                 <w:sz w:val="20"/>
                 <w:szCs w:val="20"/>
@@ -2864,7 +2833,7 @@
               </w:numPr>
               <w:spacing w:line="360" w:lineRule="auto"/>
               <w:rPr>
-                <w:rFonts w:asciiTheme="majorHAnsi" w:eastAsia="Times New Roman" w:hAnsiTheme="majorHAnsi" w:cs="Arial"/>
+                <w:rFonts w:eastAsia="Times New Roman" w:asciiTheme="majorHAnsi" w:hAnsiTheme="majorHAnsi" w:cs="Arial"/>
                 <w:kern w:val="0"/>
                 <w:sz w:val="20"/>
                 <w:szCs w:val="20"/>
@@ -2874,19 +2843,18 @@
             </w:pPr>
             <w:r>
               <w:rPr>
-                <w:rFonts w:asciiTheme="majorHAnsi" w:eastAsia="Times New Roman" w:hAnsiTheme="majorHAnsi" w:cs="Arial"/>
+                <w:rFonts w:eastAsia="Times New Roman" w:asciiTheme="majorHAnsi" w:hAnsiTheme="majorHAnsi" w:cs="Arial"/>
                 <w:kern w:val="0"/>
                 <w:sz w:val="20"/>
                 <w:szCs w:val="20"/>
                 <w:lang w:eastAsia="nb-NO"/>
                 <w14:ligatures w14:val="none"/>
               </w:rPr>
-              <w:lastRenderedPageBreak/>
               <w:t xml:space="preserve">Er det noen </w:t>
             </w:r>
             <w:r>
               <w:rPr>
-                <w:rFonts w:asciiTheme="majorHAnsi" w:eastAsia="Times New Roman" w:hAnsiTheme="majorHAnsi" w:cs="Arial"/>
+                <w:rFonts w:eastAsia="Times New Roman" w:asciiTheme="majorHAnsi" w:hAnsiTheme="majorHAnsi" w:cs="Arial"/>
                 <w:b/>
                 <w:bCs/>
                 <w:kern w:val="0"/>
@@ -2900,7 +2868,7 @@
             </w:r>
             <w:r>
               <w:rPr>
-                <w:rFonts w:asciiTheme="majorHAnsi" w:eastAsia="Times New Roman" w:hAnsiTheme="majorHAnsi" w:cs="Arial"/>
+                <w:rFonts w:eastAsia="Times New Roman" w:asciiTheme="majorHAnsi" w:hAnsiTheme="majorHAnsi" w:cs="Arial"/>
                 <w:kern w:val="0"/>
                 <w:sz w:val="20"/>
                 <w:szCs w:val="20"/>
@@ -2911,7 +2879,7 @@
             </w:r>
             <w:r>
               <w:rPr>
-                <w:rFonts w:asciiTheme="majorHAnsi" w:eastAsia="Times New Roman" w:hAnsiTheme="majorHAnsi" w:cs="Arial"/>
+                <w:rFonts w:eastAsia="Times New Roman" w:asciiTheme="majorHAnsi" w:hAnsiTheme="majorHAnsi" w:cs="Arial"/>
                 <w:b/>
                 <w:bCs/>
                 <w:kern w:val="0"/>
@@ -2924,7 +2892,7 @@
             </w:r>
             <w:r>
               <w:rPr>
-                <w:rFonts w:asciiTheme="majorHAnsi" w:eastAsia="Times New Roman" w:hAnsiTheme="majorHAnsi" w:cs="Arial"/>
+                <w:rFonts w:eastAsia="Times New Roman" w:asciiTheme="majorHAnsi" w:hAnsiTheme="majorHAnsi" w:cs="Arial"/>
                 <w:kern w:val="0"/>
                 <w:sz w:val="20"/>
                 <w:szCs w:val="20"/>
@@ -2938,7 +2906,7 @@
             <w:pPr>
               <w:pStyle w:val="ListParagraph"/>
               <w:rPr>
-                <w:rFonts w:asciiTheme="majorHAnsi" w:eastAsia="Times New Roman" w:hAnsiTheme="majorHAnsi" w:cs="Arial"/>
+                <w:rFonts w:eastAsia="Times New Roman" w:asciiTheme="majorHAnsi" w:hAnsiTheme="majorHAnsi" w:cs="Arial"/>
                 <w:kern w:val="0"/>
                 <w:sz w:val="20"/>
                 <w:szCs w:val="20"/>
@@ -2948,7 +2916,7 @@
             </w:pPr>
             <w:r>
               <w:rPr>
-                <w:rFonts w:asciiTheme="majorHAnsi" w:eastAsia="Times New Roman" w:hAnsiTheme="majorHAnsi" w:cs="Arial"/>
+                <w:rFonts w:eastAsia="Times New Roman" w:asciiTheme="majorHAnsi" w:hAnsiTheme="majorHAnsi" w:cs="Arial"/>
                 <w:b/>
                 <w:bCs/>
                 <w:kern w:val="0"/>
@@ -2964,7 +2932,7 @@
           <w:p>
             <w:pPr>
               <w:rPr>
-                <w:rFonts w:asciiTheme="majorHAnsi" w:eastAsia="Times New Roman" w:hAnsiTheme="majorHAnsi" w:cs="Arial"/>
+                <w:rFonts w:eastAsia="Times New Roman" w:asciiTheme="majorHAnsi" w:hAnsiTheme="majorHAnsi" w:cs="Arial"/>
                 <w:kern w:val="0"/>
                 <w:sz w:val="20"/>
                 <w:szCs w:val="20"/>
@@ -2977,7 +2945,7 @@
             <w:pPr>
               <w:pStyle w:val="ListParagraph"/>
               <w:rPr>
-                <w:rFonts w:asciiTheme="majorHAnsi" w:eastAsia="Times New Roman" w:hAnsiTheme="majorHAnsi" w:cs="Arial"/>
+                <w:rFonts w:eastAsia="Times New Roman" w:asciiTheme="majorHAnsi" w:hAnsiTheme="majorHAnsi" w:cs="Arial"/>
                 <w:kern w:val="0"/>
                 <w:sz w:val="20"/>
                 <w:szCs w:val="20"/>
@@ -2987,7 +2955,7 @@
             </w:pPr>
             <w:r>
               <w:rPr>
-                <w:rFonts w:asciiTheme="majorHAnsi" w:eastAsia="Times New Roman" w:hAnsiTheme="majorHAnsi" w:cs="Arial"/>
+                <w:rFonts w:eastAsia="Times New Roman" w:asciiTheme="majorHAnsi" w:hAnsiTheme="majorHAnsi" w:cs="Arial"/>
                 <w:kern w:val="0"/>
                 <w:sz w:val="20"/>
                 <w:szCs w:val="20"/>
@@ -3001,7 +2969,7 @@
             <w:pPr>
               <w:pStyle w:val="ListParagraph"/>
               <w:rPr>
-                <w:rFonts w:asciiTheme="majorHAnsi" w:eastAsia="Times New Roman" w:hAnsiTheme="majorHAnsi" w:cs="Arial"/>
+                <w:rFonts w:eastAsia="Times New Roman" w:asciiTheme="majorHAnsi" w:hAnsiTheme="majorHAnsi" w:cs="Arial"/>
                 <w:kern w:val="0"/>
                 <w:sz w:val="20"/>
                 <w:szCs w:val="20"/>
@@ -3011,7 +2979,7 @@
             </w:pPr>
             <w:r>
               <w:rPr>
-                <w:rFonts w:asciiTheme="majorHAnsi" w:eastAsia="Times New Roman" w:hAnsiTheme="majorHAnsi" w:cs="Arial"/>
+                <w:rFonts w:eastAsia="Times New Roman" w:asciiTheme="majorHAnsi" w:hAnsiTheme="majorHAnsi" w:cs="Arial"/>
                 <w:kern w:val="0"/>
                 <w:sz w:val="20"/>
                 <w:szCs w:val="20"/>
@@ -3025,7 +2993,7 @@
             <w:pPr>
               <w:pStyle w:val="ListParagraph"/>
               <w:rPr>
-                <w:rFonts w:asciiTheme="majorHAnsi" w:eastAsia="Times New Roman" w:hAnsiTheme="majorHAnsi" w:cs="Arial"/>
+                <w:rFonts w:eastAsia="Times New Roman" w:asciiTheme="majorHAnsi" w:hAnsiTheme="majorHAnsi" w:cs="Arial"/>
                 <w:kern w:val="0"/>
                 <w:sz w:val="20"/>
                 <w:szCs w:val="20"/>
@@ -3035,7 +3003,7 @@
             </w:pPr>
             <w:r>
               <w:rPr>
-                <w:rFonts w:asciiTheme="majorHAnsi" w:eastAsia="Times New Roman" w:hAnsiTheme="majorHAnsi" w:cs="Arial"/>
+                <w:rFonts w:eastAsia="Times New Roman" w:asciiTheme="majorHAnsi" w:hAnsiTheme="majorHAnsi" w:cs="Arial"/>
                 <w:kern w:val="0"/>
                 <w:sz w:val="20"/>
                 <w:szCs w:val="20"/>
@@ -3049,7 +3017,7 @@
             <w:pPr>
               <w:pStyle w:val="ListParagraph"/>
               <w:rPr>
-                <w:rFonts w:asciiTheme="majorHAnsi" w:eastAsia="Times New Roman" w:hAnsiTheme="majorHAnsi" w:cs="Arial"/>
+                <w:rFonts w:eastAsia="Times New Roman" w:asciiTheme="majorHAnsi" w:hAnsiTheme="majorHAnsi" w:cs="Arial"/>
                 <w:kern w:val="0"/>
                 <w:sz w:val="20"/>
                 <w:szCs w:val="20"/>
@@ -3061,7 +3029,7 @@
           <w:p>
             <w:pPr>
               <w:rPr>
-                <w:rFonts w:asciiTheme="majorHAnsi" w:eastAsia="Times New Roman" w:hAnsiTheme="majorHAnsi" w:cs="Arial"/>
+                <w:rFonts w:eastAsia="Times New Roman" w:asciiTheme="majorHAnsi" w:hAnsiTheme="majorHAnsi" w:cs="Arial"/>
                 <w:b/>
                 <w:bCs/>
                 <w:kern w:val="0"/>
@@ -3073,7 +3041,7 @@
             </w:pPr>
             <w:r>
               <w:rPr>
-                <w:rFonts w:asciiTheme="majorHAnsi" w:eastAsia="Times New Roman" w:hAnsiTheme="majorHAnsi" w:cs="Arial"/>
+                <w:rFonts w:eastAsia="Times New Roman" w:asciiTheme="majorHAnsi" w:hAnsiTheme="majorHAnsi" w:cs="Arial"/>
                 <w:b/>
                 <w:bCs/>
                 <w:kern w:val="0"/>
@@ -3086,7 +3054,7 @@
             </w:r>
             <w:r>
               <w:rPr>
-                <w:rFonts w:asciiTheme="majorHAnsi" w:eastAsia="Times New Roman" w:hAnsiTheme="majorHAnsi" w:cs="Arial"/>
+                <w:rFonts w:eastAsia="Times New Roman" w:asciiTheme="majorHAnsi" w:hAnsiTheme="majorHAnsi" w:cs="Arial"/>
                 <w:b/>
                 <w:bCs/>
                 <w:kern w:val="0"/>
@@ -3106,7 +3074,7 @@
                 <w:numId w:val="8"/>
               </w:numPr>
               <w:rPr>
-                <w:rFonts w:asciiTheme="majorHAnsi" w:eastAsia="Times New Roman" w:hAnsiTheme="majorHAnsi" w:cs="Arial"/>
+                <w:rFonts w:eastAsia="Times New Roman" w:asciiTheme="majorHAnsi" w:hAnsiTheme="majorHAnsi" w:cs="Arial"/>
                 <w:kern w:val="0"/>
                 <w:sz w:val="20"/>
                 <w:szCs w:val="20"/>
@@ -3116,7 +3084,7 @@
             </w:pPr>
             <w:r>
               <w:rPr>
-                <w:rFonts w:asciiTheme="majorHAnsi" w:eastAsia="Times New Roman" w:hAnsiTheme="majorHAnsi" w:cs="Arial"/>
+                <w:rFonts w:eastAsia="Times New Roman" w:asciiTheme="majorHAnsi" w:hAnsiTheme="majorHAnsi" w:cs="Arial"/>
                 <w:kern w:val="0"/>
                 <w:sz w:val="20"/>
                 <w:szCs w:val="20"/>
@@ -3130,7 +3098,7 @@
             <w:pPr>
               <w:pStyle w:val="ListParagraph"/>
               <w:rPr>
-                <w:rFonts w:asciiTheme="majorHAnsi" w:eastAsia="Times New Roman" w:hAnsiTheme="majorHAnsi" w:cs="Arial"/>
+                <w:rFonts w:eastAsia="Times New Roman" w:asciiTheme="majorHAnsi" w:hAnsiTheme="majorHAnsi" w:cs="Arial"/>
                 <w:kern w:val="0"/>
                 <w:sz w:val="20"/>
                 <w:szCs w:val="20"/>
@@ -3140,7 +3108,7 @@
             </w:pPr>
             <w:r>
               <w:rPr>
-                <w:rFonts w:asciiTheme="majorHAnsi" w:eastAsia="Times New Roman" w:hAnsiTheme="majorHAnsi" w:cs="Arial"/>
+                <w:rFonts w:eastAsia="Times New Roman" w:asciiTheme="majorHAnsi" w:hAnsiTheme="majorHAnsi" w:cs="Arial"/>
                 <w:kern w:val="0"/>
                 <w:sz w:val="20"/>
                 <w:szCs w:val="20"/>
@@ -3153,7 +3121,7 @@
           <w:p>
             <w:pPr>
               <w:rPr>
-                <w:rFonts w:asciiTheme="majorHAnsi" w:eastAsia="Times New Roman" w:hAnsiTheme="majorHAnsi" w:cs="Arial"/>
+                <w:rFonts w:eastAsia="Times New Roman" w:asciiTheme="majorHAnsi" w:hAnsiTheme="majorHAnsi" w:cs="Arial"/>
                 <w:b/>
                 <w:bCs/>
                 <w:kern w:val="0"/>
@@ -3165,7 +3133,7 @@
             </w:pPr>
             <w:r>
               <w:rPr>
-                <w:rFonts w:asciiTheme="majorHAnsi" w:eastAsia="Times New Roman" w:hAnsiTheme="majorHAnsi" w:cs="Arial"/>
+                <w:rFonts w:eastAsia="Times New Roman" w:asciiTheme="majorHAnsi" w:hAnsiTheme="majorHAnsi" w:cs="Arial"/>
                 <w:b/>
                 <w:bCs/>
                 <w:kern w:val="0"/>
@@ -3185,7 +3153,7 @@
                 <w:numId w:val="7"/>
               </w:numPr>
               <w:rPr>
-                <w:rFonts w:asciiTheme="majorHAnsi" w:eastAsia="Times New Roman" w:hAnsiTheme="majorHAnsi" w:cs="Arial"/>
+                <w:rFonts w:eastAsia="Times New Roman" w:asciiTheme="majorHAnsi" w:hAnsiTheme="majorHAnsi" w:cs="Arial"/>
                 <w:kern w:val="0"/>
                 <w:sz w:val="20"/>
                 <w:szCs w:val="20"/>
@@ -3195,7 +3163,7 @@
             </w:pPr>
             <w:r>
               <w:rPr>
-                <w:rFonts w:asciiTheme="majorHAnsi" w:eastAsia="Times New Roman" w:hAnsiTheme="majorHAnsi" w:cs="Arial"/>
+                <w:rFonts w:eastAsia="Times New Roman" w:asciiTheme="majorHAnsi" w:hAnsiTheme="majorHAnsi" w:cs="Arial"/>
                 <w:kern w:val="0"/>
                 <w:sz w:val="20"/>
                 <w:szCs w:val="20"/>
@@ -3209,7 +3177,7 @@
             <w:pPr>
               <w:pStyle w:val="ListParagraph"/>
               <w:rPr>
-                <w:rFonts w:asciiTheme="majorHAnsi" w:eastAsia="Times New Roman" w:hAnsiTheme="majorHAnsi" w:cs="Arial"/>
+                <w:rFonts w:eastAsia="Times New Roman" w:asciiTheme="majorHAnsi" w:hAnsiTheme="majorHAnsi" w:cs="Arial"/>
                 <w:kern w:val="0"/>
                 <w:sz w:val="20"/>
                 <w:szCs w:val="20"/>
@@ -3219,7 +3187,7 @@
             </w:pPr>
             <w:r>
               <w:rPr>
-                <w:rFonts w:asciiTheme="majorHAnsi" w:eastAsia="Times New Roman" w:hAnsiTheme="majorHAnsi" w:cs="Arial"/>
+                <w:rFonts w:eastAsia="Times New Roman" w:asciiTheme="majorHAnsi" w:hAnsiTheme="majorHAnsi" w:cs="Arial"/>
                 <w:kern w:val="0"/>
                 <w:sz w:val="20"/>
                 <w:szCs w:val="20"/>
@@ -3232,6 +3200,11 @@
         </w:tc>
       </w:tr>
       <w:tr>
+        <w:tblPrEx>
+          <w:tblW w:w="10348" w:type="dxa"/>
+          <w:tblInd w:w="-575" w:type="dxa"/>
+          <w:tblLook w:val="04A0"/>
+        </w:tblPrEx>
         <w:trPr>
           <w:trHeight w:val="300"/>
         </w:trPr>
@@ -3250,7 +3223,7 @@
             <w:pPr>
               <w:pStyle w:val="ListParagraph"/>
               <w:rPr>
-                <w:rFonts w:asciiTheme="majorHAnsi" w:eastAsia="Times New Roman" w:hAnsiTheme="majorHAnsi" w:cs="Arial"/>
+                <w:rFonts w:eastAsia="Times New Roman" w:asciiTheme="majorHAnsi" w:hAnsiTheme="majorHAnsi" w:cs="Arial"/>
                 <w:b/>
                 <w:bCs/>
                 <w:kern w:val="0"/>
@@ -3265,7 +3238,7 @@
             <w:pPr>
               <w:pStyle w:val="ListParagraph"/>
               <w:rPr>
-                <w:rFonts w:asciiTheme="majorHAnsi" w:eastAsia="Times New Roman" w:hAnsiTheme="majorHAnsi" w:cs="Arial"/>
+                <w:rFonts w:eastAsia="Times New Roman" w:asciiTheme="majorHAnsi" w:hAnsiTheme="majorHAnsi" w:cs="Arial"/>
                 <w:b/>
                 <w:bCs/>
                 <w:kern w:val="0"/>
@@ -3277,7 +3250,7 @@
             </w:pPr>
             <w:r>
               <w:rPr>
-                <w:rFonts w:asciiTheme="majorHAnsi" w:eastAsia="Times New Roman" w:hAnsiTheme="majorHAnsi" w:cs="Arial"/>
+                <w:rFonts w:eastAsia="Times New Roman" w:asciiTheme="majorHAnsi" w:hAnsiTheme="majorHAnsi" w:cs="Arial"/>
                 <w:b/>
                 <w:bCs/>
                 <w:kern w:val="0"/>
@@ -3293,7 +3266,7 @@
             <w:pPr>
               <w:pStyle w:val="ListParagraph"/>
               <w:rPr>
-                <w:rFonts w:asciiTheme="majorHAnsi" w:eastAsia="Times New Roman" w:hAnsiTheme="majorHAnsi" w:cs="Arial"/>
+                <w:rFonts w:eastAsia="Times New Roman" w:asciiTheme="majorHAnsi" w:hAnsiTheme="majorHAnsi" w:cs="Arial"/>
                 <w:b/>
                 <w:bCs/>
                 <w:kern w:val="0"/>
@@ -3305,7 +3278,7 @@
             </w:pPr>
             <w:r>
               <w:rPr>
-                <w:rFonts w:asciiTheme="majorHAnsi" w:eastAsia="Times New Roman" w:hAnsiTheme="majorHAnsi" w:cs="Arial"/>
+                <w:rFonts w:eastAsia="Times New Roman" w:asciiTheme="majorHAnsi" w:hAnsiTheme="majorHAnsi" w:cs="Arial"/>
                 <w:b/>
                 <w:bCs/>
                 <w:kern w:val="0"/>
@@ -3325,7 +3298,7 @@
                 <w:numId w:val="5"/>
               </w:numPr>
               <w:rPr>
-                <w:rFonts w:asciiTheme="majorHAnsi" w:eastAsia="Times New Roman" w:hAnsiTheme="majorHAnsi" w:cs="Arial"/>
+                <w:rFonts w:eastAsia="Times New Roman" w:asciiTheme="majorHAnsi" w:hAnsiTheme="majorHAnsi" w:cs="Arial"/>
                 <w:kern w:val="0"/>
                 <w:sz w:val="20"/>
                 <w:szCs w:val="20"/>
@@ -3335,7 +3308,7 @@
             </w:pPr>
             <w:r>
               <w:rPr>
-                <w:rFonts w:asciiTheme="majorHAnsi" w:eastAsia="Times New Roman" w:hAnsiTheme="majorHAnsi" w:cs="Arial"/>
+                <w:rFonts w:eastAsia="Times New Roman" w:asciiTheme="majorHAnsi" w:hAnsiTheme="majorHAnsi" w:cs="Arial"/>
                 <w:kern w:val="0"/>
                 <w:sz w:val="20"/>
                 <w:szCs w:val="20"/>
@@ -3353,7 +3326,7 @@
                 <w:numId w:val="5"/>
               </w:numPr>
               <w:rPr>
-                <w:rFonts w:asciiTheme="majorHAnsi" w:eastAsia="Times New Roman" w:hAnsiTheme="majorHAnsi" w:cs="Arial"/>
+                <w:rFonts w:eastAsia="Times New Roman" w:asciiTheme="majorHAnsi" w:hAnsiTheme="majorHAnsi" w:cs="Arial"/>
                 <w:kern w:val="0"/>
                 <w:sz w:val="20"/>
                 <w:szCs w:val="20"/>
@@ -3363,7 +3336,7 @@
             </w:pPr>
             <w:r>
               <w:rPr>
-                <w:rFonts w:asciiTheme="majorHAnsi" w:eastAsia="Times New Roman" w:hAnsiTheme="majorHAnsi" w:cs="Arial"/>
+                <w:rFonts w:eastAsia="Times New Roman" w:asciiTheme="majorHAnsi" w:hAnsiTheme="majorHAnsi" w:cs="Arial"/>
                 <w:kern w:val="0"/>
                 <w:sz w:val="20"/>
                 <w:szCs w:val="20"/>
@@ -3374,7 +3347,7 @@
             </w:r>
             <w:r>
               <w:rPr>
-                <w:rFonts w:asciiTheme="majorHAnsi" w:eastAsia="Times New Roman" w:hAnsiTheme="majorHAnsi" w:cs="Arial"/>
+                <w:rFonts w:eastAsia="Times New Roman" w:asciiTheme="majorHAnsi" w:hAnsiTheme="majorHAnsi" w:cs="Arial"/>
                 <w:kern w:val="0"/>
                 <w:sz w:val="20"/>
                 <w:szCs w:val="20"/>
@@ -3388,7 +3361,7 @@
             <w:pPr>
               <w:pStyle w:val="ListParagraph"/>
               <w:rPr>
-                <w:rFonts w:asciiTheme="majorHAnsi" w:eastAsia="Times New Roman" w:hAnsiTheme="majorHAnsi" w:cs="Arial"/>
+                <w:rFonts w:eastAsia="Times New Roman" w:asciiTheme="majorHAnsi" w:hAnsiTheme="majorHAnsi" w:cs="Arial"/>
                 <w:kern w:val="0"/>
                 <w:sz w:val="20"/>
                 <w:szCs w:val="20"/>
@@ -3398,7 +3371,7 @@
             </w:pPr>
             <w:r>
               <w:rPr>
-                <w:rFonts w:asciiTheme="majorHAnsi" w:eastAsia="Times New Roman" w:hAnsiTheme="majorHAnsi" w:cs="Arial"/>
+                <w:rFonts w:eastAsia="Times New Roman" w:asciiTheme="majorHAnsi" w:hAnsiTheme="majorHAnsi" w:cs="Arial"/>
                 <w:kern w:val="0"/>
                 <w:sz w:val="20"/>
                 <w:szCs w:val="20"/>
@@ -3409,7 +3382,7 @@
             </w:r>
             <w:r>
               <w:rPr>
-                <w:rFonts w:asciiTheme="majorHAnsi" w:eastAsia="Times New Roman" w:hAnsiTheme="majorHAnsi" w:cs="Arial"/>
+                <w:rFonts w:eastAsia="Times New Roman" w:asciiTheme="majorHAnsi" w:hAnsiTheme="majorHAnsi" w:cs="Arial"/>
                 <w:kern w:val="0"/>
                 <w:sz w:val="20"/>
                 <w:szCs w:val="20"/>
@@ -3424,7 +3397,7 @@
             <w:pPr>
               <w:ind w:left="708"/>
               <w:rPr>
-                <w:rFonts w:asciiTheme="majorHAnsi" w:eastAsia="Times New Roman" w:hAnsiTheme="majorHAnsi" w:cs="Arial"/>
+                <w:rFonts w:eastAsia="Times New Roman" w:asciiTheme="majorHAnsi" w:hAnsiTheme="majorHAnsi" w:cs="Arial"/>
                 <w:kern w:val="0"/>
                 <w:sz w:val="20"/>
                 <w:szCs w:val="20"/>
@@ -3434,7 +3407,7 @@
             </w:pPr>
             <w:r>
               <w:rPr>
-                <w:rFonts w:asciiTheme="majorHAnsi" w:eastAsia="Times New Roman" w:hAnsiTheme="majorHAnsi" w:cs="Arial"/>
+                <w:rFonts w:eastAsia="Times New Roman" w:asciiTheme="majorHAnsi" w:hAnsiTheme="majorHAnsi" w:cs="Arial"/>
                 <w:kern w:val="0"/>
                 <w:sz w:val="20"/>
                 <w:szCs w:val="20"/>
@@ -3445,7 +3418,7 @@
             </w:r>
             <w:r>
               <w:rPr>
-                <w:rFonts w:asciiTheme="majorHAnsi" w:eastAsia="Times New Roman" w:hAnsiTheme="majorHAnsi" w:cs="Arial"/>
+                <w:rFonts w:eastAsia="Times New Roman" w:asciiTheme="majorHAnsi" w:hAnsiTheme="majorHAnsi" w:cs="Arial"/>
                 <w:kern w:val="0"/>
                 <w:sz w:val="20"/>
                 <w:szCs w:val="20"/>
@@ -3456,7 +3429,7 @@
             </w:r>
             <w:r>
               <w:rPr>
-                <w:rFonts w:asciiTheme="majorHAnsi" w:eastAsia="Times New Roman" w:hAnsiTheme="majorHAnsi" w:cs="Arial"/>
+                <w:rFonts w:eastAsia="Times New Roman" w:asciiTheme="majorHAnsi" w:hAnsiTheme="majorHAnsi" w:cs="Arial"/>
                 <w:kern w:val="0"/>
                 <w:sz w:val="20"/>
                 <w:szCs w:val="20"/>
@@ -3467,7 +3440,7 @@
             </w:r>
             <w:r>
               <w:rPr>
-                <w:rFonts w:asciiTheme="majorHAnsi" w:eastAsia="Times New Roman" w:hAnsiTheme="majorHAnsi" w:cs="Arial"/>
+                <w:rFonts w:eastAsia="Times New Roman" w:asciiTheme="majorHAnsi" w:hAnsiTheme="majorHAnsi" w:cs="Arial"/>
                 <w:kern w:val="0"/>
                 <w:sz w:val="20"/>
                 <w:szCs w:val="20"/>
@@ -3478,7 +3451,7 @@
             </w:r>
             <w:r>
               <w:rPr>
-                <w:rFonts w:asciiTheme="majorHAnsi" w:eastAsia="Times New Roman" w:hAnsiTheme="majorHAnsi" w:cs="Arial"/>
+                <w:rFonts w:eastAsia="Times New Roman" w:asciiTheme="majorHAnsi" w:hAnsiTheme="majorHAnsi" w:cs="Arial"/>
                 <w:b/>
                 <w:bCs/>
                 <w:kern w:val="0"/>
@@ -3492,7 +3465,7 @@
             </w:r>
             <w:r>
               <w:rPr>
-                <w:rFonts w:asciiTheme="majorHAnsi" w:eastAsia="Times New Roman" w:hAnsiTheme="majorHAnsi" w:cs="Arial"/>
+                <w:rFonts w:eastAsia="Times New Roman" w:asciiTheme="majorHAnsi" w:hAnsiTheme="majorHAnsi" w:cs="Arial"/>
                 <w:kern w:val="0"/>
                 <w:sz w:val="20"/>
                 <w:szCs w:val="20"/>
@@ -3508,7 +3481,7 @@
     <w:p>
       <w:pPr>
         <w:rPr>
-          <w:rFonts w:asciiTheme="majorHAnsi" w:eastAsia="Times New Roman" w:hAnsiTheme="majorHAnsi" w:cs="Arial"/>
+          <w:rFonts w:eastAsia="Times New Roman" w:asciiTheme="majorHAnsi" w:hAnsiTheme="majorHAnsi" w:cs="Arial"/>
           <w:b/>
           <w:bCs/>
           <w:color w:val="FFFFFF" w:themeColor="background1"/>
@@ -3525,7 +3498,7 @@
         <w:spacing w:after="0" w:line="240" w:lineRule="auto"/>
         <w:textAlignment w:val="baseline"/>
         <w:rPr>
-          <w:rFonts w:asciiTheme="majorHAnsi" w:eastAsia="Times New Roman" w:hAnsiTheme="majorHAnsi" w:cs="Arial"/>
+          <w:rFonts w:eastAsia="Times New Roman" w:asciiTheme="majorHAnsi" w:hAnsiTheme="majorHAnsi" w:cs="Arial"/>
           <w:b/>
           <w:bCs/>
           <w:color w:val="FFFFFF" w:themeColor="background1"/>
@@ -3554,7 +3527,6 @@
           <w:bCs/>
           <w:color w:val="43D4B2"/>
         </w:rPr>
-        <w:lastRenderedPageBreak/>
         <w:t>NOVELLEANALYSE</w:t>
       </w:r>
       <w:bookmarkEnd w:id="1"/>
@@ -3565,7 +3537,7 @@
         <w:tblStyle w:val="TableGrid"/>
         <w:tblpPr w:leftFromText="141" w:rightFromText="141" w:vertAnchor="text" w:horzAnchor="margin" w:tblpXSpec="center" w:tblpY="768"/>
         <w:tblW w:w="10343" w:type="dxa"/>
-        <w:tblLook w:val="04A0" w:firstRow="1" w:lastRow="0" w:firstColumn="1" w:lastColumn="0" w:noHBand="0" w:noVBand="1"/>
+        <w:tblLook w:val="04A0"/>
       </w:tblPr>
       <w:tblGrid>
         <w:gridCol w:w="2230"/>
@@ -3573,6 +3545,10 @@
         <w:gridCol w:w="3677"/>
       </w:tblGrid>
       <w:tr>
+        <w:tblPrEx>
+          <w:tblW w:w="10343" w:type="dxa"/>
+          <w:tblLook w:val="04A0"/>
+        </w:tblPrEx>
         <w:trPr>
           <w:trHeight w:val="868"/>
         </w:trPr>
@@ -3647,6 +3623,10 @@
         </w:tc>
       </w:tr>
       <w:tr>
+        <w:tblPrEx>
+          <w:tblW w:w="10343" w:type="dxa"/>
+          <w:tblLook w:val="04A0"/>
+        </w:tblPrEx>
         <w:trPr>
           <w:trHeight w:val="391"/>
         </w:trPr>
@@ -3717,6 +3697,10 @@
         </w:tc>
       </w:tr>
       <w:tr>
+        <w:tblPrEx>
+          <w:tblW w:w="10343" w:type="dxa"/>
+          <w:tblLook w:val="04A0"/>
+        </w:tblPrEx>
         <w:trPr>
           <w:trHeight w:val="1314"/>
         </w:trPr>
@@ -3896,7 +3880,7 @@
             </w:pPr>
             <w:r>
               <w:rPr>
-                <w:rFonts w:asciiTheme="majorHAnsi" w:eastAsia="MingLiU" w:hAnsiTheme="majorHAnsi" w:cs="Times New Roman"/>
+                <w:rFonts w:eastAsia="MingLiU" w:asciiTheme="majorHAnsi" w:hAnsiTheme="majorHAnsi" w:cs="Times New Roman"/>
               </w:rPr>
               <w:br/>
             </w:r>
@@ -3904,6 +3888,10 @@
         </w:tc>
       </w:tr>
       <w:tr>
+        <w:tblPrEx>
+          <w:tblW w:w="10343" w:type="dxa"/>
+          <w:tblLook w:val="04A0"/>
+        </w:tblPrEx>
         <w:trPr>
           <w:trHeight w:val="416"/>
         </w:trPr>
@@ -4221,7 +4209,6 @@
                 <w:rFonts w:asciiTheme="majorHAnsi" w:hAnsiTheme="majorHAnsi" w:cs="Times New Roman"/>
                 <w:bCs/>
               </w:rPr>
-              <w:lastRenderedPageBreak/>
               <w:t xml:space="preserve">Hvordan er novellen </w:t>
             </w:r>
             <w:r>
@@ -4458,7 +4445,6 @@
                 <w:rFonts w:asciiTheme="majorHAnsi" w:hAnsiTheme="majorHAnsi" w:cs="Times New Roman"/>
                 <w:bCs/>
               </w:rPr>
-              <w:lastRenderedPageBreak/>
               <w:t>sitater i teksten, som beviser at synsvinkler varierer.</w:t>
             </w:r>
           </w:p>
@@ -4732,7 +4718,6 @@
                 <w:rFonts w:asciiTheme="majorHAnsi" w:hAnsiTheme="majorHAnsi" w:cs="Times New Roman"/>
                 <w:bCs/>
               </w:rPr>
-              <w:lastRenderedPageBreak/>
               <w:t xml:space="preserve">hvordan dette kan «bevise» temaet ditt. Virkemidler </w:t>
             </w:r>
             <w:r>
@@ -4768,7 +4753,6 @@
               <w:rPr>
                 <w:rFonts w:asciiTheme="majorHAnsi" w:hAnsiTheme="majorHAnsi" w:cs="Times New Roman"/>
               </w:rPr>
-              <w:lastRenderedPageBreak/>
               <w:t>Et kort sammendrag er det samme som motiv. Det er hva som konkret skjer i teksten (ikke tolk her. Kun det som skjer)</w:t>
             </w:r>
           </w:p>
@@ -4906,7 +4890,6 @@
                 <w:i/>
                 <w:iCs/>
               </w:rPr>
-              <w:lastRenderedPageBreak/>
               <w:t>In medias res:</w:t>
             </w:r>
             <w:r>
@@ -5351,7 +5334,6 @@
                 <w:sz w:val="20"/>
                 <w:szCs w:val="20"/>
               </w:rPr>
-              <w:lastRenderedPageBreak/>
               <w:t>Synsvinkelen ligger hos den personale fortelleren</w:t>
             </w:r>
             <w:r>
@@ -5749,6 +5731,10 @@
         </w:tc>
       </w:tr>
       <w:tr>
+        <w:tblPrEx>
+          <w:tblW w:w="10343" w:type="dxa"/>
+          <w:tblLook w:val="04A0"/>
+        </w:tblPrEx>
         <w:trPr>
           <w:trHeight w:val="705"/>
         </w:trPr>
@@ -5771,7 +5757,6 @@
                 <w:b/>
                 <w:color w:val="FFFFFF" w:themeColor="background1"/>
               </w:rPr>
-              <w:lastRenderedPageBreak/>
               <w:t>Avslutning</w:t>
             </w:r>
           </w:p>
@@ -6129,7 +6114,6 @@
           <w:sz w:val="32"/>
           <w:szCs w:val="32"/>
         </w:rPr>
-        <w:lastRenderedPageBreak/>
         <w:t>Skri</w:t>
       </w:r>
       <w:r>
@@ -6180,7 +6164,7 @@
           <w:left w:w="0" w:type="dxa"/>
           <w:right w:w="0" w:type="dxa"/>
         </w:tblCellMar>
-        <w:tblLook w:val="04A0" w:firstRow="1" w:lastRow="0" w:firstColumn="1" w:lastColumn="0" w:noHBand="0" w:noVBand="1"/>
+        <w:tblLook w:val="04A0"/>
       </w:tblPr>
       <w:tblGrid>
         <w:gridCol w:w="2968"/>
@@ -6188,6 +6172,10 @@
         <w:gridCol w:w="3255"/>
       </w:tblGrid>
       <w:tr>
+        <w:tblPrEx>
+          <w:tblW w:w="0" w:type="dxa"/>
+          <w:tblLook w:val="04A0"/>
+        </w:tblPrEx>
         <w:trPr>
           <w:trHeight w:val="300"/>
         </w:trPr>
@@ -6295,6 +6283,10 @@
         </w:tc>
       </w:tr>
       <w:tr>
+        <w:tblPrEx>
+          <w:tblW w:w="0" w:type="dxa"/>
+          <w:tblLook w:val="04A0"/>
+        </w:tblPrEx>
         <w:trPr>
           <w:trHeight w:val="300"/>
         </w:trPr>
@@ -6335,6 +6327,10 @@
         </w:tc>
       </w:tr>
       <w:tr>
+        <w:tblPrEx>
+          <w:tblW w:w="0" w:type="dxa"/>
+          <w:tblLook w:val="04A0"/>
+        </w:tblPrEx>
         <w:trPr>
           <w:trHeight w:val="300"/>
         </w:trPr>
@@ -6381,6 +6377,10 @@
         </w:tc>
       </w:tr>
       <w:tr>
+        <w:tblPrEx>
+          <w:tblW w:w="0" w:type="dxa"/>
+          <w:tblLook w:val="04A0"/>
+        </w:tblPrEx>
         <w:trPr>
           <w:trHeight w:val="300"/>
         </w:trPr>
@@ -6425,6 +6425,10 @@
         </w:tc>
       </w:tr>
       <w:tr>
+        <w:tblPrEx>
+          <w:tblW w:w="0" w:type="dxa"/>
+          <w:tblLook w:val="04A0"/>
+        </w:tblPrEx>
         <w:trPr>
           <w:trHeight w:val="300"/>
         </w:trPr>
@@ -6536,6 +6540,10 @@
         </w:tc>
       </w:tr>
       <w:tr>
+        <w:tblPrEx>
+          <w:tblW w:w="0" w:type="dxa"/>
+          <w:tblLook w:val="04A0"/>
+        </w:tblPrEx>
         <w:trPr>
           <w:trHeight w:val="300"/>
         </w:trPr>
@@ -6610,6 +6618,10 @@
         </w:tc>
       </w:tr>
       <w:tr>
+        <w:tblPrEx>
+          <w:tblW w:w="0" w:type="dxa"/>
+          <w:tblLook w:val="04A0"/>
+        </w:tblPrEx>
         <w:trPr>
           <w:trHeight w:val="300"/>
         </w:trPr>
@@ -6654,6 +6666,10 @@
         </w:tc>
       </w:tr>
       <w:tr>
+        <w:tblPrEx>
+          <w:tblW w:w="0" w:type="dxa"/>
+          <w:tblLook w:val="04A0"/>
+        </w:tblPrEx>
         <w:trPr>
           <w:trHeight w:val="1365"/>
         </w:trPr>
@@ -6885,6 +6901,10 @@
         </w:tc>
       </w:tr>
       <w:tr>
+        <w:tblPrEx>
+          <w:tblW w:w="0" w:type="dxa"/>
+          <w:tblLook w:val="04A0"/>
+        </w:tblPrEx>
         <w:trPr>
           <w:trHeight w:val="300"/>
         </w:trPr>
@@ -6973,6 +6993,10 @@
         </w:tc>
       </w:tr>
       <w:tr>
+        <w:tblPrEx>
+          <w:tblW w:w="0" w:type="dxa"/>
+          <w:tblLook w:val="04A0"/>
+        </w:tblPrEx>
         <w:trPr>
           <w:trHeight w:val="300"/>
         </w:trPr>
@@ -7006,7 +7030,6 @@
                 <w:bCs/>
                 <w:lang w:val="nn-NO"/>
               </w:rPr>
-              <w:lastRenderedPageBreak/>
               <w:t>Oppbygning:</w:t>
             </w:r>
             <w:r>
@@ -7019,6 +7042,10 @@
         </w:tc>
       </w:tr>
       <w:tr>
+        <w:tblPrEx>
+          <w:tblW w:w="0" w:type="dxa"/>
+          <w:tblLook w:val="04A0"/>
+        </w:tblPrEx>
         <w:trPr>
           <w:trHeight w:val="300"/>
         </w:trPr>
@@ -7558,6 +7585,10 @@
         </w:tc>
       </w:tr>
       <w:tr>
+        <w:tblPrEx>
+          <w:tblW w:w="0" w:type="dxa"/>
+          <w:tblLook w:val="04A0"/>
+        </w:tblPrEx>
         <w:trPr>
           <w:trHeight w:val="300"/>
         </w:trPr>
@@ -7646,6 +7677,10 @@
         </w:tc>
       </w:tr>
       <w:tr>
+        <w:tblPrEx>
+          <w:tblW w:w="0" w:type="dxa"/>
+          <w:tblLook w:val="04A0"/>
+        </w:tblPrEx>
         <w:trPr>
           <w:trHeight w:val="300"/>
         </w:trPr>
@@ -7691,6 +7726,10 @@
         </w:tc>
       </w:tr>
       <w:tr>
+        <w:tblPrEx>
+          <w:tblW w:w="0" w:type="dxa"/>
+          <w:tblLook w:val="04A0"/>
+        </w:tblPrEx>
         <w:trPr>
           <w:trHeight w:val="300"/>
         </w:trPr>
@@ -7758,7 +7797,6 @@
               <w:rPr>
                 <w:rFonts w:asciiTheme="majorHAnsi" w:hAnsiTheme="majorHAnsi"/>
               </w:rPr>
-              <w:lastRenderedPageBreak/>
               <w:t>Vis til </w:t>
             </w:r>
             <w:r>
@@ -7923,7 +7961,6 @@
               <w:rPr>
                 <w:rFonts w:asciiTheme="majorHAnsi" w:hAnsiTheme="majorHAnsi"/>
               </w:rPr>
-              <w:lastRenderedPageBreak/>
               <w:t>«Tre sentrale virkemidler i ……… er……..»  </w:t>
             </w:r>
           </w:p>
@@ -7958,7 +7995,6 @@
               <w:rPr>
                 <w:rFonts w:asciiTheme="majorHAnsi" w:hAnsiTheme="majorHAnsi"/>
               </w:rPr>
-              <w:lastRenderedPageBreak/>
               <w:t>eksempel hvordan …….. bruker besjeling:………..» </w:t>
             </w:r>
           </w:p>
@@ -8125,7 +8161,6 @@
               <w:rPr>
                 <w:rFonts w:asciiTheme="majorHAnsi" w:hAnsiTheme="majorHAnsi"/>
               </w:rPr>
-              <w:lastRenderedPageBreak/>
               <w:t>-Kontrast </w:t>
             </w:r>
           </w:p>
@@ -8176,7 +8211,6 @@
               <w:rPr>
                 <w:rFonts w:asciiTheme="majorHAnsi" w:hAnsiTheme="majorHAnsi"/>
               </w:rPr>
-              <w:lastRenderedPageBreak/>
               <w:t>Noe som gjentas for å understreke viktigheten </w:t>
             </w:r>
           </w:p>
@@ -8435,6 +8469,10 @@
         </w:tc>
       </w:tr>
       <w:tr>
+        <w:tblPrEx>
+          <w:tblW w:w="0" w:type="dxa"/>
+          <w:tblLook w:val="04A0"/>
+        </w:tblPrEx>
         <w:trPr>
           <w:trHeight w:val="300"/>
         </w:trPr>
@@ -8461,7 +8499,6 @@
               <w:rPr>
                 <w:rFonts w:asciiTheme="majorHAnsi" w:hAnsiTheme="majorHAnsi"/>
               </w:rPr>
-              <w:lastRenderedPageBreak/>
               <w:t>Skriv her: </w:t>
             </w:r>
           </w:p>
@@ -8496,6 +8533,10 @@
         </w:tc>
       </w:tr>
       <w:tr>
+        <w:tblPrEx>
+          <w:tblW w:w="0" w:type="dxa"/>
+          <w:tblLook w:val="04A0"/>
+        </w:tblPrEx>
         <w:trPr>
           <w:trHeight w:val="60"/>
         </w:trPr>
@@ -8528,7 +8569,6 @@
                 <w:b/>
                 <w:bCs/>
               </w:rPr>
-              <w:lastRenderedPageBreak/>
               <w:t>Avslutning</w:t>
             </w:r>
             <w:r>
@@ -8541,6 +8581,10 @@
         </w:tc>
       </w:tr>
       <w:tr>
+        <w:tblPrEx>
+          <w:tblW w:w="0" w:type="dxa"/>
+          <w:tblLook w:val="04A0"/>
+        </w:tblPrEx>
         <w:trPr>
           <w:trHeight w:val="300"/>
         </w:trPr>
@@ -8750,6 +8794,10 @@
         </w:tc>
       </w:tr>
       <w:tr>
+        <w:tblPrEx>
+          <w:tblW w:w="0" w:type="dxa"/>
+          <w:tblLook w:val="04A0"/>
+        </w:tblPrEx>
         <w:trPr>
           <w:trHeight w:val="300"/>
         </w:trPr>
@@ -8926,7 +8974,7 @@
         <w:tblStyle w:val="TableGrid"/>
         <w:tblW w:w="11199" w:type="dxa"/>
         <w:tblInd w:w="-998" w:type="dxa"/>
-        <w:tblLook w:val="04A0" w:firstRow="1" w:lastRow="0" w:firstColumn="1" w:lastColumn="0" w:noHBand="0" w:noVBand="1"/>
+        <w:tblLook w:val="04A0"/>
       </w:tblPr>
       <w:tblGrid>
         <w:gridCol w:w="1295"/>
@@ -8936,6 +8984,11 @@
         <w:gridCol w:w="3253"/>
       </w:tblGrid>
       <w:tr>
+        <w:tblPrEx>
+          <w:tblW w:w="11199" w:type="dxa"/>
+          <w:tblInd w:w="-998" w:type="dxa"/>
+          <w:tblLook w:val="04A0"/>
+        </w:tblPrEx>
         <w:tc>
           <w:tcPr>
             <w:tcW w:w="1277" w:type="dxa"/>
@@ -8976,6 +9029,11 @@
         </w:tc>
       </w:tr>
       <w:tr>
+        <w:tblPrEx>
+          <w:tblW w:w="11199" w:type="dxa"/>
+          <w:tblInd w:w="-998" w:type="dxa"/>
+          <w:tblLook w:val="04A0"/>
+        </w:tblPrEx>
         <w:tc>
           <w:tcPr>
             <w:tcW w:w="1277" w:type="dxa"/>
@@ -9085,6 +9143,11 @@
         </w:tc>
       </w:tr>
       <w:tr>
+        <w:tblPrEx>
+          <w:tblW w:w="11199" w:type="dxa"/>
+          <w:tblInd w:w="-998" w:type="dxa"/>
+          <w:tblLook w:val="04A0"/>
+        </w:tblPrEx>
         <w:trPr>
           <w:trHeight w:val="243"/>
         </w:trPr>
@@ -9148,6 +9211,11 @@
         </w:tc>
       </w:tr>
       <w:tr>
+        <w:tblPrEx>
+          <w:tblW w:w="11199" w:type="dxa"/>
+          <w:tblInd w:w="-998" w:type="dxa"/>
+          <w:tblLook w:val="04A0"/>
+        </w:tblPrEx>
         <w:trPr>
           <w:trHeight w:val="243"/>
         </w:trPr>
@@ -9332,6 +9400,11 @@
         </w:tc>
       </w:tr>
       <w:tr>
+        <w:tblPrEx>
+          <w:tblW w:w="11199" w:type="dxa"/>
+          <w:tblInd w:w="-998" w:type="dxa"/>
+          <w:tblLook w:val="04A0"/>
+        </w:tblPrEx>
         <w:trPr>
           <w:trHeight w:val="243"/>
         </w:trPr>
@@ -9574,6 +9647,11 @@
         </w:tc>
       </w:tr>
       <w:tr>
+        <w:tblPrEx>
+          <w:tblW w:w="11199" w:type="dxa"/>
+          <w:tblInd w:w="-998" w:type="dxa"/>
+          <w:tblLook w:val="04A0"/>
+        </w:tblPrEx>
         <w:trPr>
           <w:trHeight w:val="243"/>
         </w:trPr>
@@ -9648,6 +9726,11 @@
         </w:tc>
       </w:tr>
       <w:tr>
+        <w:tblPrEx>
+          <w:tblW w:w="11199" w:type="dxa"/>
+          <w:tblInd w:w="-998" w:type="dxa"/>
+          <w:tblLook w:val="04A0"/>
+        </w:tblPrEx>
         <w:trPr>
           <w:trHeight w:val="1600"/>
         </w:trPr>
@@ -9842,6 +9925,11 @@
         </w:tc>
       </w:tr>
       <w:tr>
+        <w:tblPrEx>
+          <w:tblW w:w="11199" w:type="dxa"/>
+          <w:tblInd w:w="-998" w:type="dxa"/>
+          <w:tblLook w:val="04A0"/>
+        </w:tblPrEx>
         <w:trPr>
           <w:trHeight w:val="243"/>
         </w:trPr>
@@ -9916,6 +10004,11 @@
         </w:tc>
       </w:tr>
       <w:tr>
+        <w:tblPrEx>
+          <w:tblW w:w="11199" w:type="dxa"/>
+          <w:tblInd w:w="-998" w:type="dxa"/>
+          <w:tblLook w:val="04A0"/>
+        </w:tblPrEx>
         <w:trPr>
           <w:trHeight w:val="243"/>
         </w:trPr>
@@ -9992,7 +10085,6 @@
                 <w:b/>
                 <w:bCs/>
               </w:rPr>
-              <w:lastRenderedPageBreak/>
               <w:t>Et avsnitt for hver du velger.</w:t>
             </w:r>
           </w:p>
@@ -10494,7 +10586,6 @@
               <w:rPr>
                 <w:rFonts w:asciiTheme="majorHAnsi" w:hAnsiTheme="majorHAnsi" w:cs="Times New Roman"/>
               </w:rPr>
-              <w:lastRenderedPageBreak/>
               <w:t>er typisk for perioden de er skrevet i?</w:t>
             </w:r>
           </w:p>
@@ -11027,6 +11118,11 @@
         </w:tc>
       </w:tr>
       <w:tr>
+        <w:tblPrEx>
+          <w:tblW w:w="11199" w:type="dxa"/>
+          <w:tblInd w:w="-998" w:type="dxa"/>
+          <w:tblLook w:val="04A0"/>
+        </w:tblPrEx>
         <w:trPr>
           <w:trHeight w:val="243"/>
         </w:trPr>
@@ -11583,6 +11679,11 @@
         </w:tc>
       </w:tr>
       <w:tr>
+        <w:tblPrEx>
+          <w:tblW w:w="11199" w:type="dxa"/>
+          <w:tblInd w:w="-998" w:type="dxa"/>
+          <w:tblLook w:val="04A0"/>
+        </w:tblPrEx>
         <w:tc>
           <w:tcPr>
             <w:tcW w:w="1277" w:type="dxa"/>
@@ -11638,7 +11739,6 @@
               <w:rPr>
                 <w:rFonts w:asciiTheme="majorHAnsi" w:hAnsiTheme="majorHAnsi" w:cs="Times New Roman"/>
               </w:rPr>
-              <w:lastRenderedPageBreak/>
               <w:t xml:space="preserve">Oppsummer kort hva du har kommet frem til i sammenligningen din: Hva er likt, og hva er ulikt? </w:t>
             </w:r>
           </w:p>
@@ -11688,7 +11788,6 @@
                 <w:b/>
                 <w:bCs/>
               </w:rPr>
-              <w:lastRenderedPageBreak/>
               <w:t>Eksempel:</w:t>
             </w:r>
           </w:p>
@@ -11721,7 +11820,6 @@
               <w:rPr>
                 <w:rFonts w:asciiTheme="majorHAnsi" w:hAnsiTheme="majorHAnsi" w:cs="Times New Roman"/>
               </w:rPr>
-              <w:lastRenderedPageBreak/>
               <w:t>«Analysen min viser at temaet …»</w:t>
             </w:r>
           </w:p>
@@ -11859,15 +11957,17 @@
           <w:left w:w="0" w:type="dxa"/>
           <w:right w:w="0" w:type="dxa"/>
         </w:tblCellMar>
-        <w:tblLook w:val="04A0" w:firstRow="1" w:lastRow="0" w:firstColumn="1" w:lastColumn="0" w:noHBand="0" w:noVBand="1"/>
-        <w:tblCaption w:val=""/>
-        <w:tblDescription w:val=""/>
+        <w:tblLook w:val="04A0"/>
       </w:tblPr>
       <w:tblGrid>
         <w:gridCol w:w="2864"/>
         <w:gridCol w:w="6340"/>
       </w:tblGrid>
       <w:tr>
+        <w:tblPrEx>
+          <w:tblW w:w="9204" w:type="dxa"/>
+          <w:tblLook w:val="04A0"/>
+        </w:tblPrEx>
         <w:tc>
           <w:tcPr>
             <w:tcW w:w="2864" w:type="dxa"/>
@@ -11950,7 +12050,7 @@
             <w:pPr>
               <w:spacing w:after="0" w:line="240" w:lineRule="auto"/>
               <w:rPr>
-                <w:rFonts w:asciiTheme="majorHAnsi" w:eastAsia="Aptos" w:hAnsiTheme="majorHAnsi" w:cs="Aptos"/>
+                <w:rFonts w:eastAsia="Aptos" w:asciiTheme="majorHAnsi" w:hAnsiTheme="majorHAnsi" w:cs="Aptos"/>
                 <w:b/>
                 <w:bCs/>
                 <w:sz w:val="22"/>
@@ -11970,7 +12070,7 @@
             </w:pPr>
             <w:r>
               <w:rPr>
-                <w:rFonts w:asciiTheme="majorHAnsi" w:eastAsia="Aptos" w:hAnsiTheme="majorHAnsi" w:cs="Aptos"/>
+                <w:rFonts w:eastAsia="Aptos" w:asciiTheme="majorHAnsi" w:hAnsiTheme="majorHAnsi" w:cs="Aptos"/>
                 <w:b/>
                 <w:bCs/>
                 <w:sz w:val="22"/>
@@ -11980,7 +12080,7 @@
             </w:r>
             <w:r>
               <w:rPr>
-                <w:rFonts w:asciiTheme="majorHAnsi" w:eastAsia="Aptos" w:hAnsiTheme="majorHAnsi" w:cs="Aptos"/>
+                <w:rFonts w:eastAsia="Aptos" w:asciiTheme="majorHAnsi" w:hAnsiTheme="majorHAnsi" w:cs="Aptos"/>
                 <w:sz w:val="22"/>
                 <w:szCs w:val="22"/>
               </w:rPr>
@@ -12004,7 +12104,7 @@
             <w:bookmarkStart w:id="8" w:name="_Toc229331015"/>
             <w:r>
               <w:rPr>
-                <w:rFonts w:asciiTheme="majorHAnsi" w:eastAsia="Aptos" w:hAnsiTheme="majorHAnsi" w:cs="Aptos"/>
+                <w:rFonts w:eastAsia="Aptos" w:asciiTheme="majorHAnsi" w:hAnsiTheme="majorHAnsi" w:cs="Aptos"/>
                 <w:color w:val="auto"/>
                 <w:sz w:val="22"/>
                 <w:szCs w:val="22"/>
@@ -12020,7 +12120,7 @@
             </w:r>
             <w:r>
               <w:rPr>
-                <w:rFonts w:asciiTheme="majorHAnsi" w:eastAsia="Aptos" w:hAnsiTheme="majorHAnsi" w:cs="Aptos"/>
+                <w:rFonts w:eastAsia="Aptos" w:asciiTheme="majorHAnsi" w:hAnsiTheme="majorHAnsi" w:cs="Aptos"/>
                 <w:color w:val="auto"/>
                 <w:sz w:val="22"/>
                 <w:szCs w:val="22"/>
@@ -12036,7 +12136,7 @@
             </w:r>
             <w:r>
               <w:rPr>
-                <w:rFonts w:asciiTheme="majorHAnsi" w:eastAsia="Aptos" w:hAnsiTheme="majorHAnsi" w:cs="Aptos"/>
+                <w:rFonts w:eastAsia="Aptos" w:asciiTheme="majorHAnsi" w:hAnsiTheme="majorHAnsi" w:cs="Aptos"/>
                 <w:color w:val="auto"/>
                 <w:sz w:val="22"/>
                 <w:szCs w:val="22"/>
@@ -12052,7 +12152,7 @@
             </w:r>
             <w:r>
               <w:rPr>
-                <w:rFonts w:asciiTheme="majorHAnsi" w:eastAsia="Aptos" w:hAnsiTheme="majorHAnsi" w:cs="Aptos"/>
+                <w:rFonts w:eastAsia="Aptos" w:asciiTheme="majorHAnsi" w:hAnsiTheme="majorHAnsi" w:cs="Aptos"/>
                 <w:color w:val="auto"/>
                 <w:sz w:val="22"/>
                 <w:szCs w:val="22"/>
@@ -12151,6 +12251,10 @@
         </w:tc>
       </w:tr>
       <w:tr>
+        <w:tblPrEx>
+          <w:tblW w:w="9204" w:type="dxa"/>
+          <w:tblLook w:val="04A0"/>
+        </w:tblPrEx>
         <w:tc>
           <w:tcPr>
             <w:tcW w:w="2864" w:type="dxa"/>
@@ -12230,6 +12334,10 @@
         </w:tc>
       </w:tr>
       <w:tr>
+        <w:tblPrEx>
+          <w:tblW w:w="9204" w:type="dxa"/>
+          <w:tblLook w:val="04A0"/>
+        </w:tblPrEx>
         <w:tc>
           <w:tcPr>
             <w:tcW w:w="2864" w:type="dxa"/>
@@ -12360,7 +12468,6 @@
                 <w:szCs w:val="22"/>
                 <w:lang w:eastAsia="nb-NO"/>
               </w:rPr>
-              <w:lastRenderedPageBreak/>
               <w:t>Slik blir ikke HELE teksten synsing, og du gir leseren informasjon de ikke hadde fra før, men som kan være interessant eller nyttig. Dessuten bygger med dette din egen troverdighet, som er viktig om noen skal bry seg om hva du tenker eller har erfart.</w:t>
             </w:r>
           </w:p>
@@ -12390,16 +12497,16 @@
             <w:pPr>
               <w:spacing w:after="0" w:line="257" w:lineRule="auto"/>
               <w:rPr>
-                <w:rFonts w:asciiTheme="majorHAnsi" w:eastAsia="Aptos" w:hAnsiTheme="majorHAnsi" w:cs="Aptos"/>
-                <w:b/>
-                <w:bCs/>
-                <w:sz w:val="20"/>
-                <w:szCs w:val="20"/>
-              </w:rPr>
-            </w:pPr>
-            <w:r>
-              <w:rPr>
-                <w:rFonts w:asciiTheme="majorHAnsi" w:eastAsia="Aptos" w:hAnsiTheme="majorHAnsi" w:cs="Aptos"/>
+                <w:rFonts w:eastAsia="Aptos" w:asciiTheme="majorHAnsi" w:hAnsiTheme="majorHAnsi" w:cs="Aptos"/>
+                <w:b/>
+                <w:bCs/>
+                <w:sz w:val="20"/>
+                <w:szCs w:val="20"/>
+              </w:rPr>
+            </w:pPr>
+            <w:r>
+              <w:rPr>
+                <w:rFonts w:eastAsia="Aptos" w:asciiTheme="majorHAnsi" w:hAnsiTheme="majorHAnsi" w:cs="Aptos"/>
                 <w:b/>
                 <w:bCs/>
                 <w:sz w:val="20"/>
@@ -12409,7 +12516,7 @@
             </w:r>
             <w:r>
               <w:rPr>
-                <w:rFonts w:asciiTheme="majorHAnsi" w:eastAsia="Aptos" w:hAnsiTheme="majorHAnsi" w:cs="Aptos"/>
+                <w:rFonts w:eastAsia="Aptos" w:asciiTheme="majorHAnsi" w:hAnsiTheme="majorHAnsi" w:cs="Aptos"/>
                 <w:sz w:val="20"/>
                 <w:szCs w:val="20"/>
               </w:rPr>
@@ -12423,7 +12530,7 @@
             </w:r>
             <w:r>
               <w:rPr>
-                <w:rFonts w:asciiTheme="majorHAnsi" w:eastAsia="Aptos" w:hAnsiTheme="majorHAnsi" w:cs="Aptos"/>
+                <w:rFonts w:eastAsia="Aptos" w:asciiTheme="majorHAnsi" w:hAnsiTheme="majorHAnsi" w:cs="Aptos"/>
                 <w:sz w:val="20"/>
                 <w:szCs w:val="20"/>
               </w:rPr>
@@ -12437,7 +12544,7 @@
             </w:r>
             <w:r>
               <w:rPr>
-                <w:rFonts w:asciiTheme="majorHAnsi" w:eastAsia="Aptos" w:hAnsiTheme="majorHAnsi" w:cs="Aptos"/>
+                <w:rFonts w:eastAsia="Aptos" w:asciiTheme="majorHAnsi" w:hAnsiTheme="majorHAnsi" w:cs="Aptos"/>
                 <w:sz w:val="20"/>
                 <w:szCs w:val="20"/>
               </w:rPr>
@@ -12451,7 +12558,7 @@
             </w:r>
             <w:r>
               <w:rPr>
-                <w:rFonts w:asciiTheme="majorHAnsi" w:eastAsia="Aptos" w:hAnsiTheme="majorHAnsi" w:cs="Aptos"/>
+                <w:rFonts w:eastAsia="Aptos" w:asciiTheme="majorHAnsi" w:hAnsiTheme="majorHAnsi" w:cs="Aptos"/>
                 <w:sz w:val="20"/>
                 <w:szCs w:val="20"/>
               </w:rPr>
@@ -12465,7 +12572,7 @@
             </w:r>
             <w:r>
               <w:rPr>
-                <w:rFonts w:asciiTheme="majorHAnsi" w:eastAsia="Aptos" w:hAnsiTheme="majorHAnsi" w:cs="Aptos"/>
+                <w:rFonts w:eastAsia="Aptos" w:asciiTheme="majorHAnsi" w:hAnsiTheme="majorHAnsi" w:cs="Aptos"/>
                 <w:sz w:val="20"/>
                 <w:szCs w:val="20"/>
               </w:rPr>
@@ -12479,7 +12586,7 @@
             </w:r>
             <w:r>
               <w:rPr>
-                <w:rFonts w:asciiTheme="majorHAnsi" w:eastAsia="Aptos" w:hAnsiTheme="majorHAnsi" w:cs="Aptos"/>
+                <w:rFonts w:eastAsia="Aptos" w:asciiTheme="majorHAnsi" w:hAnsiTheme="majorHAnsi" w:cs="Aptos"/>
                 <w:sz w:val="20"/>
                 <w:szCs w:val="20"/>
               </w:rPr>
@@ -12493,7 +12600,7 @@
             </w:r>
             <w:r>
               <w:rPr>
-                <w:rFonts w:asciiTheme="majorHAnsi" w:eastAsia="Aptos" w:hAnsiTheme="majorHAnsi" w:cs="Aptos"/>
+                <w:rFonts w:eastAsia="Aptos" w:asciiTheme="majorHAnsi" w:hAnsiTheme="majorHAnsi" w:cs="Aptos"/>
                 <w:sz w:val="20"/>
                 <w:szCs w:val="20"/>
               </w:rPr>
@@ -12514,6 +12621,10 @@
         </w:tc>
       </w:tr>
       <w:tr>
+        <w:tblPrEx>
+          <w:tblW w:w="9204" w:type="dxa"/>
+          <w:tblLook w:val="04A0"/>
+        </w:tblPrEx>
         <w:tc>
           <w:tcPr>
             <w:tcW w:w="2864" w:type="dxa"/>
@@ -12551,7 +12662,6 @@
                 <w:sz w:val="22"/>
                 <w:lang w:eastAsia="nb-NO"/>
               </w:rPr>
-              <w:lastRenderedPageBreak/>
               <w:t>Personlig erfaring</w:t>
             </w:r>
           </w:p>
@@ -12596,6 +12706,10 @@
         </w:tc>
       </w:tr>
       <w:tr>
+        <w:tblPrEx>
+          <w:tblW w:w="9204" w:type="dxa"/>
+          <w:tblLook w:val="04A0"/>
+        </w:tblPrEx>
         <w:tc>
           <w:tcPr>
             <w:tcW w:w="2864" w:type="dxa"/>
@@ -12701,6 +12815,10 @@
         </w:tc>
       </w:tr>
       <w:tr>
+        <w:tblPrEx>
+          <w:tblW w:w="9204" w:type="dxa"/>
+          <w:tblLook w:val="04A0"/>
+        </w:tblPrEx>
         <w:tc>
           <w:tcPr>
             <w:tcW w:w="2864" w:type="dxa"/>
@@ -12782,6 +12900,10 @@
         </w:tc>
       </w:tr>
       <w:tr>
+        <w:tblPrEx>
+          <w:tblW w:w="9204" w:type="dxa"/>
+          <w:tblLook w:val="04A0"/>
+        </w:tblPrEx>
         <w:tc>
           <w:tcPr>
             <w:tcW w:w="2864" w:type="dxa"/>
@@ -12884,6 +13006,10 @@
         </w:tc>
       </w:tr>
       <w:tr>
+        <w:tblPrEx>
+          <w:tblW w:w="9204" w:type="dxa"/>
+          <w:tblLook w:val="04A0"/>
+        </w:tblPrEx>
         <w:tc>
           <w:tcPr>
             <w:tcW w:w="2864" w:type="dxa"/>
@@ -13080,7 +13206,7 @@
             </w:pPr>
             <w:r>
               <w:rPr>
-                <w:rFonts w:asciiTheme="majorHAnsi" w:eastAsia="Aptos" w:hAnsiTheme="majorHAnsi" w:cs="Aptos"/>
+                <w:rFonts w:eastAsia="Aptos" w:asciiTheme="majorHAnsi" w:hAnsiTheme="majorHAnsi" w:cs="Aptos"/>
                 <w:b/>
                 <w:bCs/>
                 <w:sz w:val="20"/>
@@ -13090,7 +13216,7 @@
             </w:r>
             <w:r>
               <w:rPr>
-                <w:rFonts w:asciiTheme="majorHAnsi" w:eastAsia="Aptos" w:hAnsiTheme="majorHAnsi" w:cs="Aptos"/>
+                <w:rFonts w:eastAsia="Aptos" w:asciiTheme="majorHAnsi" w:hAnsiTheme="majorHAnsi" w:cs="Aptos"/>
                 <w:sz w:val="20"/>
                 <w:szCs w:val="20"/>
               </w:rPr>
@@ -13104,7 +13230,7 @@
             </w:r>
             <w:r>
               <w:rPr>
-                <w:rFonts w:asciiTheme="majorHAnsi" w:eastAsia="Aptos" w:hAnsiTheme="majorHAnsi" w:cs="Aptos"/>
+                <w:rFonts w:eastAsia="Aptos" w:asciiTheme="majorHAnsi" w:hAnsiTheme="majorHAnsi" w:cs="Aptos"/>
                 <w:sz w:val="20"/>
                 <w:szCs w:val="20"/>
               </w:rPr>
@@ -13120,7 +13246,7 @@
             </w:pPr>
             <w:r>
               <w:rPr>
-                <w:rFonts w:asciiTheme="majorHAnsi" w:eastAsia="Aptos" w:hAnsiTheme="majorHAnsi" w:cs="Aptos"/>
+                <w:rFonts w:eastAsia="Aptos" w:asciiTheme="majorHAnsi" w:hAnsiTheme="majorHAnsi" w:cs="Aptos"/>
                 <w:b/>
                 <w:bCs/>
                 <w:sz w:val="20"/>
@@ -13136,7 +13262,7 @@
             </w:r>
             <w:r>
               <w:rPr>
-                <w:rFonts w:asciiTheme="majorHAnsi" w:eastAsia="Aptos" w:hAnsiTheme="majorHAnsi" w:cs="Aptos"/>
+                <w:rFonts w:eastAsia="Aptos" w:asciiTheme="majorHAnsi" w:hAnsiTheme="majorHAnsi" w:cs="Aptos"/>
                 <w:sz w:val="20"/>
                 <w:szCs w:val="20"/>
               </w:rPr>
@@ -13150,7 +13276,7 @@
             </w:r>
             <w:r>
               <w:rPr>
-                <w:rFonts w:asciiTheme="majorHAnsi" w:eastAsia="Aptos" w:hAnsiTheme="majorHAnsi" w:cs="Aptos"/>
+                <w:rFonts w:eastAsia="Aptos" w:asciiTheme="majorHAnsi" w:hAnsiTheme="majorHAnsi" w:cs="Aptos"/>
                 <w:sz w:val="20"/>
                 <w:szCs w:val="20"/>
               </w:rPr>
@@ -13268,7 +13394,7 @@
       <w:tblPr>
         <w:tblStyle w:val="TableGrid"/>
         <w:tblW w:w="0" w:type="auto"/>
-        <w:tblLook w:val="04A0" w:firstRow="1" w:lastRow="0" w:firstColumn="1" w:lastColumn="0" w:noHBand="0" w:noVBand="1"/>
+        <w:tblLook w:val="04A0"/>
       </w:tblPr>
       <w:tblGrid>
         <w:gridCol w:w="3480"/>
@@ -13276,6 +13402,10 @@
         <w:gridCol w:w="1270"/>
       </w:tblGrid>
       <w:tr>
+        <w:tblPrEx>
+          <w:tblW w:w="0" w:type="auto"/>
+          <w:tblLook w:val="04A0"/>
+        </w:tblPrEx>
         <w:tc>
           <w:tcPr>
             <w:tcW w:w="3480" w:type="dxa"/>
@@ -13440,6 +13570,10 @@
         </w:tc>
       </w:tr>
       <w:tr>
+        <w:tblPrEx>
+          <w:tblW w:w="0" w:type="auto"/>
+          <w:tblLook w:val="04A0"/>
+        </w:tblPrEx>
         <w:tc>
           <w:tcPr>
             <w:tcW w:w="3480" w:type="dxa"/>
@@ -13534,6 +13668,10 @@
         </w:tc>
       </w:tr>
       <w:tr>
+        <w:tblPrEx>
+          <w:tblW w:w="0" w:type="auto"/>
+          <w:tblLook w:val="04A0"/>
+        </w:tblPrEx>
         <w:tc>
           <w:tcPr>
             <w:tcW w:w="3480" w:type="dxa"/>
@@ -13689,6 +13827,10 @@
         </w:tc>
       </w:tr>
       <w:tr>
+        <w:tblPrEx>
+          <w:tblW w:w="0" w:type="auto"/>
+          <w:tblLook w:val="04A0"/>
+        </w:tblPrEx>
         <w:tc>
           <w:tcPr>
             <w:tcW w:w="3480" w:type="dxa"/>
@@ -13775,6 +13917,10 @@
         </w:tc>
       </w:tr>
       <w:tr>
+        <w:tblPrEx>
+          <w:tblW w:w="0" w:type="auto"/>
+          <w:tblLook w:val="04A0"/>
+        </w:tblPrEx>
         <w:tc>
           <w:tcPr>
             <w:tcW w:w="3480" w:type="dxa"/>
@@ -13872,6 +14018,10 @@
         </w:tc>
       </w:tr>
       <w:tr>
+        <w:tblPrEx>
+          <w:tblW w:w="0" w:type="auto"/>
+          <w:tblLook w:val="04A0"/>
+        </w:tblPrEx>
         <w:tc>
           <w:tcPr>
             <w:tcW w:w="3480" w:type="dxa"/>
@@ -13919,7 +14069,6 @@
                 <w:rFonts w:asciiTheme="majorHAnsi" w:hAnsiTheme="majorHAnsi"/>
                 <w:sz w:val="20"/>
               </w:rPr>
-              <w:lastRenderedPageBreak/>
               <w:t>Bruk tid på å beskrive, bruk språklige virkemidler, bruk sansene dine og skap stemning i teksten! Prøv deg frem!</w:t>
             </w:r>
           </w:p>
@@ -13967,6 +14116,10 @@
         </w:tc>
       </w:tr>
       <w:tr>
+        <w:tblPrEx>
+          <w:tblW w:w="0" w:type="auto"/>
+          <w:tblLook w:val="04A0"/>
+        </w:tblPrEx>
         <w:tc>
           <w:tcPr>
             <w:tcW w:w="3480" w:type="dxa"/>
@@ -14145,7 +14298,7 @@
         <w:tblStyle w:val="TableGrid"/>
         <w:tblpPr w:leftFromText="141" w:rightFromText="141" w:vertAnchor="text" w:horzAnchor="margin" w:tblpXSpec="center" w:tblpY="768"/>
         <w:tblW w:w="9838" w:type="dxa"/>
-        <w:tblLook w:val="04A0" w:firstRow="1" w:lastRow="0" w:firstColumn="1" w:lastColumn="0" w:noHBand="0" w:noVBand="1"/>
+        <w:tblLook w:val="04A0"/>
       </w:tblPr>
       <w:tblGrid>
         <w:gridCol w:w="1752"/>
@@ -14153,6 +14306,10 @@
         <w:gridCol w:w="4178"/>
       </w:tblGrid>
       <w:tr>
+        <w:tblPrEx>
+          <w:tblW w:w="9838" w:type="dxa"/>
+          <w:tblLook w:val="04A0"/>
+        </w:tblPrEx>
         <w:trPr>
           <w:trHeight w:val="868"/>
         </w:trPr>
@@ -14233,6 +14390,10 @@
         </w:tc>
       </w:tr>
       <w:tr>
+        <w:tblPrEx>
+          <w:tblW w:w="9838" w:type="dxa"/>
+          <w:tblLook w:val="04A0"/>
+        </w:tblPrEx>
         <w:trPr>
           <w:trHeight w:val="1102"/>
         </w:trPr>
@@ -14479,6 +14640,10 @@
         </w:tc>
       </w:tr>
       <w:tr>
+        <w:tblPrEx>
+          <w:tblW w:w="9838" w:type="dxa"/>
+          <w:tblLook w:val="04A0"/>
+        </w:tblPrEx>
         <w:trPr>
           <w:trHeight w:val="3642"/>
         </w:trPr>
@@ -14501,7 +14666,6 @@
                 <w:b/>
                 <w:sz w:val="20"/>
               </w:rPr>
-              <w:lastRenderedPageBreak/>
               <w:br/>
               <w:t>Innlednin</w:t>
             </w:r>
@@ -14822,6 +14986,10 @@
         </w:tc>
       </w:tr>
       <w:tr>
+        <w:tblPrEx>
+          <w:tblW w:w="9838" w:type="dxa"/>
+          <w:tblLook w:val="04A0"/>
+        </w:tblPrEx>
         <w:trPr>
           <w:trHeight w:val="1314"/>
         </w:trPr>
@@ -14928,6 +15096,10 @@
         </w:tc>
       </w:tr>
       <w:tr>
+        <w:tblPrEx>
+          <w:tblW w:w="9838" w:type="dxa"/>
+          <w:tblLook w:val="04A0"/>
+        </w:tblPrEx>
         <w:trPr>
           <w:trHeight w:val="1314"/>
         </w:trPr>
@@ -15060,6 +15232,10 @@
         </w:tc>
       </w:tr>
       <w:tr>
+        <w:tblPrEx>
+          <w:tblW w:w="9838" w:type="dxa"/>
+          <w:tblLook w:val="04A0"/>
+        </w:tblPrEx>
         <w:trPr>
           <w:trHeight w:val="3634"/>
         </w:trPr>
@@ -15821,7 +15997,6 @@
                 <w:rFonts w:asciiTheme="majorHAnsi" w:hAnsiTheme="majorHAnsi" w:cs="Arial"/>
                 <w:sz w:val="20"/>
               </w:rPr>
-              <w:lastRenderedPageBreak/>
               <w:t xml:space="preserve">Imidlertid, likevel  </w:t>
             </w:r>
           </w:p>
@@ -16197,6 +16372,10 @@
         </w:tc>
       </w:tr>
       <w:tr>
+        <w:tblPrEx>
+          <w:tblW w:w="9838" w:type="dxa"/>
+          <w:tblLook w:val="04A0"/>
+        </w:tblPrEx>
         <w:trPr>
           <w:trHeight w:val="50"/>
         </w:trPr>
@@ -16219,7 +16398,6 @@
                 <w:b/>
                 <w:sz w:val="20"/>
               </w:rPr>
-              <w:lastRenderedPageBreak/>
               <w:br/>
               <w:t>Oppsummering /avslutning</w:t>
             </w:r>
@@ -16332,7 +16510,6 @@
                 <w:rFonts w:asciiTheme="majorHAnsi" w:hAnsiTheme="majorHAnsi" w:cs="Arial"/>
                 <w:sz w:val="20"/>
               </w:rPr>
-              <w:lastRenderedPageBreak/>
               <w:t xml:space="preserve">Du kan også sette temaet i større sammenheng. </w:t>
             </w:r>
           </w:p>
@@ -16500,10 +16677,12 @@
           <w:insideV w:val="single" w:sz="4" w:space="0" w:color="auto"/>
         </w:tblBorders>
         <w:tblCellMar>
+          <w:top w:w="0" w:type="dxa"/>
           <w:left w:w="10" w:type="dxa"/>
+          <w:bottom w:w="0" w:type="dxa"/>
           <w:right w:w="10" w:type="dxa"/>
         </w:tblCellMar>
-        <w:tblLook w:val="0000" w:firstRow="0" w:lastRow="0" w:firstColumn="0" w:lastColumn="0" w:noHBand="0" w:noVBand="0"/>
+        <w:tblLook w:val="0000"/>
       </w:tblPr>
       <w:tblGrid>
         <w:gridCol w:w="1670"/>
@@ -16512,10 +16691,8 @@
       </w:tblGrid>
       <w:tr>
         <w:tblPrEx>
-          <w:tblCellMar>
-            <w:top w:w="0" w:type="dxa"/>
-            <w:bottom w:w="0" w:type="dxa"/>
-          </w:tblCellMar>
+          <w:tblW w:w="8800" w:type="dxa"/>
+          <w:tblLook w:val="0000"/>
         </w:tblPrEx>
         <w:trPr>
           <w:tblHeader/>
@@ -16616,10 +16793,8 @@
       </w:tr>
       <w:tr>
         <w:tblPrEx>
-          <w:tblCellMar>
-            <w:top w:w="0" w:type="dxa"/>
-            <w:bottom w:w="0" w:type="dxa"/>
-          </w:tblCellMar>
+          <w:tblW w:w="8800" w:type="dxa"/>
+          <w:tblLook w:val="0000"/>
         </w:tblPrEx>
         <w:tc>
           <w:tcPr>
@@ -16729,10 +16904,8 @@
       </w:tr>
       <w:tr>
         <w:tblPrEx>
-          <w:tblCellMar>
-            <w:top w:w="0" w:type="dxa"/>
-            <w:bottom w:w="0" w:type="dxa"/>
-          </w:tblCellMar>
+          <w:tblW w:w="8800" w:type="dxa"/>
+          <w:tblLook w:val="0000"/>
         </w:tblPrEx>
         <w:tc>
           <w:tcPr>
@@ -16864,10 +17037,8 @@
       </w:tr>
       <w:tr>
         <w:tblPrEx>
-          <w:tblCellMar>
-            <w:top w:w="0" w:type="dxa"/>
-            <w:bottom w:w="0" w:type="dxa"/>
-          </w:tblCellMar>
+          <w:tblW w:w="8800" w:type="dxa"/>
+          <w:tblLook w:val="0000"/>
         </w:tblPrEx>
         <w:tc>
           <w:tcPr>
@@ -17005,10 +17176,8 @@
       </w:tr>
       <w:tr>
         <w:tblPrEx>
-          <w:tblCellMar>
-            <w:top w:w="0" w:type="dxa"/>
-            <w:bottom w:w="0" w:type="dxa"/>
-          </w:tblCellMar>
+          <w:tblW w:w="8800" w:type="dxa"/>
+          <w:tblLook w:val="0000"/>
         </w:tblPrEx>
         <w:tc>
           <w:tcPr>
@@ -17139,7 +17308,6 @@
                 <w:sz w:val="20"/>
                 <w:szCs w:val="20"/>
               </w:rPr>
-              <w:lastRenderedPageBreak/>
               <w:t>Argument 2 …</w:t>
             </w:r>
           </w:p>
@@ -17147,10 +17315,8 @@
       </w:tr>
       <w:tr>
         <w:tblPrEx>
-          <w:tblCellMar>
-            <w:top w:w="0" w:type="dxa"/>
-            <w:bottom w:w="0" w:type="dxa"/>
-          </w:tblCellMar>
+          <w:tblW w:w="8800" w:type="dxa"/>
+          <w:tblLook w:val="0000"/>
         </w:tblPrEx>
         <w:tc>
           <w:tcPr>
@@ -17288,10 +17454,8 @@
       </w:tr>
       <w:tr>
         <w:tblPrEx>
-          <w:tblCellMar>
-            <w:top w:w="0" w:type="dxa"/>
-            <w:bottom w:w="0" w:type="dxa"/>
-          </w:tblCellMar>
+          <w:tblW w:w="8800" w:type="dxa"/>
+          <w:tblLook w:val="0000"/>
         </w:tblPrEx>
         <w:tc>
           <w:tcPr>
@@ -17461,13 +17625,18 @@
         <w:tblStyle w:val="TableGrid"/>
         <w:tblW w:w="10774" w:type="dxa"/>
         <w:tblInd w:w="-856" w:type="dxa"/>
-        <w:tblLook w:val="04A0" w:firstRow="1" w:lastRow="0" w:firstColumn="1" w:lastColumn="0" w:noHBand="0" w:noVBand="1"/>
+        <w:tblLook w:val="04A0"/>
       </w:tblPr>
       <w:tblGrid>
         <w:gridCol w:w="1844"/>
         <w:gridCol w:w="8930"/>
       </w:tblGrid>
       <w:tr>
+        <w:tblPrEx>
+          <w:tblW w:w="10774" w:type="dxa"/>
+          <w:tblInd w:w="-856" w:type="dxa"/>
+          <w:tblLook w:val="04A0"/>
+        </w:tblPrEx>
         <w:tc>
           <w:tcPr>
             <w:tcW w:w="1844" w:type="dxa"/>
@@ -17549,6 +17718,11 @@
         </w:tc>
       </w:tr>
       <w:tr>
+        <w:tblPrEx>
+          <w:tblW w:w="10774" w:type="dxa"/>
+          <w:tblInd w:w="-856" w:type="dxa"/>
+          <w:tblLook w:val="04A0"/>
+        </w:tblPrEx>
         <w:tc>
           <w:tcPr>
             <w:tcW w:w="1844" w:type="dxa"/>
@@ -17869,6 +18043,11 @@
         </w:tc>
       </w:tr>
       <w:tr>
+        <w:tblPrEx>
+          <w:tblW w:w="10774" w:type="dxa"/>
+          <w:tblInd w:w="-856" w:type="dxa"/>
+          <w:tblLook w:val="04A0"/>
+        </w:tblPrEx>
         <w:tc>
           <w:tcPr>
             <w:tcW w:w="1844" w:type="dxa"/>
@@ -17978,6 +18157,11 @@
         </w:tc>
       </w:tr>
       <w:tr>
+        <w:tblPrEx>
+          <w:tblW w:w="10774" w:type="dxa"/>
+          <w:tblInd w:w="-856" w:type="dxa"/>
+          <w:tblLook w:val="04A0"/>
+        </w:tblPrEx>
         <w:tc>
           <w:tcPr>
             <w:tcW w:w="1844" w:type="dxa"/>
@@ -18003,7 +18187,6 @@
                 <w:sz w:val="20"/>
                 <w:szCs w:val="20"/>
               </w:rPr>
-              <w:lastRenderedPageBreak/>
               <w:t>Symbol</w:t>
             </w:r>
           </w:p>
@@ -18167,6 +18350,11 @@
         </w:tc>
       </w:tr>
       <w:tr>
+        <w:tblPrEx>
+          <w:tblW w:w="10774" w:type="dxa"/>
+          <w:tblInd w:w="-856" w:type="dxa"/>
+          <w:tblLook w:val="04A0"/>
+        </w:tblPrEx>
         <w:tc>
           <w:tcPr>
             <w:tcW w:w="1844" w:type="dxa"/>
@@ -18254,6 +18442,11 @@
         </w:tc>
       </w:tr>
       <w:tr>
+        <w:tblPrEx>
+          <w:tblW w:w="10774" w:type="dxa"/>
+          <w:tblInd w:w="-856" w:type="dxa"/>
+          <w:tblLook w:val="04A0"/>
+        </w:tblPrEx>
         <w:tc>
           <w:tcPr>
             <w:tcW w:w="1844" w:type="dxa"/>
@@ -18305,6 +18498,11 @@
         </w:tc>
       </w:tr>
       <w:tr>
+        <w:tblPrEx>
+          <w:tblW w:w="10774" w:type="dxa"/>
+          <w:tblInd w:w="-856" w:type="dxa"/>
+          <w:tblLook w:val="04A0"/>
+        </w:tblPrEx>
         <w:tc>
           <w:tcPr>
             <w:tcW w:w="1844" w:type="dxa"/>
@@ -18497,7 +18695,7 @@
       </w:pPr>
     </w:p>
     <w:sectPr>
-      <w:headerReference w:type="default" r:id="rId7"/>
+      <w:headerReference w:type="default" r:id="rId4"/>
       <w:pgSz w:w="11906" w:h="16838"/>
       <w:pgMar w:top="1417" w:right="1417" w:bottom="1417" w:left="1417" w:header="708" w:footer="708" w:gutter="0"/>
       <w:cols w:space="708"/>
@@ -18507,64 +18705,14 @@
 </w:document>
 </file>
 
-<file path=word/endnotes.xml><?xml version="1.0" encoding="utf-8"?>
-<w:endnotes xmlns:wpc="http://schemas.microsoft.com/office/word/2010/wordprocessingCanvas" xmlns:cx="http://schemas.microsoft.com/office/drawing/2014/chartex" xmlns:cx1="http://schemas.microsoft.com/office/drawing/2015/9/8/chartex" xmlns:cx2="http://schemas.microsoft.com/office/drawing/2015/10/21/chartex" xmlns:cx3="http://schemas.microsoft.com/office/drawing/2016/5/9/chartex" xmlns:cx4="http://schemas.microsoft.com/office/drawing/2016/5/10/chartex" xmlns:cx5="http://schemas.microsoft.com/office/drawing/2016/5/11/chartex" xmlns:cx6="http://schemas.microsoft.com/office/drawing/2016/5/12/chartex" xmlns:cx7="http://schemas.microsoft.com/office/drawing/2016/5/13/chartex" xmlns:cx8="http://schemas.microsoft.com/office/drawing/2016/5/14/chartex" xmlns:mc="http://schemas.openxmlformats.org/markup-compatibility/2006" xmlns:aink="http://schemas.microsoft.com/office/drawing/2016/ink" xmlns:am3d="http://schemas.microsoft.com/office/drawing/2017/model3d" xmlns:o="urn:schemas-microsoft-com:office:office" xmlns:oel="http://schemas.microsoft.com/office/2019/extlst" xmlns:r="http://schemas.openxmlformats.org/officeDocument/2006/relationships" xmlns:m="http://schemas.openxmlformats.org/officeDocument/2006/math" xmlns:v="urn:schemas-microsoft-com:vml" xmlns:wp14="http://schemas.microsoft.com/office/word/2010/wordprocessingDrawing" xmlns:wp="http://schemas.openxmlformats.org/drawingml/2006/wordprocessingDrawing" xmlns:w10="urn:schemas-microsoft-com:office:word" xmlns:w="http://schemas.openxmlformats.org/wordprocessingml/2006/main" xmlns:w14="http://schemas.microsoft.com/office/word/2010/wordml" xmlns:w15="http://schemas.microsoft.com/office/word/2012/wordml" xmlns:w16cex="http://schemas.microsoft.com/office/word/2018/wordml/cex" xmlns:w16cid="http://schemas.microsoft.com/office/word/2016/wordml/cid" xmlns:w16="http://schemas.microsoft.com/office/word/2018/wordml" xmlns:w16du="http://schemas.microsoft.com/office/word/2023/wordml/word16du" xmlns:w16sdtdh="http://schemas.microsoft.com/office/word/2020/wordml/sdtdatahash" xmlns:w16sdtfl="http://schemas.microsoft.com/office/word/2024/wordml/sdtformatlock" xmlns:w16se="http://schemas.microsoft.com/office/word/2015/wordml/symex" xmlns:wpg="http://schemas.microsoft.com/office/word/2010/wordprocessingGroup" xmlns:wpi="http://schemas.microsoft.com/office/word/2010/wordprocessingInk" xmlns:wne="http://schemas.microsoft.com/office/word/2006/wordml" xmlns:wps="http://schemas.microsoft.com/office/word/2010/wordprocessingShape" mc:Ignorable="w14 w15 w16se w16cid w16 w16cex w16sdtdh w16sdtfl w16du wp14">
-  <w:endnote w:type="separator" w:id="-1">
-    <w:p>
-      <w:pPr>
-        <w:spacing w:after="0" w:line="240" w:lineRule="auto"/>
-      </w:pPr>
-      <w:r>
-        <w:separator/>
-      </w:r>
-    </w:p>
-  </w:endnote>
-  <w:endnote w:type="continuationSeparator" w:id="0">
-    <w:p>
-      <w:pPr>
-        <w:spacing w:after="0" w:line="240" w:lineRule="auto"/>
-      </w:pPr>
-      <w:r>
-        <w:continuationSeparator/>
-      </w:r>
-    </w:p>
-  </w:endnote>
-</w:endnotes>
-</file>
-
-<file path=word/footnotes.xml><?xml version="1.0" encoding="utf-8"?>
-<w:footnotes xmlns:wpc="http://schemas.microsoft.com/office/word/2010/wordprocessingCanvas" xmlns:cx="http://schemas.microsoft.com/office/drawing/2014/chartex" xmlns:cx1="http://schemas.microsoft.com/office/drawing/2015/9/8/chartex" xmlns:cx2="http://schemas.microsoft.com/office/drawing/2015/10/21/chartex" xmlns:cx3="http://schemas.microsoft.com/office/drawing/2016/5/9/chartex" xmlns:cx4="http://schemas.microsoft.com/office/drawing/2016/5/10/chartex" xmlns:cx5="http://schemas.microsoft.com/office/drawing/2016/5/11/chartex" xmlns:cx6="http://schemas.microsoft.com/office/drawing/2016/5/12/chartex" xmlns:cx7="http://schemas.microsoft.com/office/drawing/2016/5/13/chartex" xmlns:cx8="http://schemas.microsoft.com/office/drawing/2016/5/14/chartex" xmlns:mc="http://schemas.openxmlformats.org/markup-compatibility/2006" xmlns:aink="http://schemas.microsoft.com/office/drawing/2016/ink" xmlns:am3d="http://schemas.microsoft.com/office/drawing/2017/model3d" xmlns:o="urn:schemas-microsoft-com:office:office" xmlns:oel="http://schemas.microsoft.com/office/2019/extlst" xmlns:r="http://schemas.openxmlformats.org/officeDocument/2006/relationships" xmlns:m="http://schemas.openxmlformats.org/officeDocument/2006/math" xmlns:v="urn:schemas-microsoft-com:vml" xmlns:wp14="http://schemas.microsoft.com/office/word/2010/wordprocessingDrawing" xmlns:wp="http://schemas.openxmlformats.org/drawingml/2006/wordprocessingDrawing" xmlns:w10="urn:schemas-microsoft-com:office:word" xmlns:w="http://schemas.openxmlformats.org/wordprocessingml/2006/main" xmlns:w14="http://schemas.microsoft.com/office/word/2010/wordml" xmlns:w15="http://schemas.microsoft.com/office/word/2012/wordml" xmlns:w16cex="http://schemas.microsoft.com/office/word/2018/wordml/cex" xmlns:w16cid="http://schemas.microsoft.com/office/word/2016/wordml/cid" xmlns:w16="http://schemas.microsoft.com/office/word/2018/wordml" xmlns:w16du="http://schemas.microsoft.com/office/word/2023/wordml/word16du" xmlns:w16sdtdh="http://schemas.microsoft.com/office/word/2020/wordml/sdtdatahash" xmlns:w16sdtfl="http://schemas.microsoft.com/office/word/2024/wordml/sdtformatlock" xmlns:w16se="http://schemas.microsoft.com/office/word/2015/wordml/symex" xmlns:wpg="http://schemas.microsoft.com/office/word/2010/wordprocessingGroup" xmlns:wpi="http://schemas.microsoft.com/office/word/2010/wordprocessingInk" xmlns:wne="http://schemas.microsoft.com/office/word/2006/wordml" xmlns:wps="http://schemas.microsoft.com/office/word/2010/wordprocessingShape" mc:Ignorable="w14 w15 w16se w16cid w16 w16cex w16sdtdh w16sdtfl w16du wp14">
-  <w:footnote w:type="separator" w:id="-1">
-    <w:p>
-      <w:pPr>
-        <w:spacing w:after="0" w:line="240" w:lineRule="auto"/>
-      </w:pPr>
-      <w:r>
-        <w:separator/>
-      </w:r>
-    </w:p>
-  </w:footnote>
-  <w:footnote w:type="continuationSeparator" w:id="0">
-    <w:p>
-      <w:pPr>
-        <w:spacing w:after="0" w:line="240" w:lineRule="auto"/>
-      </w:pPr>
-      <w:r>
-        <w:continuationSeparator/>
-      </w:r>
-    </w:p>
-  </w:footnote>
-</w:footnotes>
-</file>
-
 <file path=word/header1.xml><?xml version="1.0" encoding="utf-8"?>
-<w:hdr xmlns:wpc="http://schemas.microsoft.com/office/word/2010/wordprocessingCanvas" xmlns:cx="http://schemas.microsoft.com/office/drawing/2014/chartex" xmlns:cx1="http://schemas.microsoft.com/office/drawing/2015/9/8/chartex" xmlns:cx2="http://schemas.microsoft.com/office/drawing/2015/10/21/chartex" xmlns:cx3="http://schemas.microsoft.com/office/drawing/2016/5/9/chartex" xmlns:cx4="http://schemas.microsoft.com/office/drawing/2016/5/10/chartex" xmlns:cx5="http://schemas.microsoft.com/office/drawing/2016/5/11/chartex" xmlns:cx6="http://schemas.microsoft.com/office/drawing/2016/5/12/chartex" xmlns:cx7="http://schemas.microsoft.com/office/drawing/2016/5/13/chartex" xmlns:cx8="http://schemas.microsoft.com/office/drawing/2016/5/14/chartex" xmlns:mc="http://schemas.openxmlformats.org/markup-compatibility/2006" xmlns:aink="http://schemas.microsoft.com/office/drawing/2016/ink" xmlns:am3d="http://schemas.microsoft.com/office/drawing/2017/model3d" xmlns:o="urn:schemas-microsoft-com:office:office" xmlns:oel="http://schemas.microsoft.com/office/2019/extlst" xmlns:r="http://schemas.openxmlformats.org/officeDocument/2006/relationships" xmlns:m="http://schemas.openxmlformats.org/officeDocument/2006/math" xmlns:v="urn:schemas-microsoft-com:vml" xmlns:wp14="http://schemas.microsoft.com/office/word/2010/wordprocessingDrawing" xmlns:wp="http://schemas.openxmlformats.org/drawingml/2006/wordprocessingDrawing" xmlns:w10="urn:schemas-microsoft-com:office:word" xmlns:w="http://schemas.openxmlformats.org/wordprocessingml/2006/main" xmlns:w14="http://schemas.microsoft.com/office/word/2010/wordml" xmlns:w15="http://schemas.microsoft.com/office/word/2012/wordml" xmlns:w16cex="http://schemas.microsoft.com/office/word/2018/wordml/cex" xmlns:w16cid="http://schemas.microsoft.com/office/word/2016/wordml/cid" xmlns:w16="http://schemas.microsoft.com/office/word/2018/wordml" xmlns:w16du="http://schemas.microsoft.com/office/word/2023/wordml/word16du" xmlns:w16sdtdh="http://schemas.microsoft.com/office/word/2020/wordml/sdtdatahash" xmlns:w16sdtfl="http://schemas.microsoft.com/office/word/2024/wordml/sdtformatlock" xmlns:w16se="http://schemas.microsoft.com/office/word/2015/wordml/symex" xmlns:wpg="http://schemas.microsoft.com/office/word/2010/wordprocessingGroup" xmlns:wpi="http://schemas.microsoft.com/office/word/2010/wordprocessingInk" xmlns:wne="http://schemas.microsoft.com/office/word/2006/wordml" xmlns:wps="http://schemas.microsoft.com/office/word/2010/wordprocessingShape" mc:Ignorable="w14 w15 w16se w16cid w16 w16cex w16sdtdh w16sdtfl w16du wp14">
+<w:hdr xmlns:wpc="http://schemas.microsoft.com/office/word/2010/wordprocessingCanvas" xmlns:cx="http://schemas.microsoft.com/office/drawing/2014/chartex" xmlns:cx1="http://schemas.microsoft.com/office/drawing/2015/9/8/chartex" xmlns:cx2="http://schemas.microsoft.com/office/drawing/2015/10/21/chartex" xmlns:cx3="http://schemas.microsoft.com/office/drawing/2016/5/9/chartex" xmlns:cx4="http://schemas.microsoft.com/office/drawing/2016/5/10/chartex" xmlns:cx5="http://schemas.microsoft.com/office/drawing/2016/5/11/chartex" xmlns:mc="http://schemas.openxmlformats.org/markup-compatibility/2006" xmlns:o="urn:schemas-microsoft-com:office:office" xmlns:r="http://schemas.openxmlformats.org/officeDocument/2006/relationships" xmlns:m="http://schemas.openxmlformats.org/officeDocument/2006/math" xmlns:v="urn:schemas-microsoft-com:vml" xmlns:wp14="http://schemas.microsoft.com/office/word/2010/wordprocessingDrawing" xmlns:wp="http://schemas.openxmlformats.org/drawingml/2006/wordprocessingDrawing" xmlns:w10="urn:schemas-microsoft-com:office:word" xmlns:w="http://schemas.openxmlformats.org/wordprocessingml/2006/main" xmlns:w14="http://schemas.microsoft.com/office/word/2010/wordml" xmlns:w15="http://schemas.microsoft.com/office/word/2012/wordml" xmlns:wne="http://schemas.microsoft.com/office/word/2006/wordml" xmlns:w16cid="http://schemas.microsoft.com/office/word/2016/wordml/cid" xmlns:w16se="http://schemas.microsoft.com/office/word/2015/wordml/symex" xmlns:wpg="http://schemas.microsoft.com/office/word/2010/wordprocessingGroup" xmlns:wpi="http://schemas.microsoft.com/office/word/2010/wordprocessingInk" xmlns:wps="http://schemas.microsoft.com/office/word/2010/wordprocessingShape" mc:Ignorable="w14 w15 wp14 w16se w16cid">
   <w:p>
     <w:pPr>
       <w:pStyle w:val="Footer"/>
       <w:tabs>
+        <w:tab w:val="right" w:pos="9072"/>
         <w:tab w:val="clear" w:pos="9406"/>
-        <w:tab w:val="right" w:pos="9072"/>
       </w:tabs>
       <w:rPr>
         <w:i/>
@@ -18597,10 +18745,6 @@
       <w:t>SAUS</w:t>
     </w:r>
     <w:r>
-      <w:rPr>
-        <w:b/>
-        <w:bCs/>
-      </w:rPr>
       <w:ptab w:relativeTo="margin" w:alignment="center" w:leader="none"/>
     </w:r>
     <w:r>
@@ -18637,7 +18781,7 @@
 </file>
 
 <file path=word/numbering.xml><?xml version="1.0" encoding="utf-8"?>
-<w:numbering xmlns:wpc="http://schemas.microsoft.com/office/word/2010/wordprocessingCanvas" xmlns:cx="http://schemas.microsoft.com/office/drawing/2014/chartex" xmlns:cx1="http://schemas.microsoft.com/office/drawing/2015/9/8/chartex" xmlns:cx2="http://schemas.microsoft.com/office/drawing/2015/10/21/chartex" xmlns:cx3="http://schemas.microsoft.com/office/drawing/2016/5/9/chartex" xmlns:cx4="http://schemas.microsoft.com/office/drawing/2016/5/10/chartex" xmlns:cx5="http://schemas.microsoft.com/office/drawing/2016/5/11/chartex" xmlns:cx6="http://schemas.microsoft.com/office/drawing/2016/5/12/chartex" xmlns:cx7="http://schemas.microsoft.com/office/drawing/2016/5/13/chartex" xmlns:cx8="http://schemas.microsoft.com/office/drawing/2016/5/14/chartex" xmlns:mc="http://schemas.openxmlformats.org/markup-compatibility/2006" xmlns:aink="http://schemas.microsoft.com/office/drawing/2016/ink" xmlns:am3d="http://schemas.microsoft.com/office/drawing/2017/model3d" xmlns:o="urn:schemas-microsoft-com:office:office" xmlns:oel="http://schemas.microsoft.com/office/2019/extlst" xmlns:r="http://schemas.openxmlformats.org/officeDocument/2006/relationships" xmlns:m="http://schemas.openxmlformats.org/officeDocument/2006/math" xmlns:v="urn:schemas-microsoft-com:vml" xmlns:wp14="http://schemas.microsoft.com/office/word/2010/wordprocessingDrawing" xmlns:wp="http://schemas.openxmlformats.org/drawingml/2006/wordprocessingDrawing" xmlns:w10="urn:schemas-microsoft-com:office:word" xmlns:w="http://schemas.openxmlformats.org/wordprocessingml/2006/main" xmlns:w14="http://schemas.microsoft.com/office/word/2010/wordml" xmlns:w15="http://schemas.microsoft.com/office/word/2012/wordml" xmlns:w16cex="http://schemas.microsoft.com/office/word/2018/wordml/cex" xmlns:w16cid="http://schemas.microsoft.com/office/word/2016/wordml/cid" xmlns:w16="http://schemas.microsoft.com/office/word/2018/wordml" xmlns:w16du="http://schemas.microsoft.com/office/word/2023/wordml/word16du" xmlns:w16sdtdh="http://schemas.microsoft.com/office/word/2020/wordml/sdtdatahash" xmlns:w16sdtfl="http://schemas.microsoft.com/office/word/2024/wordml/sdtformatlock" xmlns:w16se="http://schemas.microsoft.com/office/word/2015/wordml/symex" xmlns:wpg="http://schemas.microsoft.com/office/word/2010/wordprocessingGroup" xmlns:wpi="http://schemas.microsoft.com/office/word/2010/wordprocessingInk" xmlns:wne="http://schemas.microsoft.com/office/word/2006/wordml" xmlns:wps="http://schemas.microsoft.com/office/word/2010/wordprocessingShape" mc:Ignorable="w14 w15 w16se w16cid w16 w16cex w16sdtdh w16sdtfl w16du wp14">
+<w:numbering xmlns:wpc="http://schemas.microsoft.com/office/word/2010/wordprocessingCanvas" xmlns:cx="http://schemas.microsoft.com/office/drawing/2014/chartex" xmlns:cx1="http://schemas.microsoft.com/office/drawing/2015/9/8/chartex" xmlns:cx2="http://schemas.microsoft.com/office/drawing/2015/10/21/chartex" xmlns:cx3="http://schemas.microsoft.com/office/drawing/2016/5/9/chartex" xmlns:cx4="http://schemas.microsoft.com/office/drawing/2016/5/10/chartex" xmlns:cx5="http://schemas.microsoft.com/office/drawing/2016/5/11/chartex" xmlns:mc="http://schemas.openxmlformats.org/markup-compatibility/2006" xmlns:o="urn:schemas-microsoft-com:office:office" xmlns:r="http://schemas.openxmlformats.org/officeDocument/2006/relationships" xmlns:m="http://schemas.openxmlformats.org/officeDocument/2006/math" xmlns:v="urn:schemas-microsoft-com:vml" xmlns:wp14="http://schemas.microsoft.com/office/word/2010/wordprocessingDrawing" xmlns:wp="http://schemas.openxmlformats.org/drawingml/2006/wordprocessingDrawing" xmlns:w10="urn:schemas-microsoft-com:office:word" xmlns:w="http://schemas.openxmlformats.org/wordprocessingml/2006/main" xmlns:w14="http://schemas.microsoft.com/office/word/2010/wordml" xmlns:w15="http://schemas.microsoft.com/office/word/2012/wordml" xmlns:wne="http://schemas.microsoft.com/office/word/2006/wordml" xmlns:w16cid="http://schemas.microsoft.com/office/word/2016/wordml/cid" xmlns:w16se="http://schemas.microsoft.com/office/word/2015/wordml/symex" xmlns:wpg="http://schemas.microsoft.com/office/word/2010/wordprocessingGroup" xmlns:wpi="http://schemas.microsoft.com/office/word/2010/wordprocessingInk" xmlns:wps="http://schemas.microsoft.com/office/word/2010/wordprocessingShape" mc:Ignorable="w14 w15 wp14 w16se w16cid">
   <w:abstractNum w:abstractNumId="0" w15:restartNumberingAfterBreak="0">
     <w:nsid w:val="04474A64"/>
     <w:multiLevelType w:val="multilevel"/>
@@ -18791,7 +18935,7 @@
     <w:nsid w:val="04FC5779"/>
     <w:multiLevelType w:val="hybridMultilevel"/>
     <w:tmpl w:val="6FAA4BA6"/>
-    <w:lvl w:ilvl="0" w:tplc="04140001">
+    <w:lvl w:ilvl="0">
       <w:start w:val="1"/>
       <w:numFmt w:val="bullet"/>
       <w:lvlText w:val=""/>
@@ -18803,7 +18947,7 @@
         <w:rFonts w:ascii="Symbol" w:hAnsi="Symbol" w:hint="default"/>
       </w:rPr>
     </w:lvl>
-    <w:lvl w:ilvl="1" w:tplc="04140003" w:tentative="1">
+    <w:lvl w:ilvl="1" w:tentative="1">
       <w:start w:val="1"/>
       <w:numFmt w:val="bullet"/>
       <w:lvlText w:val="o"/>
@@ -18815,7 +18959,7 @@
         <w:rFonts w:ascii="Courier New" w:hAnsi="Courier New" w:cs="Courier New" w:hint="default"/>
       </w:rPr>
     </w:lvl>
-    <w:lvl w:ilvl="2" w:tplc="04140005" w:tentative="1">
+    <w:lvl w:ilvl="2" w:tentative="1">
       <w:start w:val="1"/>
       <w:numFmt w:val="bullet"/>
       <w:lvlText w:val=""/>
@@ -18827,7 +18971,7 @@
         <w:rFonts w:ascii="Wingdings" w:hAnsi="Wingdings" w:hint="default"/>
       </w:rPr>
     </w:lvl>
-    <w:lvl w:ilvl="3" w:tplc="04140001" w:tentative="1">
+    <w:lvl w:ilvl="3" w:tentative="1">
       <w:start w:val="1"/>
       <w:numFmt w:val="bullet"/>
       <w:lvlText w:val=""/>
@@ -18839,7 +18983,7 @@
         <w:rFonts w:ascii="Symbol" w:hAnsi="Symbol" w:hint="default"/>
       </w:rPr>
     </w:lvl>
-    <w:lvl w:ilvl="4" w:tplc="04140003" w:tentative="1">
+    <w:lvl w:ilvl="4" w:tentative="1">
       <w:start w:val="1"/>
       <w:numFmt w:val="bullet"/>
       <w:lvlText w:val="o"/>
@@ -18851,7 +18995,7 @@
         <w:rFonts w:ascii="Courier New" w:hAnsi="Courier New" w:cs="Courier New" w:hint="default"/>
       </w:rPr>
     </w:lvl>
-    <w:lvl w:ilvl="5" w:tplc="04140005" w:tentative="1">
+    <w:lvl w:ilvl="5" w:tentative="1">
       <w:start w:val="1"/>
       <w:numFmt w:val="bullet"/>
       <w:lvlText w:val=""/>
@@ -18863,7 +19007,7 @@
         <w:rFonts w:ascii="Wingdings" w:hAnsi="Wingdings" w:hint="default"/>
       </w:rPr>
     </w:lvl>
-    <w:lvl w:ilvl="6" w:tplc="04140001" w:tentative="1">
+    <w:lvl w:ilvl="6" w:tentative="1">
       <w:start w:val="1"/>
       <w:numFmt w:val="bullet"/>
       <w:lvlText w:val=""/>
@@ -18875,7 +19019,7 @@
         <w:rFonts w:ascii="Symbol" w:hAnsi="Symbol" w:hint="default"/>
       </w:rPr>
     </w:lvl>
-    <w:lvl w:ilvl="7" w:tplc="04140003" w:tentative="1">
+    <w:lvl w:ilvl="7" w:tentative="1">
       <w:start w:val="1"/>
       <w:numFmt w:val="bullet"/>
       <w:lvlText w:val="o"/>
@@ -18887,7 +19031,7 @@
         <w:rFonts w:ascii="Courier New" w:hAnsi="Courier New" w:cs="Courier New" w:hint="default"/>
       </w:rPr>
     </w:lvl>
-    <w:lvl w:ilvl="8" w:tplc="04140005" w:tentative="1">
+    <w:lvl w:ilvl="8" w:tentative="1">
       <w:start w:val="1"/>
       <w:numFmt w:val="bullet"/>
       <w:lvlText w:val=""/>
@@ -19017,7 +19161,7 @@
     <w:nsid w:val="07E62416"/>
     <w:multiLevelType w:val="hybridMultilevel"/>
     <w:tmpl w:val="46A0E156"/>
-    <w:lvl w:ilvl="0" w:tplc="0414000B">
+    <w:lvl w:ilvl="0">
       <w:start w:val="1"/>
       <w:numFmt w:val="bullet"/>
       <w:lvlText w:val=""/>
@@ -19029,7 +19173,7 @@
         <w:rFonts w:ascii="Wingdings" w:hAnsi="Wingdings" w:hint="default"/>
       </w:rPr>
     </w:lvl>
-    <w:lvl w:ilvl="1" w:tplc="04140003" w:tentative="1">
+    <w:lvl w:ilvl="1" w:tentative="1">
       <w:start w:val="1"/>
       <w:numFmt w:val="bullet"/>
       <w:lvlText w:val="o"/>
@@ -19041,7 +19185,7 @@
         <w:rFonts w:ascii="Courier New" w:hAnsi="Courier New" w:cs="Courier New" w:hint="default"/>
       </w:rPr>
     </w:lvl>
-    <w:lvl w:ilvl="2" w:tplc="04140005" w:tentative="1">
+    <w:lvl w:ilvl="2" w:tentative="1">
       <w:start w:val="1"/>
       <w:numFmt w:val="bullet"/>
       <w:lvlText w:val=""/>
@@ -19053,7 +19197,7 @@
         <w:rFonts w:ascii="Wingdings" w:hAnsi="Wingdings" w:hint="default"/>
       </w:rPr>
     </w:lvl>
-    <w:lvl w:ilvl="3" w:tplc="04140001" w:tentative="1">
+    <w:lvl w:ilvl="3" w:tentative="1">
       <w:start w:val="1"/>
       <w:numFmt w:val="bullet"/>
       <w:lvlText w:val=""/>
@@ -19065,7 +19209,7 @@
         <w:rFonts w:ascii="Symbol" w:hAnsi="Symbol" w:hint="default"/>
       </w:rPr>
     </w:lvl>
-    <w:lvl w:ilvl="4" w:tplc="04140003" w:tentative="1">
+    <w:lvl w:ilvl="4" w:tentative="1">
       <w:start w:val="1"/>
       <w:numFmt w:val="bullet"/>
       <w:lvlText w:val="o"/>
@@ -19077,7 +19221,7 @@
         <w:rFonts w:ascii="Courier New" w:hAnsi="Courier New" w:cs="Courier New" w:hint="default"/>
       </w:rPr>
     </w:lvl>
-    <w:lvl w:ilvl="5" w:tplc="04140005" w:tentative="1">
+    <w:lvl w:ilvl="5" w:tentative="1">
       <w:start w:val="1"/>
       <w:numFmt w:val="bullet"/>
       <w:lvlText w:val=""/>
@@ -19089,7 +19233,7 @@
         <w:rFonts w:ascii="Wingdings" w:hAnsi="Wingdings" w:hint="default"/>
       </w:rPr>
     </w:lvl>
-    <w:lvl w:ilvl="6" w:tplc="04140001" w:tentative="1">
+    <w:lvl w:ilvl="6" w:tentative="1">
       <w:start w:val="1"/>
       <w:numFmt w:val="bullet"/>
       <w:lvlText w:val=""/>
@@ -19101,7 +19245,7 @@
         <w:rFonts w:ascii="Symbol" w:hAnsi="Symbol" w:hint="default"/>
       </w:rPr>
     </w:lvl>
-    <w:lvl w:ilvl="7" w:tplc="04140003" w:tentative="1">
+    <w:lvl w:ilvl="7" w:tentative="1">
       <w:start w:val="1"/>
       <w:numFmt w:val="bullet"/>
       <w:lvlText w:val="o"/>
@@ -19113,7 +19257,7 @@
         <w:rFonts w:ascii="Courier New" w:hAnsi="Courier New" w:cs="Courier New" w:hint="default"/>
       </w:rPr>
     </w:lvl>
-    <w:lvl w:ilvl="8" w:tplc="04140005" w:tentative="1">
+    <w:lvl w:ilvl="8" w:tentative="1">
       <w:start w:val="1"/>
       <w:numFmt w:val="bullet"/>
       <w:lvlText w:val=""/>
@@ -19279,7 +19423,7 @@
     <w:nsid w:val="0A406A6F"/>
     <w:multiLevelType w:val="hybridMultilevel"/>
     <w:tmpl w:val="2546360E"/>
-    <w:lvl w:ilvl="0" w:tplc="0414000F">
+    <w:lvl w:ilvl="0">
       <w:start w:val="1"/>
       <w:numFmt w:val="decimal"/>
       <w:lvlText w:val="%1."/>
@@ -19291,7 +19435,7 @@
         <w:rFonts w:hint="default"/>
       </w:rPr>
     </w:lvl>
-    <w:lvl w:ilvl="1" w:tplc="04140019" w:tentative="1">
+    <w:lvl w:ilvl="1" w:tentative="1">
       <w:start w:val="1"/>
       <w:numFmt w:val="lowerLetter"/>
       <w:lvlText w:val="%2."/>
@@ -19300,7 +19444,7 @@
         <w:ind w:left="1440" w:hanging="360"/>
       </w:pPr>
     </w:lvl>
-    <w:lvl w:ilvl="2" w:tplc="0414001B" w:tentative="1">
+    <w:lvl w:ilvl="2" w:tentative="1">
       <w:start w:val="1"/>
       <w:numFmt w:val="lowerRoman"/>
       <w:lvlText w:val="%3."/>
@@ -19309,7 +19453,7 @@
         <w:ind w:left="2160" w:hanging="180"/>
       </w:pPr>
     </w:lvl>
-    <w:lvl w:ilvl="3" w:tplc="0414000F" w:tentative="1">
+    <w:lvl w:ilvl="3" w:tentative="1">
       <w:start w:val="1"/>
       <w:numFmt w:val="decimal"/>
       <w:lvlText w:val="%4."/>
@@ -19318,7 +19462,7 @@
         <w:ind w:left="2880" w:hanging="360"/>
       </w:pPr>
     </w:lvl>
-    <w:lvl w:ilvl="4" w:tplc="04140019" w:tentative="1">
+    <w:lvl w:ilvl="4" w:tentative="1">
       <w:start w:val="1"/>
       <w:numFmt w:val="lowerLetter"/>
       <w:lvlText w:val="%5."/>
@@ -19327,7 +19471,7 @@
         <w:ind w:left="3600" w:hanging="360"/>
       </w:pPr>
     </w:lvl>
-    <w:lvl w:ilvl="5" w:tplc="0414001B" w:tentative="1">
+    <w:lvl w:ilvl="5" w:tentative="1">
       <w:start w:val="1"/>
       <w:numFmt w:val="lowerRoman"/>
       <w:lvlText w:val="%6."/>
@@ -19336,7 +19480,7 @@
         <w:ind w:left="4320" w:hanging="180"/>
       </w:pPr>
     </w:lvl>
-    <w:lvl w:ilvl="6" w:tplc="0414000F" w:tentative="1">
+    <w:lvl w:ilvl="6" w:tentative="1">
       <w:start w:val="1"/>
       <w:numFmt w:val="decimal"/>
       <w:lvlText w:val="%7."/>
@@ -19345,7 +19489,7 @@
         <w:ind w:left="5040" w:hanging="360"/>
       </w:pPr>
     </w:lvl>
-    <w:lvl w:ilvl="7" w:tplc="04140019" w:tentative="1">
+    <w:lvl w:ilvl="7" w:tentative="1">
       <w:start w:val="1"/>
       <w:numFmt w:val="lowerLetter"/>
       <w:lvlText w:val="%8."/>
@@ -19354,7 +19498,7 @@
         <w:ind w:left="5760" w:hanging="360"/>
       </w:pPr>
     </w:lvl>
-    <w:lvl w:ilvl="8" w:tplc="0414001B" w:tentative="1">
+    <w:lvl w:ilvl="8" w:tentative="1">
       <w:start w:val="1"/>
       <w:numFmt w:val="lowerRoman"/>
       <w:lvlText w:val="%9."/>
@@ -19517,7 +19661,7 @@
     <w:nsid w:val="105E0B7E"/>
     <w:multiLevelType w:val="hybridMultilevel"/>
     <w:tmpl w:val="DE5E59F2"/>
-    <w:lvl w:ilvl="0" w:tplc="0414000B">
+    <w:lvl w:ilvl="0">
       <w:start w:val="1"/>
       <w:numFmt w:val="bullet"/>
       <w:lvlText w:val=""/>
@@ -19529,7 +19673,7 @@
         <w:rFonts w:ascii="Wingdings" w:hAnsi="Wingdings" w:hint="default"/>
       </w:rPr>
     </w:lvl>
-    <w:lvl w:ilvl="1" w:tplc="04140003" w:tentative="1">
+    <w:lvl w:ilvl="1" w:tentative="1">
       <w:start w:val="1"/>
       <w:numFmt w:val="bullet"/>
       <w:lvlText w:val="o"/>
@@ -19541,7 +19685,7 @@
         <w:rFonts w:ascii="Courier New" w:hAnsi="Courier New" w:cs="Courier New" w:hint="default"/>
       </w:rPr>
     </w:lvl>
-    <w:lvl w:ilvl="2" w:tplc="04140005" w:tentative="1">
+    <w:lvl w:ilvl="2" w:tentative="1">
       <w:start w:val="1"/>
       <w:numFmt w:val="bullet"/>
       <w:lvlText w:val=""/>
@@ -19553,7 +19697,7 @@
         <w:rFonts w:ascii="Wingdings" w:hAnsi="Wingdings" w:hint="default"/>
       </w:rPr>
     </w:lvl>
-    <w:lvl w:ilvl="3" w:tplc="04140001" w:tentative="1">
+    <w:lvl w:ilvl="3" w:tentative="1">
       <w:start w:val="1"/>
       <w:numFmt w:val="bullet"/>
       <w:lvlText w:val=""/>
@@ -19565,7 +19709,7 @@
         <w:rFonts w:ascii="Symbol" w:hAnsi="Symbol" w:hint="default"/>
       </w:rPr>
     </w:lvl>
-    <w:lvl w:ilvl="4" w:tplc="04140003" w:tentative="1">
+    <w:lvl w:ilvl="4" w:tentative="1">
       <w:start w:val="1"/>
       <w:numFmt w:val="bullet"/>
       <w:lvlText w:val="o"/>
@@ -19577,7 +19721,7 @@
         <w:rFonts w:ascii="Courier New" w:hAnsi="Courier New" w:cs="Courier New" w:hint="default"/>
       </w:rPr>
     </w:lvl>
-    <w:lvl w:ilvl="5" w:tplc="04140005" w:tentative="1">
+    <w:lvl w:ilvl="5" w:tentative="1">
       <w:start w:val="1"/>
       <w:numFmt w:val="bullet"/>
       <w:lvlText w:val=""/>
@@ -19589,7 +19733,7 @@
         <w:rFonts w:ascii="Wingdings" w:hAnsi="Wingdings" w:hint="default"/>
       </w:rPr>
     </w:lvl>
-    <w:lvl w:ilvl="6" w:tplc="04140001" w:tentative="1">
+    <w:lvl w:ilvl="6" w:tentative="1">
       <w:start w:val="1"/>
       <w:numFmt w:val="bullet"/>
       <w:lvlText w:val=""/>
@@ -19601,7 +19745,7 @@
         <w:rFonts w:ascii="Symbol" w:hAnsi="Symbol" w:hint="default"/>
       </w:rPr>
     </w:lvl>
-    <w:lvl w:ilvl="7" w:tplc="04140003" w:tentative="1">
+    <w:lvl w:ilvl="7" w:tentative="1">
       <w:start w:val="1"/>
       <w:numFmt w:val="bullet"/>
       <w:lvlText w:val="o"/>
@@ -19613,7 +19757,7 @@
         <w:rFonts w:ascii="Courier New" w:hAnsi="Courier New" w:cs="Courier New" w:hint="default"/>
       </w:rPr>
     </w:lvl>
-    <w:lvl w:ilvl="8" w:tplc="04140005" w:tentative="1">
+    <w:lvl w:ilvl="8" w:tentative="1">
       <w:start w:val="1"/>
       <w:numFmt w:val="bullet"/>
       <w:lvlText w:val=""/>
@@ -20226,7 +20370,7 @@
     <w:nsid w:val="1B996C96"/>
     <w:multiLevelType w:val="hybridMultilevel"/>
     <w:tmpl w:val="03CAC812"/>
-    <w:lvl w:ilvl="0" w:tplc="E9DAD352">
+    <w:lvl w:ilvl="0">
       <w:start w:val="1"/>
       <w:numFmt w:val="bullet"/>
       <w:lvlText w:val="•"/>
@@ -20241,7 +20385,8 @@
         <w:rFonts w:ascii="Arial" w:hAnsi="Arial" w:hint="default"/>
       </w:rPr>
     </w:lvl>
-    <w:lvl w:ilvl="1" w:tplc="9678F3F6">
+    <w:lvl w:ilvl="1">
+      <w:start w:val="0"/>
       <w:numFmt w:val="bullet"/>
       <w:lvlText w:val="•"/>
       <w:lvlJc w:val="left"/>
@@ -20255,7 +20400,7 @@
         <w:rFonts w:ascii="Arial" w:hAnsi="Arial" w:hint="default"/>
       </w:rPr>
     </w:lvl>
-    <w:lvl w:ilvl="2" w:tplc="ED2435EC" w:tentative="1">
+    <w:lvl w:ilvl="2" w:tentative="1">
       <w:start w:val="1"/>
       <w:numFmt w:val="bullet"/>
       <w:lvlText w:val="•"/>
@@ -20270,7 +20415,7 @@
         <w:rFonts w:ascii="Arial" w:hAnsi="Arial" w:hint="default"/>
       </w:rPr>
     </w:lvl>
-    <w:lvl w:ilvl="3" w:tplc="29DEA0A8" w:tentative="1">
+    <w:lvl w:ilvl="3" w:tentative="1">
       <w:start w:val="1"/>
       <w:numFmt w:val="bullet"/>
       <w:lvlText w:val="•"/>
@@ -20285,7 +20430,7 @@
         <w:rFonts w:ascii="Arial" w:hAnsi="Arial" w:hint="default"/>
       </w:rPr>
     </w:lvl>
-    <w:lvl w:ilvl="4" w:tplc="B68209DE" w:tentative="1">
+    <w:lvl w:ilvl="4" w:tentative="1">
       <w:start w:val="1"/>
       <w:numFmt w:val="bullet"/>
       <w:lvlText w:val="•"/>
@@ -20300,7 +20445,7 @@
         <w:rFonts w:ascii="Arial" w:hAnsi="Arial" w:hint="default"/>
       </w:rPr>
     </w:lvl>
-    <w:lvl w:ilvl="5" w:tplc="CB504626" w:tentative="1">
+    <w:lvl w:ilvl="5" w:tentative="1">
       <w:start w:val="1"/>
       <w:numFmt w:val="bullet"/>
       <w:lvlText w:val="•"/>
@@ -20315,7 +20460,7 @@
         <w:rFonts w:ascii="Arial" w:hAnsi="Arial" w:hint="default"/>
       </w:rPr>
     </w:lvl>
-    <w:lvl w:ilvl="6" w:tplc="A2A87B66" w:tentative="1">
+    <w:lvl w:ilvl="6" w:tentative="1">
       <w:start w:val="1"/>
       <w:numFmt w:val="bullet"/>
       <w:lvlText w:val="•"/>
@@ -20330,7 +20475,7 @@
         <w:rFonts w:ascii="Arial" w:hAnsi="Arial" w:hint="default"/>
       </w:rPr>
     </w:lvl>
-    <w:lvl w:ilvl="7" w:tplc="57221A0A" w:tentative="1">
+    <w:lvl w:ilvl="7" w:tentative="1">
       <w:start w:val="1"/>
       <w:numFmt w:val="bullet"/>
       <w:lvlText w:val="•"/>
@@ -20345,7 +20490,7 @@
         <w:rFonts w:ascii="Arial" w:hAnsi="Arial" w:hint="default"/>
       </w:rPr>
     </w:lvl>
-    <w:lvl w:ilvl="8" w:tplc="6EA65392" w:tentative="1">
+    <w:lvl w:ilvl="8" w:tentative="1">
       <w:start w:val="1"/>
       <w:numFmt w:val="bullet"/>
       <w:lvlText w:val="•"/>
@@ -21074,7 +21219,7 @@
     <w:nsid w:val="29E74ACB"/>
     <w:multiLevelType w:val="hybridMultilevel"/>
     <w:tmpl w:val="98383704"/>
-    <w:lvl w:ilvl="0" w:tplc="04140001">
+    <w:lvl w:ilvl="0">
       <w:start w:val="1"/>
       <w:numFmt w:val="bullet"/>
       <w:lvlText w:val=""/>
@@ -21086,7 +21231,7 @@
         <w:rFonts w:ascii="Symbol" w:hAnsi="Symbol" w:hint="default"/>
       </w:rPr>
     </w:lvl>
-    <w:lvl w:ilvl="1" w:tplc="04140003" w:tentative="1">
+    <w:lvl w:ilvl="1" w:tentative="1">
       <w:start w:val="1"/>
       <w:numFmt w:val="bullet"/>
       <w:lvlText w:val="o"/>
@@ -21098,7 +21243,7 @@
         <w:rFonts w:ascii="Courier New" w:hAnsi="Courier New" w:cs="Courier New" w:hint="default"/>
       </w:rPr>
     </w:lvl>
-    <w:lvl w:ilvl="2" w:tplc="04140005" w:tentative="1">
+    <w:lvl w:ilvl="2" w:tentative="1">
       <w:start w:val="1"/>
       <w:numFmt w:val="bullet"/>
       <w:lvlText w:val=""/>
@@ -21110,7 +21255,7 @@
         <w:rFonts w:ascii="Wingdings" w:hAnsi="Wingdings" w:hint="default"/>
       </w:rPr>
     </w:lvl>
-    <w:lvl w:ilvl="3" w:tplc="04140001" w:tentative="1">
+    <w:lvl w:ilvl="3" w:tentative="1">
       <w:start w:val="1"/>
       <w:numFmt w:val="bullet"/>
       <w:lvlText w:val=""/>
@@ -21122,7 +21267,7 @@
         <w:rFonts w:ascii="Symbol" w:hAnsi="Symbol" w:hint="default"/>
       </w:rPr>
     </w:lvl>
-    <w:lvl w:ilvl="4" w:tplc="04140003" w:tentative="1">
+    <w:lvl w:ilvl="4" w:tentative="1">
       <w:start w:val="1"/>
       <w:numFmt w:val="bullet"/>
       <w:lvlText w:val="o"/>
@@ -21134,7 +21279,7 @@
         <w:rFonts w:ascii="Courier New" w:hAnsi="Courier New" w:cs="Courier New" w:hint="default"/>
       </w:rPr>
     </w:lvl>
-    <w:lvl w:ilvl="5" w:tplc="04140005" w:tentative="1">
+    <w:lvl w:ilvl="5" w:tentative="1">
       <w:start w:val="1"/>
       <w:numFmt w:val="bullet"/>
       <w:lvlText w:val=""/>
@@ -21146,7 +21291,7 @@
         <w:rFonts w:ascii="Wingdings" w:hAnsi="Wingdings" w:hint="default"/>
       </w:rPr>
     </w:lvl>
-    <w:lvl w:ilvl="6" w:tplc="04140001" w:tentative="1">
+    <w:lvl w:ilvl="6" w:tentative="1">
       <w:start w:val="1"/>
       <w:numFmt w:val="bullet"/>
       <w:lvlText w:val=""/>
@@ -21158,7 +21303,7 @@
         <w:rFonts w:ascii="Symbol" w:hAnsi="Symbol" w:hint="default"/>
       </w:rPr>
     </w:lvl>
-    <w:lvl w:ilvl="7" w:tplc="04140003" w:tentative="1">
+    <w:lvl w:ilvl="7" w:tentative="1">
       <w:start w:val="1"/>
       <w:numFmt w:val="bullet"/>
       <w:lvlText w:val="o"/>
@@ -21170,7 +21315,7 @@
         <w:rFonts w:ascii="Courier New" w:hAnsi="Courier New" w:cs="Courier New" w:hint="default"/>
       </w:rPr>
     </w:lvl>
-    <w:lvl w:ilvl="8" w:tplc="04140005" w:tentative="1">
+    <w:lvl w:ilvl="8" w:tentative="1">
       <w:start w:val="1"/>
       <w:numFmt w:val="bullet"/>
       <w:lvlText w:val=""/>
@@ -21187,7 +21332,8 @@
     <w:nsid w:val="2DBD5AC2"/>
     <w:multiLevelType w:val="hybridMultilevel"/>
     <w:tmpl w:val="008EC3BC"/>
-    <w:lvl w:ilvl="0" w:tplc="E18C5B6E">
+    <w:lvl w:ilvl="0">
+      <w:start w:val="0"/>
       <w:numFmt w:val="bullet"/>
       <w:lvlText w:val="-"/>
       <w:lvlJc w:val="left"/>
@@ -21195,10 +21341,10 @@
         <w:ind w:left="720" w:hanging="360"/>
       </w:pPr>
       <w:rPr>
-        <w:rFonts w:ascii="Arial" w:eastAsiaTheme="minorEastAsia" w:hAnsi="Arial" w:cs="Arial" w:hint="default"/>
-      </w:rPr>
-    </w:lvl>
-    <w:lvl w:ilvl="1" w:tplc="04140003" w:tentative="1">
+        <w:rFonts w:ascii="Arial" w:hAnsi="Arial" w:eastAsiaTheme="minorEastAsia" w:cs="Arial" w:hint="default"/>
+      </w:rPr>
+    </w:lvl>
+    <w:lvl w:ilvl="1" w:tentative="1">
       <w:start w:val="1"/>
       <w:numFmt w:val="bullet"/>
       <w:lvlText w:val="o"/>
@@ -21210,7 +21356,7 @@
         <w:rFonts w:ascii="Courier New" w:hAnsi="Courier New" w:cs="Courier New" w:hint="default"/>
       </w:rPr>
     </w:lvl>
-    <w:lvl w:ilvl="2" w:tplc="04140005" w:tentative="1">
+    <w:lvl w:ilvl="2" w:tentative="1">
       <w:start w:val="1"/>
       <w:numFmt w:val="bullet"/>
       <w:lvlText w:val=""/>
@@ -21222,7 +21368,7 @@
         <w:rFonts w:ascii="Wingdings" w:hAnsi="Wingdings" w:hint="default"/>
       </w:rPr>
     </w:lvl>
-    <w:lvl w:ilvl="3" w:tplc="04140001" w:tentative="1">
+    <w:lvl w:ilvl="3" w:tentative="1">
       <w:start w:val="1"/>
       <w:numFmt w:val="bullet"/>
       <w:lvlText w:val=""/>
@@ -21234,7 +21380,7 @@
         <w:rFonts w:ascii="Symbol" w:hAnsi="Symbol" w:hint="default"/>
       </w:rPr>
     </w:lvl>
-    <w:lvl w:ilvl="4" w:tplc="04140003" w:tentative="1">
+    <w:lvl w:ilvl="4" w:tentative="1">
       <w:start w:val="1"/>
       <w:numFmt w:val="bullet"/>
       <w:lvlText w:val="o"/>
@@ -21246,7 +21392,7 @@
         <w:rFonts w:ascii="Courier New" w:hAnsi="Courier New" w:cs="Courier New" w:hint="default"/>
       </w:rPr>
     </w:lvl>
-    <w:lvl w:ilvl="5" w:tplc="04140005" w:tentative="1">
+    <w:lvl w:ilvl="5" w:tentative="1">
       <w:start w:val="1"/>
       <w:numFmt w:val="bullet"/>
       <w:lvlText w:val=""/>
@@ -21258,7 +21404,7 @@
         <w:rFonts w:ascii="Wingdings" w:hAnsi="Wingdings" w:hint="default"/>
       </w:rPr>
     </w:lvl>
-    <w:lvl w:ilvl="6" w:tplc="04140001" w:tentative="1">
+    <w:lvl w:ilvl="6" w:tentative="1">
       <w:start w:val="1"/>
       <w:numFmt w:val="bullet"/>
       <w:lvlText w:val=""/>
@@ -21270,7 +21416,7 @@
         <w:rFonts w:ascii="Symbol" w:hAnsi="Symbol" w:hint="default"/>
       </w:rPr>
     </w:lvl>
-    <w:lvl w:ilvl="7" w:tplc="04140003" w:tentative="1">
+    <w:lvl w:ilvl="7" w:tentative="1">
       <w:start w:val="1"/>
       <w:numFmt w:val="bullet"/>
       <w:lvlText w:val="o"/>
@@ -21282,7 +21428,7 @@
         <w:rFonts w:ascii="Courier New" w:hAnsi="Courier New" w:cs="Courier New" w:hint="default"/>
       </w:rPr>
     </w:lvl>
-    <w:lvl w:ilvl="8" w:tplc="04140005" w:tentative="1">
+    <w:lvl w:ilvl="8" w:tentative="1">
       <w:start w:val="1"/>
       <w:numFmt w:val="bullet"/>
       <w:lvlText w:val=""/>
@@ -21299,7 +21445,7 @@
     <w:nsid w:val="2E3319C5"/>
     <w:multiLevelType w:val="hybridMultilevel"/>
     <w:tmpl w:val="7BD04204"/>
-    <w:lvl w:ilvl="0" w:tplc="E1C27544">
+    <w:lvl w:ilvl="0">
       <w:start w:val="1"/>
       <w:numFmt w:val="bullet"/>
       <w:lvlText w:val="•"/>
@@ -21314,7 +21460,7 @@
         <w:rFonts w:ascii="Arial" w:hAnsi="Arial" w:hint="default"/>
       </w:rPr>
     </w:lvl>
-    <w:lvl w:ilvl="1" w:tplc="3B9091A0" w:tentative="1">
+    <w:lvl w:ilvl="1" w:tentative="1">
       <w:start w:val="1"/>
       <w:numFmt w:val="bullet"/>
       <w:lvlText w:val="•"/>
@@ -21329,7 +21475,7 @@
         <w:rFonts w:ascii="Arial" w:hAnsi="Arial" w:hint="default"/>
       </w:rPr>
     </w:lvl>
-    <w:lvl w:ilvl="2" w:tplc="289C718A" w:tentative="1">
+    <w:lvl w:ilvl="2" w:tentative="1">
       <w:start w:val="1"/>
       <w:numFmt w:val="bullet"/>
       <w:lvlText w:val="•"/>
@@ -21344,7 +21490,7 @@
         <w:rFonts w:ascii="Arial" w:hAnsi="Arial" w:hint="default"/>
       </w:rPr>
     </w:lvl>
-    <w:lvl w:ilvl="3" w:tplc="47527972" w:tentative="1">
+    <w:lvl w:ilvl="3" w:tentative="1">
       <w:start w:val="1"/>
       <w:numFmt w:val="bullet"/>
       <w:lvlText w:val="•"/>
@@ -21359,7 +21505,7 @@
         <w:rFonts w:ascii="Arial" w:hAnsi="Arial" w:hint="default"/>
       </w:rPr>
     </w:lvl>
-    <w:lvl w:ilvl="4" w:tplc="92D6BF88" w:tentative="1">
+    <w:lvl w:ilvl="4" w:tentative="1">
       <w:start w:val="1"/>
       <w:numFmt w:val="bullet"/>
       <w:lvlText w:val="•"/>
@@ -21374,7 +21520,7 @@
         <w:rFonts w:ascii="Arial" w:hAnsi="Arial" w:hint="default"/>
       </w:rPr>
     </w:lvl>
-    <w:lvl w:ilvl="5" w:tplc="60BED90E" w:tentative="1">
+    <w:lvl w:ilvl="5" w:tentative="1">
       <w:start w:val="1"/>
       <w:numFmt w:val="bullet"/>
       <w:lvlText w:val="•"/>
@@ -21389,7 +21535,7 @@
         <w:rFonts w:ascii="Arial" w:hAnsi="Arial" w:hint="default"/>
       </w:rPr>
     </w:lvl>
-    <w:lvl w:ilvl="6" w:tplc="89D63B72" w:tentative="1">
+    <w:lvl w:ilvl="6" w:tentative="1">
       <w:start w:val="1"/>
       <w:numFmt w:val="bullet"/>
       <w:lvlText w:val="•"/>
@@ -21404,7 +21550,7 @@
         <w:rFonts w:ascii="Arial" w:hAnsi="Arial" w:hint="default"/>
       </w:rPr>
     </w:lvl>
-    <w:lvl w:ilvl="7" w:tplc="11F4FA2A" w:tentative="1">
+    <w:lvl w:ilvl="7" w:tentative="1">
       <w:start w:val="1"/>
       <w:numFmt w:val="bullet"/>
       <w:lvlText w:val="•"/>
@@ -21419,7 +21565,7 @@
         <w:rFonts w:ascii="Arial" w:hAnsi="Arial" w:hint="default"/>
       </w:rPr>
     </w:lvl>
-    <w:lvl w:ilvl="8" w:tplc="D9E4AE3C" w:tentative="1">
+    <w:lvl w:ilvl="8" w:tentative="1">
       <w:start w:val="1"/>
       <w:numFmt w:val="bullet"/>
       <w:lvlText w:val="•"/>
@@ -21588,7 +21734,7 @@
     <w:nsid w:val="32005D34"/>
     <w:multiLevelType w:val="hybridMultilevel"/>
     <w:tmpl w:val="C478EA1A"/>
-    <w:lvl w:ilvl="0" w:tplc="0414000B">
+    <w:lvl w:ilvl="0">
       <w:start w:val="1"/>
       <w:numFmt w:val="bullet"/>
       <w:lvlText w:val=""/>
@@ -21600,7 +21746,7 @@
         <w:rFonts w:ascii="Wingdings" w:hAnsi="Wingdings" w:hint="default"/>
       </w:rPr>
     </w:lvl>
-    <w:lvl w:ilvl="1" w:tplc="04140003" w:tentative="1">
+    <w:lvl w:ilvl="1" w:tentative="1">
       <w:start w:val="1"/>
       <w:numFmt w:val="bullet"/>
       <w:lvlText w:val="o"/>
@@ -21612,7 +21758,7 @@
         <w:rFonts w:ascii="Courier New" w:hAnsi="Courier New" w:cs="Courier New" w:hint="default"/>
       </w:rPr>
     </w:lvl>
-    <w:lvl w:ilvl="2" w:tplc="04140005" w:tentative="1">
+    <w:lvl w:ilvl="2" w:tentative="1">
       <w:start w:val="1"/>
       <w:numFmt w:val="bullet"/>
       <w:lvlText w:val=""/>
@@ -21624,7 +21770,7 @@
         <w:rFonts w:ascii="Wingdings" w:hAnsi="Wingdings" w:hint="default"/>
       </w:rPr>
     </w:lvl>
-    <w:lvl w:ilvl="3" w:tplc="04140001" w:tentative="1">
+    <w:lvl w:ilvl="3" w:tentative="1">
       <w:start w:val="1"/>
       <w:numFmt w:val="bullet"/>
       <w:lvlText w:val=""/>
@@ -21636,7 +21782,7 @@
         <w:rFonts w:ascii="Symbol" w:hAnsi="Symbol" w:hint="default"/>
       </w:rPr>
     </w:lvl>
-    <w:lvl w:ilvl="4" w:tplc="04140003" w:tentative="1">
+    <w:lvl w:ilvl="4" w:tentative="1">
       <w:start w:val="1"/>
       <w:numFmt w:val="bullet"/>
       <w:lvlText w:val="o"/>
@@ -21648,7 +21794,7 @@
         <w:rFonts w:ascii="Courier New" w:hAnsi="Courier New" w:cs="Courier New" w:hint="default"/>
       </w:rPr>
     </w:lvl>
-    <w:lvl w:ilvl="5" w:tplc="04140005" w:tentative="1">
+    <w:lvl w:ilvl="5" w:tentative="1">
       <w:start w:val="1"/>
       <w:numFmt w:val="bullet"/>
       <w:lvlText w:val=""/>
@@ -21660,7 +21806,7 @@
         <w:rFonts w:ascii="Wingdings" w:hAnsi="Wingdings" w:hint="default"/>
       </w:rPr>
     </w:lvl>
-    <w:lvl w:ilvl="6" w:tplc="04140001" w:tentative="1">
+    <w:lvl w:ilvl="6" w:tentative="1">
       <w:start w:val="1"/>
       <w:numFmt w:val="bullet"/>
       <w:lvlText w:val=""/>
@@ -21672,7 +21818,7 @@
         <w:rFonts w:ascii="Symbol" w:hAnsi="Symbol" w:hint="default"/>
       </w:rPr>
     </w:lvl>
-    <w:lvl w:ilvl="7" w:tplc="04140003" w:tentative="1">
+    <w:lvl w:ilvl="7" w:tentative="1">
       <w:start w:val="1"/>
       <w:numFmt w:val="bullet"/>
       <w:lvlText w:val="o"/>
@@ -21684,7 +21830,7 @@
         <w:rFonts w:ascii="Courier New" w:hAnsi="Courier New" w:cs="Courier New" w:hint="default"/>
       </w:rPr>
     </w:lvl>
-    <w:lvl w:ilvl="8" w:tplc="04140005" w:tentative="1">
+    <w:lvl w:ilvl="8" w:tentative="1">
       <w:start w:val="1"/>
       <w:numFmt w:val="bullet"/>
       <w:lvlText w:val=""/>
@@ -21999,7 +22145,7 @@
     <w:nsid w:val="34DF0181"/>
     <w:multiLevelType w:val="hybridMultilevel"/>
     <w:tmpl w:val="D6D06FAE"/>
-    <w:lvl w:ilvl="0" w:tplc="04140001">
+    <w:lvl w:ilvl="0">
       <w:start w:val="1"/>
       <w:numFmt w:val="bullet"/>
       <w:lvlText w:val=""/>
@@ -22011,7 +22157,7 @@
         <w:rFonts w:ascii="Symbol" w:hAnsi="Symbol" w:hint="default"/>
       </w:rPr>
     </w:lvl>
-    <w:lvl w:ilvl="1" w:tplc="04140003" w:tentative="1">
+    <w:lvl w:ilvl="1" w:tentative="1">
       <w:start w:val="1"/>
       <w:numFmt w:val="bullet"/>
       <w:lvlText w:val="o"/>
@@ -22023,7 +22169,7 @@
         <w:rFonts w:ascii="Courier New" w:hAnsi="Courier New" w:cs="Courier New" w:hint="default"/>
       </w:rPr>
     </w:lvl>
-    <w:lvl w:ilvl="2" w:tplc="04140005" w:tentative="1">
+    <w:lvl w:ilvl="2" w:tentative="1">
       <w:start w:val="1"/>
       <w:numFmt w:val="bullet"/>
       <w:lvlText w:val=""/>
@@ -22035,7 +22181,7 @@
         <w:rFonts w:ascii="Wingdings" w:hAnsi="Wingdings" w:hint="default"/>
       </w:rPr>
     </w:lvl>
-    <w:lvl w:ilvl="3" w:tplc="04140001" w:tentative="1">
+    <w:lvl w:ilvl="3" w:tentative="1">
       <w:start w:val="1"/>
       <w:numFmt w:val="bullet"/>
       <w:lvlText w:val=""/>
@@ -22047,7 +22193,7 @@
         <w:rFonts w:ascii="Symbol" w:hAnsi="Symbol" w:hint="default"/>
       </w:rPr>
     </w:lvl>
-    <w:lvl w:ilvl="4" w:tplc="04140003" w:tentative="1">
+    <w:lvl w:ilvl="4" w:tentative="1">
       <w:start w:val="1"/>
       <w:numFmt w:val="bullet"/>
       <w:lvlText w:val="o"/>
@@ -22059,7 +22205,7 @@
         <w:rFonts w:ascii="Courier New" w:hAnsi="Courier New" w:cs="Courier New" w:hint="default"/>
       </w:rPr>
     </w:lvl>
-    <w:lvl w:ilvl="5" w:tplc="04140005" w:tentative="1">
+    <w:lvl w:ilvl="5" w:tentative="1">
       <w:start w:val="1"/>
       <w:numFmt w:val="bullet"/>
       <w:lvlText w:val=""/>
@@ -22071,7 +22217,7 @@
         <w:rFonts w:ascii="Wingdings" w:hAnsi="Wingdings" w:hint="default"/>
       </w:rPr>
     </w:lvl>
-    <w:lvl w:ilvl="6" w:tplc="04140001" w:tentative="1">
+    <w:lvl w:ilvl="6" w:tentative="1">
       <w:start w:val="1"/>
       <w:numFmt w:val="bullet"/>
       <w:lvlText w:val=""/>
@@ -22083,7 +22229,7 @@
         <w:rFonts w:ascii="Symbol" w:hAnsi="Symbol" w:hint="default"/>
       </w:rPr>
     </w:lvl>
-    <w:lvl w:ilvl="7" w:tplc="04140003" w:tentative="1">
+    <w:lvl w:ilvl="7" w:tentative="1">
       <w:start w:val="1"/>
       <w:numFmt w:val="bullet"/>
       <w:lvlText w:val="o"/>
@@ -22095,7 +22241,7 @@
         <w:rFonts w:ascii="Courier New" w:hAnsi="Courier New" w:cs="Courier New" w:hint="default"/>
       </w:rPr>
     </w:lvl>
-    <w:lvl w:ilvl="8" w:tplc="04140005" w:tentative="1">
+    <w:lvl w:ilvl="8" w:tentative="1">
       <w:start w:val="1"/>
       <w:numFmt w:val="bullet"/>
       <w:lvlText w:val=""/>
@@ -22261,7 +22407,7 @@
     <w:nsid w:val="374E604A"/>
     <w:multiLevelType w:val="hybridMultilevel"/>
     <w:tmpl w:val="26D8A032"/>
-    <w:lvl w:ilvl="0" w:tplc="04140001">
+    <w:lvl w:ilvl="0">
       <w:start w:val="1"/>
       <w:numFmt w:val="bullet"/>
       <w:lvlText w:val=""/>
@@ -22273,7 +22419,7 @@
         <w:rFonts w:ascii="Symbol" w:hAnsi="Symbol" w:hint="default"/>
       </w:rPr>
     </w:lvl>
-    <w:lvl w:ilvl="1" w:tplc="04140003" w:tentative="1">
+    <w:lvl w:ilvl="1" w:tentative="1">
       <w:start w:val="1"/>
       <w:numFmt w:val="bullet"/>
       <w:lvlText w:val="o"/>
@@ -22285,7 +22431,7 @@
         <w:rFonts w:ascii="Courier New" w:hAnsi="Courier New" w:cs="Courier New" w:hint="default"/>
       </w:rPr>
     </w:lvl>
-    <w:lvl w:ilvl="2" w:tplc="04140005" w:tentative="1">
+    <w:lvl w:ilvl="2" w:tentative="1">
       <w:start w:val="1"/>
       <w:numFmt w:val="bullet"/>
       <w:lvlText w:val=""/>
@@ -22297,7 +22443,7 @@
         <w:rFonts w:ascii="Wingdings" w:hAnsi="Wingdings" w:hint="default"/>
       </w:rPr>
     </w:lvl>
-    <w:lvl w:ilvl="3" w:tplc="04140001" w:tentative="1">
+    <w:lvl w:ilvl="3" w:tentative="1">
       <w:start w:val="1"/>
       <w:numFmt w:val="bullet"/>
       <w:lvlText w:val=""/>
@@ -22309,7 +22455,7 @@
         <w:rFonts w:ascii="Symbol" w:hAnsi="Symbol" w:hint="default"/>
       </w:rPr>
     </w:lvl>
-    <w:lvl w:ilvl="4" w:tplc="04140003" w:tentative="1">
+    <w:lvl w:ilvl="4" w:tentative="1">
       <w:start w:val="1"/>
       <w:numFmt w:val="bullet"/>
       <w:lvlText w:val="o"/>
@@ -22321,7 +22467,7 @@
         <w:rFonts w:ascii="Courier New" w:hAnsi="Courier New" w:cs="Courier New" w:hint="default"/>
       </w:rPr>
     </w:lvl>
-    <w:lvl w:ilvl="5" w:tplc="04140005" w:tentative="1">
+    <w:lvl w:ilvl="5" w:tentative="1">
       <w:start w:val="1"/>
       <w:numFmt w:val="bullet"/>
       <w:lvlText w:val=""/>
@@ -22333,7 +22479,7 @@
         <w:rFonts w:ascii="Wingdings" w:hAnsi="Wingdings" w:hint="default"/>
       </w:rPr>
     </w:lvl>
-    <w:lvl w:ilvl="6" w:tplc="04140001" w:tentative="1">
+    <w:lvl w:ilvl="6" w:tentative="1">
       <w:start w:val="1"/>
       <w:numFmt w:val="bullet"/>
       <w:lvlText w:val=""/>
@@ -22345,7 +22491,7 @@
         <w:rFonts w:ascii="Symbol" w:hAnsi="Symbol" w:hint="default"/>
       </w:rPr>
     </w:lvl>
-    <w:lvl w:ilvl="7" w:tplc="04140003" w:tentative="1">
+    <w:lvl w:ilvl="7" w:tentative="1">
       <w:start w:val="1"/>
       <w:numFmt w:val="bullet"/>
       <w:lvlText w:val="o"/>
@@ -22357,7 +22503,7 @@
         <w:rFonts w:ascii="Courier New" w:hAnsi="Courier New" w:cs="Courier New" w:hint="default"/>
       </w:rPr>
     </w:lvl>
-    <w:lvl w:ilvl="8" w:tplc="04140005" w:tentative="1">
+    <w:lvl w:ilvl="8" w:tentative="1">
       <w:start w:val="1"/>
       <w:numFmt w:val="bullet"/>
       <w:lvlText w:val=""/>
@@ -22374,7 +22520,7 @@
     <w:nsid w:val="37B14EAA"/>
     <w:multiLevelType w:val="hybridMultilevel"/>
     <w:tmpl w:val="24E49C0A"/>
-    <w:lvl w:ilvl="0" w:tplc="0414000B">
+    <w:lvl w:ilvl="0">
       <w:start w:val="1"/>
       <w:numFmt w:val="bullet"/>
       <w:lvlText w:val=""/>
@@ -22386,7 +22532,7 @@
         <w:rFonts w:ascii="Wingdings" w:hAnsi="Wingdings" w:hint="default"/>
       </w:rPr>
     </w:lvl>
-    <w:lvl w:ilvl="1" w:tplc="04140003" w:tentative="1">
+    <w:lvl w:ilvl="1" w:tentative="1">
       <w:start w:val="1"/>
       <w:numFmt w:val="bullet"/>
       <w:lvlText w:val="o"/>
@@ -22398,7 +22544,7 @@
         <w:rFonts w:ascii="Courier New" w:hAnsi="Courier New" w:cs="Courier New" w:hint="default"/>
       </w:rPr>
     </w:lvl>
-    <w:lvl w:ilvl="2" w:tplc="04140005" w:tentative="1">
+    <w:lvl w:ilvl="2" w:tentative="1">
       <w:start w:val="1"/>
       <w:numFmt w:val="bullet"/>
       <w:lvlText w:val=""/>
@@ -22410,7 +22556,7 @@
         <w:rFonts w:ascii="Wingdings" w:hAnsi="Wingdings" w:hint="default"/>
       </w:rPr>
     </w:lvl>
-    <w:lvl w:ilvl="3" w:tplc="04140001" w:tentative="1">
+    <w:lvl w:ilvl="3" w:tentative="1">
       <w:start w:val="1"/>
       <w:numFmt w:val="bullet"/>
       <w:lvlText w:val=""/>
@@ -22422,7 +22568,7 @@
         <w:rFonts w:ascii="Symbol" w:hAnsi="Symbol" w:hint="default"/>
       </w:rPr>
     </w:lvl>
-    <w:lvl w:ilvl="4" w:tplc="04140003" w:tentative="1">
+    <w:lvl w:ilvl="4" w:tentative="1">
       <w:start w:val="1"/>
       <w:numFmt w:val="bullet"/>
       <w:lvlText w:val="o"/>
@@ -22434,7 +22580,7 @@
         <w:rFonts w:ascii="Courier New" w:hAnsi="Courier New" w:cs="Courier New" w:hint="default"/>
       </w:rPr>
     </w:lvl>
-    <w:lvl w:ilvl="5" w:tplc="04140005" w:tentative="1">
+    <w:lvl w:ilvl="5" w:tentative="1">
       <w:start w:val="1"/>
       <w:numFmt w:val="bullet"/>
       <w:lvlText w:val=""/>
@@ -22446,7 +22592,7 @@
         <w:rFonts w:ascii="Wingdings" w:hAnsi="Wingdings" w:hint="default"/>
       </w:rPr>
     </w:lvl>
-    <w:lvl w:ilvl="6" w:tplc="04140001" w:tentative="1">
+    <w:lvl w:ilvl="6" w:tentative="1">
       <w:start w:val="1"/>
       <w:numFmt w:val="bullet"/>
       <w:lvlText w:val=""/>
@@ -22458,7 +22604,7 @@
         <w:rFonts w:ascii="Symbol" w:hAnsi="Symbol" w:hint="default"/>
       </w:rPr>
     </w:lvl>
-    <w:lvl w:ilvl="7" w:tplc="04140003" w:tentative="1">
+    <w:lvl w:ilvl="7" w:tentative="1">
       <w:start w:val="1"/>
       <w:numFmt w:val="bullet"/>
       <w:lvlText w:val="o"/>
@@ -22470,7 +22616,7 @@
         <w:rFonts w:ascii="Courier New" w:hAnsi="Courier New" w:cs="Courier New" w:hint="default"/>
       </w:rPr>
     </w:lvl>
-    <w:lvl w:ilvl="8" w:tplc="04140005" w:tentative="1">
+    <w:lvl w:ilvl="8" w:tentative="1">
       <w:start w:val="1"/>
       <w:numFmt w:val="bullet"/>
       <w:lvlText w:val=""/>
@@ -22636,7 +22782,7 @@
     <w:nsid w:val="3A3005FF"/>
     <w:multiLevelType w:val="hybridMultilevel"/>
     <w:tmpl w:val="5EE022FE"/>
-    <w:lvl w:ilvl="0" w:tplc="04140003">
+    <w:lvl w:ilvl="0">
       <w:start w:val="1"/>
       <w:numFmt w:val="bullet"/>
       <w:lvlText w:val="o"/>
@@ -22648,7 +22794,7 @@
         <w:rFonts w:ascii="Courier New" w:hAnsi="Courier New" w:cs="Courier New" w:hint="default"/>
       </w:rPr>
     </w:lvl>
-    <w:lvl w:ilvl="1" w:tplc="04140003" w:tentative="1">
+    <w:lvl w:ilvl="1" w:tentative="1">
       <w:start w:val="1"/>
       <w:numFmt w:val="bullet"/>
       <w:lvlText w:val="o"/>
@@ -22660,7 +22806,7 @@
         <w:rFonts w:ascii="Courier New" w:hAnsi="Courier New" w:cs="Courier New" w:hint="default"/>
       </w:rPr>
     </w:lvl>
-    <w:lvl w:ilvl="2" w:tplc="04140005" w:tentative="1">
+    <w:lvl w:ilvl="2" w:tentative="1">
       <w:start w:val="1"/>
       <w:numFmt w:val="bullet"/>
       <w:lvlText w:val=""/>
@@ -22672,7 +22818,7 @@
         <w:rFonts w:ascii="Wingdings" w:hAnsi="Wingdings" w:hint="default"/>
       </w:rPr>
     </w:lvl>
-    <w:lvl w:ilvl="3" w:tplc="04140001" w:tentative="1">
+    <w:lvl w:ilvl="3" w:tentative="1">
       <w:start w:val="1"/>
       <w:numFmt w:val="bullet"/>
       <w:lvlText w:val=""/>
@@ -22684,7 +22830,7 @@
         <w:rFonts w:ascii="Symbol" w:hAnsi="Symbol" w:hint="default"/>
       </w:rPr>
     </w:lvl>
-    <w:lvl w:ilvl="4" w:tplc="04140003" w:tentative="1">
+    <w:lvl w:ilvl="4" w:tentative="1">
       <w:start w:val="1"/>
       <w:numFmt w:val="bullet"/>
       <w:lvlText w:val="o"/>
@@ -22696,7 +22842,7 @@
         <w:rFonts w:ascii="Courier New" w:hAnsi="Courier New" w:cs="Courier New" w:hint="default"/>
       </w:rPr>
     </w:lvl>
-    <w:lvl w:ilvl="5" w:tplc="04140005" w:tentative="1">
+    <w:lvl w:ilvl="5" w:tentative="1">
       <w:start w:val="1"/>
       <w:numFmt w:val="bullet"/>
       <w:lvlText w:val=""/>
@@ -22708,7 +22854,7 @@
         <w:rFonts w:ascii="Wingdings" w:hAnsi="Wingdings" w:hint="default"/>
       </w:rPr>
     </w:lvl>
-    <w:lvl w:ilvl="6" w:tplc="04140001" w:tentative="1">
+    <w:lvl w:ilvl="6" w:tentative="1">
       <w:start w:val="1"/>
       <w:numFmt w:val="bullet"/>
       <w:lvlText w:val=""/>
@@ -22720,7 +22866,7 @@
         <w:rFonts w:ascii="Symbol" w:hAnsi="Symbol" w:hint="default"/>
       </w:rPr>
     </w:lvl>
-    <w:lvl w:ilvl="7" w:tplc="04140003" w:tentative="1">
+    <w:lvl w:ilvl="7" w:tentative="1">
       <w:start w:val="1"/>
       <w:numFmt w:val="bullet"/>
       <w:lvlText w:val="o"/>
@@ -22732,7 +22878,7 @@
         <w:rFonts w:ascii="Courier New" w:hAnsi="Courier New" w:cs="Courier New" w:hint="default"/>
       </w:rPr>
     </w:lvl>
-    <w:lvl w:ilvl="8" w:tplc="04140005" w:tentative="1">
+    <w:lvl w:ilvl="8" w:tentative="1">
       <w:start w:val="1"/>
       <w:numFmt w:val="bullet"/>
       <w:lvlText w:val=""/>
@@ -23047,7 +23193,7 @@
     <w:nsid w:val="3F567519"/>
     <w:multiLevelType w:val="hybridMultilevel"/>
     <w:tmpl w:val="52981114"/>
-    <w:lvl w:ilvl="0" w:tplc="04140001">
+    <w:lvl w:ilvl="0">
       <w:start w:val="1"/>
       <w:numFmt w:val="bullet"/>
       <w:lvlText w:val=""/>
@@ -23059,7 +23205,7 @@
         <w:rFonts w:ascii="Symbol" w:hAnsi="Symbol" w:hint="default"/>
       </w:rPr>
     </w:lvl>
-    <w:lvl w:ilvl="1" w:tplc="04140003" w:tentative="1">
+    <w:lvl w:ilvl="1" w:tentative="1">
       <w:start w:val="1"/>
       <w:numFmt w:val="bullet"/>
       <w:lvlText w:val="o"/>
@@ -23071,7 +23217,7 @@
         <w:rFonts w:ascii="Courier New" w:hAnsi="Courier New" w:cs="Courier New" w:hint="default"/>
       </w:rPr>
     </w:lvl>
-    <w:lvl w:ilvl="2" w:tplc="04140005" w:tentative="1">
+    <w:lvl w:ilvl="2" w:tentative="1">
       <w:start w:val="1"/>
       <w:numFmt w:val="bullet"/>
       <w:lvlText w:val=""/>
@@ -23083,7 +23229,7 @@
         <w:rFonts w:ascii="Wingdings" w:hAnsi="Wingdings" w:hint="default"/>
       </w:rPr>
     </w:lvl>
-    <w:lvl w:ilvl="3" w:tplc="04140001" w:tentative="1">
+    <w:lvl w:ilvl="3" w:tentative="1">
       <w:start w:val="1"/>
       <w:numFmt w:val="bullet"/>
       <w:lvlText w:val=""/>
@@ -23095,7 +23241,7 @@
         <w:rFonts w:ascii="Symbol" w:hAnsi="Symbol" w:hint="default"/>
       </w:rPr>
     </w:lvl>
-    <w:lvl w:ilvl="4" w:tplc="04140003" w:tentative="1">
+    <w:lvl w:ilvl="4" w:tentative="1">
       <w:start w:val="1"/>
       <w:numFmt w:val="bullet"/>
       <w:lvlText w:val="o"/>
@@ -23107,7 +23253,7 @@
         <w:rFonts w:ascii="Courier New" w:hAnsi="Courier New" w:cs="Courier New" w:hint="default"/>
       </w:rPr>
     </w:lvl>
-    <w:lvl w:ilvl="5" w:tplc="04140005" w:tentative="1">
+    <w:lvl w:ilvl="5" w:tentative="1">
       <w:start w:val="1"/>
       <w:numFmt w:val="bullet"/>
       <w:lvlText w:val=""/>
@@ -23119,7 +23265,7 @@
         <w:rFonts w:ascii="Wingdings" w:hAnsi="Wingdings" w:hint="default"/>
       </w:rPr>
     </w:lvl>
-    <w:lvl w:ilvl="6" w:tplc="04140001" w:tentative="1">
+    <w:lvl w:ilvl="6" w:tentative="1">
       <w:start w:val="1"/>
       <w:numFmt w:val="bullet"/>
       <w:lvlText w:val=""/>
@@ -23131,7 +23277,7 @@
         <w:rFonts w:ascii="Symbol" w:hAnsi="Symbol" w:hint="default"/>
       </w:rPr>
     </w:lvl>
-    <w:lvl w:ilvl="7" w:tplc="04140003" w:tentative="1">
+    <w:lvl w:ilvl="7" w:tentative="1">
       <w:start w:val="1"/>
       <w:numFmt w:val="bullet"/>
       <w:lvlText w:val="o"/>
@@ -23143,7 +23289,7 @@
         <w:rFonts w:ascii="Courier New" w:hAnsi="Courier New" w:cs="Courier New" w:hint="default"/>
       </w:rPr>
     </w:lvl>
-    <w:lvl w:ilvl="8" w:tplc="04140005" w:tentative="1">
+    <w:lvl w:ilvl="8" w:tentative="1">
       <w:start w:val="1"/>
       <w:numFmt w:val="bullet"/>
       <w:lvlText w:val=""/>
@@ -23160,7 +23306,7 @@
     <w:nsid w:val="3FB2E7DC"/>
     <w:multiLevelType w:val="hybridMultilevel"/>
     <w:tmpl w:val="A6EC530C"/>
-    <w:lvl w:ilvl="0" w:tplc="4AE0C368">
+    <w:lvl w:ilvl="0">
       <w:start w:val="1"/>
       <w:numFmt w:val="bullet"/>
       <w:lvlText w:val="·"/>
@@ -23172,7 +23318,7 @@
         <w:rFonts w:ascii="Symbol" w:hAnsi="Symbol" w:hint="default"/>
       </w:rPr>
     </w:lvl>
-    <w:lvl w:ilvl="1" w:tplc="EB92C4B6">
+    <w:lvl w:ilvl="1">
       <w:start w:val="1"/>
       <w:numFmt w:val="bullet"/>
       <w:lvlText w:val="o"/>
@@ -23184,7 +23330,7 @@
         <w:rFonts w:ascii="Courier New" w:hAnsi="Courier New" w:hint="default"/>
       </w:rPr>
     </w:lvl>
-    <w:lvl w:ilvl="2" w:tplc="F7F0380A">
+    <w:lvl w:ilvl="2">
       <w:start w:val="1"/>
       <w:numFmt w:val="bullet"/>
       <w:lvlText w:val=""/>
@@ -23196,7 +23342,7 @@
         <w:rFonts w:ascii="Wingdings" w:hAnsi="Wingdings" w:hint="default"/>
       </w:rPr>
     </w:lvl>
-    <w:lvl w:ilvl="3" w:tplc="420ADDE2">
+    <w:lvl w:ilvl="3">
       <w:start w:val="1"/>
       <w:numFmt w:val="bullet"/>
       <w:lvlText w:val=""/>
@@ -23208,7 +23354,7 @@
         <w:rFonts w:ascii="Symbol" w:hAnsi="Symbol" w:hint="default"/>
       </w:rPr>
     </w:lvl>
-    <w:lvl w:ilvl="4" w:tplc="ACAE11B2">
+    <w:lvl w:ilvl="4">
       <w:start w:val="1"/>
       <w:numFmt w:val="bullet"/>
       <w:lvlText w:val="o"/>
@@ -23220,7 +23366,7 @@
         <w:rFonts w:ascii="Courier New" w:hAnsi="Courier New" w:hint="default"/>
       </w:rPr>
     </w:lvl>
-    <w:lvl w:ilvl="5" w:tplc="17045BEC">
+    <w:lvl w:ilvl="5">
       <w:start w:val="1"/>
       <w:numFmt w:val="bullet"/>
       <w:lvlText w:val=""/>
@@ -23232,7 +23378,7 @@
         <w:rFonts w:ascii="Wingdings" w:hAnsi="Wingdings" w:hint="default"/>
       </w:rPr>
     </w:lvl>
-    <w:lvl w:ilvl="6" w:tplc="D4FAF788">
+    <w:lvl w:ilvl="6">
       <w:start w:val="1"/>
       <w:numFmt w:val="bullet"/>
       <w:lvlText w:val=""/>
@@ -23244,7 +23390,7 @@
         <w:rFonts w:ascii="Symbol" w:hAnsi="Symbol" w:hint="default"/>
       </w:rPr>
     </w:lvl>
-    <w:lvl w:ilvl="7" w:tplc="AF721640">
+    <w:lvl w:ilvl="7">
       <w:start w:val="1"/>
       <w:numFmt w:val="bullet"/>
       <w:lvlText w:val="o"/>
@@ -23256,7 +23402,7 @@
         <w:rFonts w:ascii="Courier New" w:hAnsi="Courier New" w:hint="default"/>
       </w:rPr>
     </w:lvl>
-    <w:lvl w:ilvl="8" w:tplc="E1E2392E">
+    <w:lvl w:ilvl="8">
       <w:start w:val="1"/>
       <w:numFmt w:val="bullet"/>
       <w:lvlText w:val=""/>
@@ -23571,7 +23717,7 @@
     <w:nsid w:val="4DC54904"/>
     <w:multiLevelType w:val="hybridMultilevel"/>
     <w:tmpl w:val="CCA0ABB4"/>
-    <w:lvl w:ilvl="0" w:tplc="0414000B">
+    <w:lvl w:ilvl="0">
       <w:start w:val="1"/>
       <w:numFmt w:val="bullet"/>
       <w:lvlText w:val=""/>
@@ -23583,7 +23729,7 @@
         <w:rFonts w:ascii="Wingdings" w:hAnsi="Wingdings" w:hint="default"/>
       </w:rPr>
     </w:lvl>
-    <w:lvl w:ilvl="1" w:tplc="04140003" w:tentative="1">
+    <w:lvl w:ilvl="1" w:tentative="1">
       <w:start w:val="1"/>
       <w:numFmt w:val="bullet"/>
       <w:lvlText w:val="o"/>
@@ -23595,7 +23741,7 @@
         <w:rFonts w:ascii="Courier New" w:hAnsi="Courier New" w:cs="Courier New" w:hint="default"/>
       </w:rPr>
     </w:lvl>
-    <w:lvl w:ilvl="2" w:tplc="04140005" w:tentative="1">
+    <w:lvl w:ilvl="2" w:tentative="1">
       <w:start w:val="1"/>
       <w:numFmt w:val="bullet"/>
       <w:lvlText w:val=""/>
@@ -23607,7 +23753,7 @@
         <w:rFonts w:ascii="Wingdings" w:hAnsi="Wingdings" w:hint="default"/>
       </w:rPr>
     </w:lvl>
-    <w:lvl w:ilvl="3" w:tplc="04140001" w:tentative="1">
+    <w:lvl w:ilvl="3" w:tentative="1">
       <w:start w:val="1"/>
       <w:numFmt w:val="bullet"/>
       <w:lvlText w:val=""/>
@@ -23619,7 +23765,7 @@
         <w:rFonts w:ascii="Symbol" w:hAnsi="Symbol" w:hint="default"/>
       </w:rPr>
     </w:lvl>
-    <w:lvl w:ilvl="4" w:tplc="04140003" w:tentative="1">
+    <w:lvl w:ilvl="4" w:tentative="1">
       <w:start w:val="1"/>
       <w:numFmt w:val="bullet"/>
       <w:lvlText w:val="o"/>
@@ -23631,7 +23777,7 @@
         <w:rFonts w:ascii="Courier New" w:hAnsi="Courier New" w:cs="Courier New" w:hint="default"/>
       </w:rPr>
     </w:lvl>
-    <w:lvl w:ilvl="5" w:tplc="04140005" w:tentative="1">
+    <w:lvl w:ilvl="5" w:tentative="1">
       <w:start w:val="1"/>
       <w:numFmt w:val="bullet"/>
       <w:lvlText w:val=""/>
@@ -23643,7 +23789,7 @@
         <w:rFonts w:ascii="Wingdings" w:hAnsi="Wingdings" w:hint="default"/>
       </w:rPr>
     </w:lvl>
-    <w:lvl w:ilvl="6" w:tplc="04140001" w:tentative="1">
+    <w:lvl w:ilvl="6" w:tentative="1">
       <w:start w:val="1"/>
       <w:numFmt w:val="bullet"/>
       <w:lvlText w:val=""/>
@@ -23655,7 +23801,7 @@
         <w:rFonts w:ascii="Symbol" w:hAnsi="Symbol" w:hint="default"/>
       </w:rPr>
     </w:lvl>
-    <w:lvl w:ilvl="7" w:tplc="04140003" w:tentative="1">
+    <w:lvl w:ilvl="7" w:tentative="1">
       <w:start w:val="1"/>
       <w:numFmt w:val="bullet"/>
       <w:lvlText w:val="o"/>
@@ -23667,7 +23813,7 @@
         <w:rFonts w:ascii="Courier New" w:hAnsi="Courier New" w:cs="Courier New" w:hint="default"/>
       </w:rPr>
     </w:lvl>
-    <w:lvl w:ilvl="8" w:tplc="04140005" w:tentative="1">
+    <w:lvl w:ilvl="8" w:tentative="1">
       <w:start w:val="1"/>
       <w:numFmt w:val="bullet"/>
       <w:lvlText w:val=""/>
@@ -23946,7 +24092,7 @@
     <w:nsid w:val="53942CA1"/>
     <w:multiLevelType w:val="hybridMultilevel"/>
     <w:tmpl w:val="A29266DA"/>
-    <w:lvl w:ilvl="0" w:tplc="04140001">
+    <w:lvl w:ilvl="0">
       <w:start w:val="1"/>
       <w:numFmt w:val="bullet"/>
       <w:lvlText w:val=""/>
@@ -23958,7 +24104,7 @@
         <w:rFonts w:ascii="Symbol" w:hAnsi="Symbol" w:hint="default"/>
       </w:rPr>
     </w:lvl>
-    <w:lvl w:ilvl="1" w:tplc="04140003" w:tentative="1">
+    <w:lvl w:ilvl="1" w:tentative="1">
       <w:start w:val="1"/>
       <w:numFmt w:val="bullet"/>
       <w:lvlText w:val="o"/>
@@ -23970,7 +24116,7 @@
         <w:rFonts w:ascii="Courier New" w:hAnsi="Courier New" w:cs="Courier New" w:hint="default"/>
       </w:rPr>
     </w:lvl>
-    <w:lvl w:ilvl="2" w:tplc="04140005" w:tentative="1">
+    <w:lvl w:ilvl="2" w:tentative="1">
       <w:start w:val="1"/>
       <w:numFmt w:val="bullet"/>
       <w:lvlText w:val=""/>
@@ -23982,7 +24128,7 @@
         <w:rFonts w:ascii="Wingdings" w:hAnsi="Wingdings" w:hint="default"/>
       </w:rPr>
     </w:lvl>
-    <w:lvl w:ilvl="3" w:tplc="04140001" w:tentative="1">
+    <w:lvl w:ilvl="3" w:tentative="1">
       <w:start w:val="1"/>
       <w:numFmt w:val="bullet"/>
       <w:lvlText w:val=""/>
@@ -23994,7 +24140,7 @@
         <w:rFonts w:ascii="Symbol" w:hAnsi="Symbol" w:hint="default"/>
       </w:rPr>
     </w:lvl>
-    <w:lvl w:ilvl="4" w:tplc="04140003" w:tentative="1">
+    <w:lvl w:ilvl="4" w:tentative="1">
       <w:start w:val="1"/>
       <w:numFmt w:val="bullet"/>
       <w:lvlText w:val="o"/>
@@ -24006,7 +24152,7 @@
         <w:rFonts w:ascii="Courier New" w:hAnsi="Courier New" w:cs="Courier New" w:hint="default"/>
       </w:rPr>
     </w:lvl>
-    <w:lvl w:ilvl="5" w:tplc="04140005" w:tentative="1">
+    <w:lvl w:ilvl="5" w:tentative="1">
       <w:start w:val="1"/>
       <w:numFmt w:val="bullet"/>
       <w:lvlText w:val=""/>
@@ -24018,7 +24164,7 @@
         <w:rFonts w:ascii="Wingdings" w:hAnsi="Wingdings" w:hint="default"/>
       </w:rPr>
     </w:lvl>
-    <w:lvl w:ilvl="6" w:tplc="04140001" w:tentative="1">
+    <w:lvl w:ilvl="6" w:tentative="1">
       <w:start w:val="1"/>
       <w:numFmt w:val="bullet"/>
       <w:lvlText w:val=""/>
@@ -24030,7 +24176,7 @@
         <w:rFonts w:ascii="Symbol" w:hAnsi="Symbol" w:hint="default"/>
       </w:rPr>
     </w:lvl>
-    <w:lvl w:ilvl="7" w:tplc="04140003" w:tentative="1">
+    <w:lvl w:ilvl="7" w:tentative="1">
       <w:start w:val="1"/>
       <w:numFmt w:val="bullet"/>
       <w:lvlText w:val="o"/>
@@ -24042,7 +24188,7 @@
         <w:rFonts w:ascii="Courier New" w:hAnsi="Courier New" w:cs="Courier New" w:hint="default"/>
       </w:rPr>
     </w:lvl>
-    <w:lvl w:ilvl="8" w:tplc="04140005" w:tentative="1">
+    <w:lvl w:ilvl="8" w:tentative="1">
       <w:start w:val="1"/>
       <w:numFmt w:val="bullet"/>
       <w:lvlText w:val=""/>
@@ -24059,7 +24205,7 @@
     <w:nsid w:val="56B23D2E"/>
     <w:multiLevelType w:val="hybridMultilevel"/>
     <w:tmpl w:val="D6CCDD5C"/>
-    <w:lvl w:ilvl="0" w:tplc="04140001">
+    <w:lvl w:ilvl="0">
       <w:start w:val="1"/>
       <w:numFmt w:val="bullet"/>
       <w:lvlText w:val=""/>
@@ -24071,7 +24217,7 @@
         <w:rFonts w:ascii="Symbol" w:hAnsi="Symbol" w:hint="default"/>
       </w:rPr>
     </w:lvl>
-    <w:lvl w:ilvl="1" w:tplc="04140003" w:tentative="1">
+    <w:lvl w:ilvl="1" w:tentative="1">
       <w:start w:val="1"/>
       <w:numFmt w:val="bullet"/>
       <w:lvlText w:val="o"/>
@@ -24083,7 +24229,7 @@
         <w:rFonts w:ascii="Courier New" w:hAnsi="Courier New" w:cs="Courier New" w:hint="default"/>
       </w:rPr>
     </w:lvl>
-    <w:lvl w:ilvl="2" w:tplc="04140005" w:tentative="1">
+    <w:lvl w:ilvl="2" w:tentative="1">
       <w:start w:val="1"/>
       <w:numFmt w:val="bullet"/>
       <w:lvlText w:val=""/>
@@ -24095,7 +24241,7 @@
         <w:rFonts w:ascii="Wingdings" w:hAnsi="Wingdings" w:hint="default"/>
       </w:rPr>
     </w:lvl>
-    <w:lvl w:ilvl="3" w:tplc="04140001" w:tentative="1">
+    <w:lvl w:ilvl="3" w:tentative="1">
       <w:start w:val="1"/>
       <w:numFmt w:val="bullet"/>
       <w:lvlText w:val=""/>
@@ -24107,7 +24253,7 @@
         <w:rFonts w:ascii="Symbol" w:hAnsi="Symbol" w:hint="default"/>
       </w:rPr>
     </w:lvl>
-    <w:lvl w:ilvl="4" w:tplc="04140003" w:tentative="1">
+    <w:lvl w:ilvl="4" w:tentative="1">
       <w:start w:val="1"/>
       <w:numFmt w:val="bullet"/>
       <w:lvlText w:val="o"/>
@@ -24119,7 +24265,7 @@
         <w:rFonts w:ascii="Courier New" w:hAnsi="Courier New" w:cs="Courier New" w:hint="default"/>
       </w:rPr>
     </w:lvl>
-    <w:lvl w:ilvl="5" w:tplc="04140005" w:tentative="1">
+    <w:lvl w:ilvl="5" w:tentative="1">
       <w:start w:val="1"/>
       <w:numFmt w:val="bullet"/>
       <w:lvlText w:val=""/>
@@ -24131,7 +24277,7 @@
         <w:rFonts w:ascii="Wingdings" w:hAnsi="Wingdings" w:hint="default"/>
       </w:rPr>
     </w:lvl>
-    <w:lvl w:ilvl="6" w:tplc="04140001" w:tentative="1">
+    <w:lvl w:ilvl="6" w:tentative="1">
       <w:start w:val="1"/>
       <w:numFmt w:val="bullet"/>
       <w:lvlText w:val=""/>
@@ -24143,7 +24289,7 @@
         <w:rFonts w:ascii="Symbol" w:hAnsi="Symbol" w:hint="default"/>
       </w:rPr>
     </w:lvl>
-    <w:lvl w:ilvl="7" w:tplc="04140003" w:tentative="1">
+    <w:lvl w:ilvl="7" w:tentative="1">
       <w:start w:val="1"/>
       <w:numFmt w:val="bullet"/>
       <w:lvlText w:val="o"/>
@@ -24155,7 +24301,7 @@
         <w:rFonts w:ascii="Courier New" w:hAnsi="Courier New" w:cs="Courier New" w:hint="default"/>
       </w:rPr>
     </w:lvl>
-    <w:lvl w:ilvl="8" w:tplc="04140005" w:tentative="1">
+    <w:lvl w:ilvl="8" w:tentative="1">
       <w:start w:val="1"/>
       <w:numFmt w:val="bullet"/>
       <w:lvlText w:val=""/>
@@ -24321,7 +24467,8 @@
     <w:nsid w:val="64E31A98"/>
     <w:multiLevelType w:val="hybridMultilevel"/>
     <w:tmpl w:val="AF2477C2"/>
-    <w:lvl w:ilvl="0" w:tplc="8A5A0964">
+    <w:lvl w:ilvl="0">
+      <w:start w:val="0"/>
       <w:numFmt w:val="bullet"/>
       <w:lvlText w:val="-"/>
       <w:lvlJc w:val="left"/>
@@ -24329,10 +24476,10 @@
         <w:ind w:left="360" w:hanging="360"/>
       </w:pPr>
       <w:rPr>
-        <w:rFonts w:ascii="Oslo Sans Office" w:eastAsiaTheme="minorHAnsi" w:hAnsi="Oslo Sans Office" w:cstheme="minorBidi" w:hint="default"/>
-      </w:rPr>
-    </w:lvl>
-    <w:lvl w:ilvl="1" w:tplc="04140003" w:tentative="1">
+        <w:rFonts w:ascii="Oslo Sans Office" w:hAnsi="Oslo Sans Office" w:eastAsiaTheme="minorHAnsi" w:cstheme="minorBidi" w:hint="default"/>
+      </w:rPr>
+    </w:lvl>
+    <w:lvl w:ilvl="1" w:tentative="1">
       <w:start w:val="1"/>
       <w:numFmt w:val="bullet"/>
       <w:lvlText w:val="o"/>
@@ -24344,7 +24491,7 @@
         <w:rFonts w:ascii="Courier New" w:hAnsi="Courier New" w:cs="Courier New" w:hint="default"/>
       </w:rPr>
     </w:lvl>
-    <w:lvl w:ilvl="2" w:tplc="04140005" w:tentative="1">
+    <w:lvl w:ilvl="2" w:tentative="1">
       <w:start w:val="1"/>
       <w:numFmt w:val="bullet"/>
       <w:lvlText w:val=""/>
@@ -24356,7 +24503,7 @@
         <w:rFonts w:ascii="Wingdings" w:hAnsi="Wingdings" w:hint="default"/>
       </w:rPr>
     </w:lvl>
-    <w:lvl w:ilvl="3" w:tplc="04140001" w:tentative="1">
+    <w:lvl w:ilvl="3" w:tentative="1">
       <w:start w:val="1"/>
       <w:numFmt w:val="bullet"/>
       <w:lvlText w:val=""/>
@@ -24368,7 +24515,7 @@
         <w:rFonts w:ascii="Symbol" w:hAnsi="Symbol" w:hint="default"/>
       </w:rPr>
     </w:lvl>
-    <w:lvl w:ilvl="4" w:tplc="04140003" w:tentative="1">
+    <w:lvl w:ilvl="4" w:tentative="1">
       <w:start w:val="1"/>
       <w:numFmt w:val="bullet"/>
       <w:lvlText w:val="o"/>
@@ -24380,7 +24527,7 @@
         <w:rFonts w:ascii="Courier New" w:hAnsi="Courier New" w:cs="Courier New" w:hint="default"/>
       </w:rPr>
     </w:lvl>
-    <w:lvl w:ilvl="5" w:tplc="04140005" w:tentative="1">
+    <w:lvl w:ilvl="5" w:tentative="1">
       <w:start w:val="1"/>
       <w:numFmt w:val="bullet"/>
       <w:lvlText w:val=""/>
@@ -24392,7 +24539,7 @@
         <w:rFonts w:ascii="Wingdings" w:hAnsi="Wingdings" w:hint="default"/>
       </w:rPr>
     </w:lvl>
-    <w:lvl w:ilvl="6" w:tplc="04140001" w:tentative="1">
+    <w:lvl w:ilvl="6" w:tentative="1">
       <w:start w:val="1"/>
       <w:numFmt w:val="bullet"/>
       <w:lvlText w:val=""/>
@@ -24404,7 +24551,7 @@
         <w:rFonts w:ascii="Symbol" w:hAnsi="Symbol" w:hint="default"/>
       </w:rPr>
     </w:lvl>
-    <w:lvl w:ilvl="7" w:tplc="04140003" w:tentative="1">
+    <w:lvl w:ilvl="7" w:tentative="1">
       <w:start w:val="1"/>
       <w:numFmt w:val="bullet"/>
       <w:lvlText w:val="o"/>
@@ -24416,7 +24563,7 @@
         <w:rFonts w:ascii="Courier New" w:hAnsi="Courier New" w:cs="Courier New" w:hint="default"/>
       </w:rPr>
     </w:lvl>
-    <w:lvl w:ilvl="8" w:tplc="04140005" w:tentative="1">
+    <w:lvl w:ilvl="8" w:tentative="1">
       <w:start w:val="1"/>
       <w:numFmt w:val="bullet"/>
       <w:lvlText w:val=""/>
@@ -24433,7 +24580,7 @@
     <w:nsid w:val="65D90978"/>
     <w:multiLevelType w:val="hybridMultilevel"/>
     <w:tmpl w:val="0F6874C6"/>
-    <w:lvl w:ilvl="0" w:tplc="04140001">
+    <w:lvl w:ilvl="0">
       <w:start w:val="1"/>
       <w:numFmt w:val="bullet"/>
       <w:lvlText w:val=""/>
@@ -24445,7 +24592,7 @@
         <w:rFonts w:ascii="Symbol" w:hAnsi="Symbol" w:hint="default"/>
       </w:rPr>
     </w:lvl>
-    <w:lvl w:ilvl="1" w:tplc="04140003" w:tentative="1">
+    <w:lvl w:ilvl="1" w:tentative="1">
       <w:start w:val="1"/>
       <w:numFmt w:val="bullet"/>
       <w:lvlText w:val="o"/>
@@ -24457,7 +24604,7 @@
         <w:rFonts w:ascii="Courier New" w:hAnsi="Courier New" w:cs="Courier New" w:hint="default"/>
       </w:rPr>
     </w:lvl>
-    <w:lvl w:ilvl="2" w:tplc="04140005" w:tentative="1">
+    <w:lvl w:ilvl="2" w:tentative="1">
       <w:start w:val="1"/>
       <w:numFmt w:val="bullet"/>
       <w:lvlText w:val=""/>
@@ -24469,7 +24616,7 @@
         <w:rFonts w:ascii="Wingdings" w:hAnsi="Wingdings" w:hint="default"/>
       </w:rPr>
     </w:lvl>
-    <w:lvl w:ilvl="3" w:tplc="04140001" w:tentative="1">
+    <w:lvl w:ilvl="3" w:tentative="1">
       <w:start w:val="1"/>
       <w:numFmt w:val="bullet"/>
       <w:lvlText w:val=""/>
@@ -24481,7 +24628,7 @@
         <w:rFonts w:ascii="Symbol" w:hAnsi="Symbol" w:hint="default"/>
       </w:rPr>
     </w:lvl>
-    <w:lvl w:ilvl="4" w:tplc="04140003" w:tentative="1">
+    <w:lvl w:ilvl="4" w:tentative="1">
       <w:start w:val="1"/>
       <w:numFmt w:val="bullet"/>
       <w:lvlText w:val="o"/>
@@ -24493,7 +24640,7 @@
         <w:rFonts w:ascii="Courier New" w:hAnsi="Courier New" w:cs="Courier New" w:hint="default"/>
       </w:rPr>
     </w:lvl>
-    <w:lvl w:ilvl="5" w:tplc="04140005" w:tentative="1">
+    <w:lvl w:ilvl="5" w:tentative="1">
       <w:start w:val="1"/>
       <w:numFmt w:val="bullet"/>
       <w:lvlText w:val=""/>
@@ -24505,7 +24652,7 @@
         <w:rFonts w:ascii="Wingdings" w:hAnsi="Wingdings" w:hint="default"/>
       </w:rPr>
     </w:lvl>
-    <w:lvl w:ilvl="6" w:tplc="04140001" w:tentative="1">
+    <w:lvl w:ilvl="6" w:tentative="1">
       <w:start w:val="1"/>
       <w:numFmt w:val="bullet"/>
       <w:lvlText w:val=""/>
@@ -24517,7 +24664,7 @@
         <w:rFonts w:ascii="Symbol" w:hAnsi="Symbol" w:hint="default"/>
       </w:rPr>
     </w:lvl>
-    <w:lvl w:ilvl="7" w:tplc="04140003" w:tentative="1">
+    <w:lvl w:ilvl="7" w:tentative="1">
       <w:start w:val="1"/>
       <w:numFmt w:val="bullet"/>
       <w:lvlText w:val="o"/>
@@ -24529,7 +24676,7 @@
         <w:rFonts w:ascii="Courier New" w:hAnsi="Courier New" w:cs="Courier New" w:hint="default"/>
       </w:rPr>
     </w:lvl>
-    <w:lvl w:ilvl="8" w:tplc="04140005" w:tentative="1">
+    <w:lvl w:ilvl="8" w:tentative="1">
       <w:start w:val="1"/>
       <w:numFmt w:val="bullet"/>
       <w:lvlText w:val=""/>
@@ -25106,7 +25253,7 @@
     <w:nsid w:val="6BDF0AEA"/>
     <w:multiLevelType w:val="hybridMultilevel"/>
     <w:tmpl w:val="DB20114A"/>
-    <w:lvl w:ilvl="0" w:tplc="04140001">
+    <w:lvl w:ilvl="0">
       <w:start w:val="1"/>
       <w:numFmt w:val="bullet"/>
       <w:lvlText w:val=""/>
@@ -25118,7 +25265,7 @@
         <w:rFonts w:ascii="Symbol" w:hAnsi="Symbol" w:hint="default"/>
       </w:rPr>
     </w:lvl>
-    <w:lvl w:ilvl="1" w:tplc="04140003" w:tentative="1">
+    <w:lvl w:ilvl="1" w:tentative="1">
       <w:start w:val="1"/>
       <w:numFmt w:val="bullet"/>
       <w:lvlText w:val="o"/>
@@ -25130,7 +25277,7 @@
         <w:rFonts w:ascii="Courier New" w:hAnsi="Courier New" w:cs="Courier New" w:hint="default"/>
       </w:rPr>
     </w:lvl>
-    <w:lvl w:ilvl="2" w:tplc="04140005" w:tentative="1">
+    <w:lvl w:ilvl="2" w:tentative="1">
       <w:start w:val="1"/>
       <w:numFmt w:val="bullet"/>
       <w:lvlText w:val=""/>
@@ -25142,7 +25289,7 @@
         <w:rFonts w:ascii="Wingdings" w:hAnsi="Wingdings" w:hint="default"/>
       </w:rPr>
     </w:lvl>
-    <w:lvl w:ilvl="3" w:tplc="04140001" w:tentative="1">
+    <w:lvl w:ilvl="3" w:tentative="1">
       <w:start w:val="1"/>
       <w:numFmt w:val="bullet"/>
       <w:lvlText w:val=""/>
@@ -25154,7 +25301,7 @@
         <w:rFonts w:ascii="Symbol" w:hAnsi="Symbol" w:hint="default"/>
       </w:rPr>
     </w:lvl>
-    <w:lvl w:ilvl="4" w:tplc="04140003" w:tentative="1">
+    <w:lvl w:ilvl="4" w:tentative="1">
       <w:start w:val="1"/>
       <w:numFmt w:val="bullet"/>
       <w:lvlText w:val="o"/>
@@ -25166,7 +25313,7 @@
         <w:rFonts w:ascii="Courier New" w:hAnsi="Courier New" w:cs="Courier New" w:hint="default"/>
       </w:rPr>
     </w:lvl>
-    <w:lvl w:ilvl="5" w:tplc="04140005" w:tentative="1">
+    <w:lvl w:ilvl="5" w:tentative="1">
       <w:start w:val="1"/>
       <w:numFmt w:val="bullet"/>
       <w:lvlText w:val=""/>
@@ -25178,7 +25325,7 @@
         <w:rFonts w:ascii="Wingdings" w:hAnsi="Wingdings" w:hint="default"/>
       </w:rPr>
     </w:lvl>
-    <w:lvl w:ilvl="6" w:tplc="04140001" w:tentative="1">
+    <w:lvl w:ilvl="6" w:tentative="1">
       <w:start w:val="1"/>
       <w:numFmt w:val="bullet"/>
       <w:lvlText w:val=""/>
@@ -25190,7 +25337,7 @@
         <w:rFonts w:ascii="Symbol" w:hAnsi="Symbol" w:hint="default"/>
       </w:rPr>
     </w:lvl>
-    <w:lvl w:ilvl="7" w:tplc="04140003" w:tentative="1">
+    <w:lvl w:ilvl="7" w:tentative="1">
       <w:start w:val="1"/>
       <w:numFmt w:val="bullet"/>
       <w:lvlText w:val="o"/>
@@ -25202,7 +25349,7 @@
         <w:rFonts w:ascii="Courier New" w:hAnsi="Courier New" w:cs="Courier New" w:hint="default"/>
       </w:rPr>
     </w:lvl>
-    <w:lvl w:ilvl="8" w:tplc="04140005" w:tentative="1">
+    <w:lvl w:ilvl="8" w:tentative="1">
       <w:start w:val="1"/>
       <w:numFmt w:val="bullet"/>
       <w:lvlText w:val=""/>
@@ -25219,7 +25366,7 @@
     <w:nsid w:val="6E1A33D6"/>
     <w:multiLevelType w:val="hybridMultilevel"/>
     <w:tmpl w:val="C512FC7C"/>
-    <w:lvl w:ilvl="0" w:tplc="04140001">
+    <w:lvl w:ilvl="0">
       <w:start w:val="1"/>
       <w:numFmt w:val="bullet"/>
       <w:lvlText w:val=""/>
@@ -25231,7 +25378,7 @@
         <w:rFonts w:ascii="Symbol" w:hAnsi="Symbol" w:hint="default"/>
       </w:rPr>
     </w:lvl>
-    <w:lvl w:ilvl="1" w:tplc="04140003" w:tentative="1">
+    <w:lvl w:ilvl="1" w:tentative="1">
       <w:start w:val="1"/>
       <w:numFmt w:val="bullet"/>
       <w:lvlText w:val="o"/>
@@ -25243,7 +25390,7 @@
         <w:rFonts w:ascii="Courier New" w:hAnsi="Courier New" w:cs="Courier New" w:hint="default"/>
       </w:rPr>
     </w:lvl>
-    <w:lvl w:ilvl="2" w:tplc="04140005" w:tentative="1">
+    <w:lvl w:ilvl="2" w:tentative="1">
       <w:start w:val="1"/>
       <w:numFmt w:val="bullet"/>
       <w:lvlText w:val=""/>
@@ -25255,7 +25402,7 @@
         <w:rFonts w:ascii="Wingdings" w:hAnsi="Wingdings" w:hint="default"/>
       </w:rPr>
     </w:lvl>
-    <w:lvl w:ilvl="3" w:tplc="04140001" w:tentative="1">
+    <w:lvl w:ilvl="3" w:tentative="1">
       <w:start w:val="1"/>
       <w:numFmt w:val="bullet"/>
       <w:lvlText w:val=""/>
@@ -25267,7 +25414,7 @@
         <w:rFonts w:ascii="Symbol" w:hAnsi="Symbol" w:hint="default"/>
       </w:rPr>
     </w:lvl>
-    <w:lvl w:ilvl="4" w:tplc="04140003" w:tentative="1">
+    <w:lvl w:ilvl="4" w:tentative="1">
       <w:start w:val="1"/>
       <w:numFmt w:val="bullet"/>
       <w:lvlText w:val="o"/>
@@ -25279,7 +25426,7 @@
         <w:rFonts w:ascii="Courier New" w:hAnsi="Courier New" w:cs="Courier New" w:hint="default"/>
       </w:rPr>
     </w:lvl>
-    <w:lvl w:ilvl="5" w:tplc="04140005" w:tentative="1">
+    <w:lvl w:ilvl="5" w:tentative="1">
       <w:start w:val="1"/>
       <w:numFmt w:val="bullet"/>
       <w:lvlText w:val=""/>
@@ -25291,7 +25438,7 @@
         <w:rFonts w:ascii="Wingdings" w:hAnsi="Wingdings" w:hint="default"/>
       </w:rPr>
     </w:lvl>
-    <w:lvl w:ilvl="6" w:tplc="04140001" w:tentative="1">
+    <w:lvl w:ilvl="6" w:tentative="1">
       <w:start w:val="1"/>
       <w:numFmt w:val="bullet"/>
       <w:lvlText w:val=""/>
@@ -25303,7 +25450,7 @@
         <w:rFonts w:ascii="Symbol" w:hAnsi="Symbol" w:hint="default"/>
       </w:rPr>
     </w:lvl>
-    <w:lvl w:ilvl="7" w:tplc="04140003" w:tentative="1">
+    <w:lvl w:ilvl="7" w:tentative="1">
       <w:start w:val="1"/>
       <w:numFmt w:val="bullet"/>
       <w:lvlText w:val="o"/>
@@ -25315,7 +25462,7 @@
         <w:rFonts w:ascii="Courier New" w:hAnsi="Courier New" w:cs="Courier New" w:hint="default"/>
       </w:rPr>
     </w:lvl>
-    <w:lvl w:ilvl="8" w:tplc="04140005" w:tentative="1">
+    <w:lvl w:ilvl="8" w:tentative="1">
       <w:start w:val="1"/>
       <w:numFmt w:val="bullet"/>
       <w:lvlText w:val=""/>
@@ -25779,7 +25926,7 @@
     <w:nsid w:val="75451A4B"/>
     <w:multiLevelType w:val="hybridMultilevel"/>
     <w:tmpl w:val="AF26BEAC"/>
-    <w:lvl w:ilvl="0" w:tplc="04140001">
+    <w:lvl w:ilvl="0">
       <w:start w:val="1"/>
       <w:numFmt w:val="bullet"/>
       <w:lvlText w:val=""/>
@@ -25791,7 +25938,7 @@
         <w:rFonts w:ascii="Symbol" w:hAnsi="Symbol" w:hint="default"/>
       </w:rPr>
     </w:lvl>
-    <w:lvl w:ilvl="1" w:tplc="04140003" w:tentative="1">
+    <w:lvl w:ilvl="1" w:tentative="1">
       <w:start w:val="1"/>
       <w:numFmt w:val="bullet"/>
       <w:lvlText w:val="o"/>
@@ -25803,7 +25950,7 @@
         <w:rFonts w:ascii="Courier New" w:hAnsi="Courier New" w:cs="Courier New" w:hint="default"/>
       </w:rPr>
     </w:lvl>
-    <w:lvl w:ilvl="2" w:tplc="04140005" w:tentative="1">
+    <w:lvl w:ilvl="2" w:tentative="1">
       <w:start w:val="1"/>
       <w:numFmt w:val="bullet"/>
       <w:lvlText w:val=""/>
@@ -25815,7 +25962,7 @@
         <w:rFonts w:ascii="Wingdings" w:hAnsi="Wingdings" w:hint="default"/>
       </w:rPr>
     </w:lvl>
-    <w:lvl w:ilvl="3" w:tplc="04140001" w:tentative="1">
+    <w:lvl w:ilvl="3" w:tentative="1">
       <w:start w:val="1"/>
       <w:numFmt w:val="bullet"/>
       <w:lvlText w:val=""/>
@@ -25827,7 +25974,7 @@
         <w:rFonts w:ascii="Symbol" w:hAnsi="Symbol" w:hint="default"/>
       </w:rPr>
     </w:lvl>
-    <w:lvl w:ilvl="4" w:tplc="04140003" w:tentative="1">
+    <w:lvl w:ilvl="4" w:tentative="1">
       <w:start w:val="1"/>
       <w:numFmt w:val="bullet"/>
       <w:lvlText w:val="o"/>
@@ -25839,7 +25986,7 @@
         <w:rFonts w:ascii="Courier New" w:hAnsi="Courier New" w:cs="Courier New" w:hint="default"/>
       </w:rPr>
     </w:lvl>
-    <w:lvl w:ilvl="5" w:tplc="04140005" w:tentative="1">
+    <w:lvl w:ilvl="5" w:tentative="1">
       <w:start w:val="1"/>
       <w:numFmt w:val="bullet"/>
       <w:lvlText w:val=""/>
@@ -25851,7 +25998,7 @@
         <w:rFonts w:ascii="Wingdings" w:hAnsi="Wingdings" w:hint="default"/>
       </w:rPr>
     </w:lvl>
-    <w:lvl w:ilvl="6" w:tplc="04140001" w:tentative="1">
+    <w:lvl w:ilvl="6" w:tentative="1">
       <w:start w:val="1"/>
       <w:numFmt w:val="bullet"/>
       <w:lvlText w:val=""/>
@@ -25863,7 +26010,7 @@
         <w:rFonts w:ascii="Symbol" w:hAnsi="Symbol" w:hint="default"/>
       </w:rPr>
     </w:lvl>
-    <w:lvl w:ilvl="7" w:tplc="04140003" w:tentative="1">
+    <w:lvl w:ilvl="7" w:tentative="1">
       <w:start w:val="1"/>
       <w:numFmt w:val="bullet"/>
       <w:lvlText w:val="o"/>
@@ -25875,7 +26022,7 @@
         <w:rFonts w:ascii="Courier New" w:hAnsi="Courier New" w:cs="Courier New" w:hint="default"/>
       </w:rPr>
     </w:lvl>
-    <w:lvl w:ilvl="8" w:tplc="04140005" w:tentative="1">
+    <w:lvl w:ilvl="8" w:tentative="1">
       <w:start w:val="1"/>
       <w:numFmt w:val="bullet"/>
       <w:lvlText w:val=""/>
@@ -27048,7 +27195,8 @@
     <w:nsid w:val="7A416A93"/>
     <w:multiLevelType w:val="hybridMultilevel"/>
     <w:tmpl w:val="442EECF6"/>
-    <w:lvl w:ilvl="0" w:tplc="F24E509E">
+    <w:lvl w:ilvl="0">
+      <w:start w:val="0"/>
       <w:numFmt w:val="bullet"/>
       <w:lvlText w:val="-"/>
       <w:lvlJc w:val="left"/>
@@ -27056,10 +27204,10 @@
         <w:ind w:left="720" w:hanging="360"/>
       </w:pPr>
       <w:rPr>
-        <w:rFonts w:ascii="Arial" w:eastAsiaTheme="minorEastAsia" w:hAnsi="Arial" w:cs="Arial" w:hint="default"/>
-      </w:rPr>
-    </w:lvl>
-    <w:lvl w:ilvl="1" w:tplc="04140003" w:tentative="1">
+        <w:rFonts w:ascii="Arial" w:hAnsi="Arial" w:eastAsiaTheme="minorEastAsia" w:cs="Arial" w:hint="default"/>
+      </w:rPr>
+    </w:lvl>
+    <w:lvl w:ilvl="1" w:tentative="1">
       <w:start w:val="1"/>
       <w:numFmt w:val="bullet"/>
       <w:lvlText w:val="o"/>
@@ -27071,7 +27219,7 @@
         <w:rFonts w:ascii="Courier New" w:hAnsi="Courier New" w:cs="Courier New" w:hint="default"/>
       </w:rPr>
     </w:lvl>
-    <w:lvl w:ilvl="2" w:tplc="04140005" w:tentative="1">
+    <w:lvl w:ilvl="2" w:tentative="1">
       <w:start w:val="1"/>
       <w:numFmt w:val="bullet"/>
       <w:lvlText w:val=""/>
@@ -27083,7 +27231,7 @@
         <w:rFonts w:ascii="Wingdings" w:hAnsi="Wingdings" w:hint="default"/>
       </w:rPr>
     </w:lvl>
-    <w:lvl w:ilvl="3" w:tplc="04140001" w:tentative="1">
+    <w:lvl w:ilvl="3" w:tentative="1">
       <w:start w:val="1"/>
       <w:numFmt w:val="bullet"/>
       <w:lvlText w:val=""/>
@@ -27095,7 +27243,7 @@
         <w:rFonts w:ascii="Symbol" w:hAnsi="Symbol" w:hint="default"/>
       </w:rPr>
     </w:lvl>
-    <w:lvl w:ilvl="4" w:tplc="04140003" w:tentative="1">
+    <w:lvl w:ilvl="4" w:tentative="1">
       <w:start w:val="1"/>
       <w:numFmt w:val="bullet"/>
       <w:lvlText w:val="o"/>
@@ -27107,7 +27255,7 @@
         <w:rFonts w:ascii="Courier New" w:hAnsi="Courier New" w:cs="Courier New" w:hint="default"/>
       </w:rPr>
     </w:lvl>
-    <w:lvl w:ilvl="5" w:tplc="04140005" w:tentative="1">
+    <w:lvl w:ilvl="5" w:tentative="1">
       <w:start w:val="1"/>
       <w:numFmt w:val="bullet"/>
       <w:lvlText w:val=""/>
@@ -27119,7 +27267,7 @@
         <w:rFonts w:ascii="Wingdings" w:hAnsi="Wingdings" w:hint="default"/>
       </w:rPr>
     </w:lvl>
-    <w:lvl w:ilvl="6" w:tplc="04140001" w:tentative="1">
+    <w:lvl w:ilvl="6" w:tentative="1">
       <w:start w:val="1"/>
       <w:numFmt w:val="bullet"/>
       <w:lvlText w:val=""/>
@@ -27131,7 +27279,7 @@
         <w:rFonts w:ascii="Symbol" w:hAnsi="Symbol" w:hint="default"/>
       </w:rPr>
     </w:lvl>
-    <w:lvl w:ilvl="7" w:tplc="04140003" w:tentative="1">
+    <w:lvl w:ilvl="7" w:tentative="1">
       <w:start w:val="1"/>
       <w:numFmt w:val="bullet"/>
       <w:lvlText w:val="o"/>
@@ -27143,7 +27291,7 @@
         <w:rFonts w:ascii="Courier New" w:hAnsi="Courier New" w:cs="Courier New" w:hint="default"/>
       </w:rPr>
     </w:lvl>
-    <w:lvl w:ilvl="8" w:tplc="04140005" w:tentative="1">
+    <w:lvl w:ilvl="8" w:tentative="1">
       <w:start w:val="1"/>
       <w:numFmt w:val="bullet"/>
       <w:lvlText w:val=""/>
@@ -27160,7 +27308,7 @@
     <w:nsid w:val="7AAE3E8D"/>
     <w:multiLevelType w:val="hybridMultilevel"/>
     <w:tmpl w:val="BC440A22"/>
-    <w:lvl w:ilvl="0" w:tplc="04140001">
+    <w:lvl w:ilvl="0">
       <w:start w:val="1"/>
       <w:numFmt w:val="bullet"/>
       <w:lvlText w:val=""/>
@@ -27172,7 +27320,7 @@
         <w:rFonts w:ascii="Symbol" w:hAnsi="Symbol" w:hint="default"/>
       </w:rPr>
     </w:lvl>
-    <w:lvl w:ilvl="1" w:tplc="04140003" w:tentative="1">
+    <w:lvl w:ilvl="1" w:tentative="1">
       <w:start w:val="1"/>
       <w:numFmt w:val="bullet"/>
       <w:lvlText w:val="o"/>
@@ -27184,7 +27332,7 @@
         <w:rFonts w:ascii="Courier New" w:hAnsi="Courier New" w:cs="Courier New" w:hint="default"/>
       </w:rPr>
     </w:lvl>
-    <w:lvl w:ilvl="2" w:tplc="04140005" w:tentative="1">
+    <w:lvl w:ilvl="2" w:tentative="1">
       <w:start w:val="1"/>
       <w:numFmt w:val="bullet"/>
       <w:lvlText w:val=""/>
@@ -27196,7 +27344,7 @@
         <w:rFonts w:ascii="Wingdings" w:hAnsi="Wingdings" w:hint="default"/>
       </w:rPr>
     </w:lvl>
-    <w:lvl w:ilvl="3" w:tplc="04140001" w:tentative="1">
+    <w:lvl w:ilvl="3" w:tentative="1">
       <w:start w:val="1"/>
       <w:numFmt w:val="bullet"/>
       <w:lvlText w:val=""/>
@@ -27208,7 +27356,7 @@
         <w:rFonts w:ascii="Symbol" w:hAnsi="Symbol" w:hint="default"/>
       </w:rPr>
     </w:lvl>
-    <w:lvl w:ilvl="4" w:tplc="04140003" w:tentative="1">
+    <w:lvl w:ilvl="4" w:tentative="1">
       <w:start w:val="1"/>
       <w:numFmt w:val="bullet"/>
       <w:lvlText w:val="o"/>
@@ -27220,7 +27368,7 @@
         <w:rFonts w:ascii="Courier New" w:hAnsi="Courier New" w:cs="Courier New" w:hint="default"/>
       </w:rPr>
     </w:lvl>
-    <w:lvl w:ilvl="5" w:tplc="04140005" w:tentative="1">
+    <w:lvl w:ilvl="5" w:tentative="1">
       <w:start w:val="1"/>
       <w:numFmt w:val="bullet"/>
       <w:lvlText w:val=""/>
@@ -27232,7 +27380,7 @@
         <w:rFonts w:ascii="Wingdings" w:hAnsi="Wingdings" w:hint="default"/>
       </w:rPr>
     </w:lvl>
-    <w:lvl w:ilvl="6" w:tplc="04140001" w:tentative="1">
+    <w:lvl w:ilvl="6" w:tentative="1">
       <w:start w:val="1"/>
       <w:numFmt w:val="bullet"/>
       <w:lvlText w:val=""/>
@@ -27244,7 +27392,7 @@
         <w:rFonts w:ascii="Symbol" w:hAnsi="Symbol" w:hint="default"/>
       </w:rPr>
     </w:lvl>
-    <w:lvl w:ilvl="7" w:tplc="04140003" w:tentative="1">
+    <w:lvl w:ilvl="7" w:tentative="1">
       <w:start w:val="1"/>
       <w:numFmt w:val="bullet"/>
       <w:lvlText w:val="o"/>
@@ -27256,7 +27404,7 @@
         <w:rFonts w:ascii="Courier New" w:hAnsi="Courier New" w:cs="Courier New" w:hint="default"/>
       </w:rPr>
     </w:lvl>
-    <w:lvl w:ilvl="8" w:tplc="04140005" w:tentative="1">
+    <w:lvl w:ilvl="8" w:tentative="1">
       <w:start w:val="1"/>
       <w:numFmt w:val="bullet"/>
       <w:lvlText w:val=""/>
@@ -27273,7 +27421,7 @@
     <w:nsid w:val="7ACA58B5"/>
     <w:multiLevelType w:val="hybridMultilevel"/>
     <w:tmpl w:val="CB1209BA"/>
-    <w:lvl w:ilvl="0" w:tplc="0414000B">
+    <w:lvl w:ilvl="0">
       <w:start w:val="1"/>
       <w:numFmt w:val="bullet"/>
       <w:lvlText w:val=""/>
@@ -27285,7 +27433,7 @@
         <w:rFonts w:ascii="Wingdings" w:hAnsi="Wingdings" w:hint="default"/>
       </w:rPr>
     </w:lvl>
-    <w:lvl w:ilvl="1" w:tplc="04140003" w:tentative="1">
+    <w:lvl w:ilvl="1" w:tentative="1">
       <w:start w:val="1"/>
       <w:numFmt w:val="bullet"/>
       <w:lvlText w:val="o"/>
@@ -27297,7 +27445,7 @@
         <w:rFonts w:ascii="Courier New" w:hAnsi="Courier New" w:cs="Courier New" w:hint="default"/>
       </w:rPr>
     </w:lvl>
-    <w:lvl w:ilvl="2" w:tplc="04140005" w:tentative="1">
+    <w:lvl w:ilvl="2" w:tentative="1">
       <w:start w:val="1"/>
       <w:numFmt w:val="bullet"/>
       <w:lvlText w:val=""/>
@@ -27309,7 +27457,7 @@
         <w:rFonts w:ascii="Wingdings" w:hAnsi="Wingdings" w:hint="default"/>
       </w:rPr>
     </w:lvl>
-    <w:lvl w:ilvl="3" w:tplc="04140001" w:tentative="1">
+    <w:lvl w:ilvl="3" w:tentative="1">
       <w:start w:val="1"/>
       <w:numFmt w:val="bullet"/>
       <w:lvlText w:val=""/>
@@ -27321,7 +27469,7 @@
         <w:rFonts w:ascii="Symbol" w:hAnsi="Symbol" w:hint="default"/>
       </w:rPr>
     </w:lvl>
-    <w:lvl w:ilvl="4" w:tplc="04140003" w:tentative="1">
+    <w:lvl w:ilvl="4" w:tentative="1">
       <w:start w:val="1"/>
       <w:numFmt w:val="bullet"/>
       <w:lvlText w:val="o"/>
@@ -27333,7 +27481,7 @@
         <w:rFonts w:ascii="Courier New" w:hAnsi="Courier New" w:cs="Courier New" w:hint="default"/>
       </w:rPr>
     </w:lvl>
-    <w:lvl w:ilvl="5" w:tplc="04140005" w:tentative="1">
+    <w:lvl w:ilvl="5" w:tentative="1">
       <w:start w:val="1"/>
       <w:numFmt w:val="bullet"/>
       <w:lvlText w:val=""/>
@@ -27345,7 +27493,7 @@
         <w:rFonts w:ascii="Wingdings" w:hAnsi="Wingdings" w:hint="default"/>
       </w:rPr>
     </w:lvl>
-    <w:lvl w:ilvl="6" w:tplc="04140001" w:tentative="1">
+    <w:lvl w:ilvl="6" w:tentative="1">
       <w:start w:val="1"/>
       <w:numFmt w:val="bullet"/>
       <w:lvlText w:val=""/>
@@ -27357,7 +27505,7 @@
         <w:rFonts w:ascii="Symbol" w:hAnsi="Symbol" w:hint="default"/>
       </w:rPr>
     </w:lvl>
-    <w:lvl w:ilvl="7" w:tplc="04140003" w:tentative="1">
+    <w:lvl w:ilvl="7" w:tentative="1">
       <w:start w:val="1"/>
       <w:numFmt w:val="bullet"/>
       <w:lvlText w:val="o"/>
@@ -27369,7 +27517,7 @@
         <w:rFonts w:ascii="Courier New" w:hAnsi="Courier New" w:cs="Courier New" w:hint="default"/>
       </w:rPr>
     </w:lvl>
-    <w:lvl w:ilvl="8" w:tplc="04140005" w:tentative="1">
+    <w:lvl w:ilvl="8" w:tentative="1">
       <w:start w:val="1"/>
       <w:numFmt w:val="bullet"/>
       <w:lvlText w:val=""/>
@@ -27386,7 +27534,8 @@
     <w:nsid w:val="7B901171"/>
     <w:multiLevelType w:val="hybridMultilevel"/>
     <w:tmpl w:val="4920E866"/>
-    <w:lvl w:ilvl="0" w:tplc="86CCA542">
+    <w:lvl w:ilvl="0">
+      <w:start w:val="0"/>
       <w:numFmt w:val="bullet"/>
       <w:lvlText w:val="-"/>
       <w:lvlJc w:val="left"/>
@@ -27394,10 +27543,10 @@
         <w:ind w:left="720" w:hanging="360"/>
       </w:pPr>
       <w:rPr>
-        <w:rFonts w:ascii="Calibri" w:eastAsiaTheme="minorHAnsi" w:hAnsi="Calibri" w:cs="Calibri" w:hint="default"/>
-      </w:rPr>
-    </w:lvl>
-    <w:lvl w:ilvl="1" w:tplc="04140003" w:tentative="1">
+        <w:rFonts w:ascii="Calibri" w:hAnsi="Calibri" w:eastAsiaTheme="minorHAnsi" w:cs="Calibri" w:hint="default"/>
+      </w:rPr>
+    </w:lvl>
+    <w:lvl w:ilvl="1" w:tentative="1">
       <w:start w:val="1"/>
       <w:numFmt w:val="bullet"/>
       <w:lvlText w:val="o"/>
@@ -27409,7 +27558,7 @@
         <w:rFonts w:ascii="Courier New" w:hAnsi="Courier New" w:cs="Courier New" w:hint="default"/>
       </w:rPr>
     </w:lvl>
-    <w:lvl w:ilvl="2" w:tplc="04140005" w:tentative="1">
+    <w:lvl w:ilvl="2" w:tentative="1">
       <w:start w:val="1"/>
       <w:numFmt w:val="bullet"/>
       <w:lvlText w:val=""/>
@@ -27421,7 +27570,7 @@
         <w:rFonts w:ascii="Wingdings" w:hAnsi="Wingdings" w:hint="default"/>
       </w:rPr>
     </w:lvl>
-    <w:lvl w:ilvl="3" w:tplc="04140001" w:tentative="1">
+    <w:lvl w:ilvl="3" w:tentative="1">
       <w:start w:val="1"/>
       <w:numFmt w:val="bullet"/>
       <w:lvlText w:val=""/>
@@ -27433,7 +27582,7 @@
         <w:rFonts w:ascii="Symbol" w:hAnsi="Symbol" w:hint="default"/>
       </w:rPr>
     </w:lvl>
-    <w:lvl w:ilvl="4" w:tplc="04140003" w:tentative="1">
+    <w:lvl w:ilvl="4" w:tentative="1">
       <w:start w:val="1"/>
       <w:numFmt w:val="bullet"/>
       <w:lvlText w:val="o"/>
@@ -27445,7 +27594,7 @@
         <w:rFonts w:ascii="Courier New" w:hAnsi="Courier New" w:cs="Courier New" w:hint="default"/>
       </w:rPr>
     </w:lvl>
-    <w:lvl w:ilvl="5" w:tplc="04140005" w:tentative="1">
+    <w:lvl w:ilvl="5" w:tentative="1">
       <w:start w:val="1"/>
       <w:numFmt w:val="bullet"/>
       <w:lvlText w:val=""/>
@@ -27457,7 +27606,7 @@
         <w:rFonts w:ascii="Wingdings" w:hAnsi="Wingdings" w:hint="default"/>
       </w:rPr>
     </w:lvl>
-    <w:lvl w:ilvl="6" w:tplc="04140001" w:tentative="1">
+    <w:lvl w:ilvl="6" w:tentative="1">
       <w:start w:val="1"/>
       <w:numFmt w:val="bullet"/>
       <w:lvlText w:val=""/>
@@ -27469,7 +27618,7 @@
         <w:rFonts w:ascii="Symbol" w:hAnsi="Symbol" w:hint="default"/>
       </w:rPr>
     </w:lvl>
-    <w:lvl w:ilvl="7" w:tplc="04140003" w:tentative="1">
+    <w:lvl w:ilvl="7" w:tentative="1">
       <w:start w:val="1"/>
       <w:numFmt w:val="bullet"/>
       <w:lvlText w:val="o"/>
@@ -27481,7 +27630,7 @@
         <w:rFonts w:ascii="Courier New" w:hAnsi="Courier New" w:cs="Courier New" w:hint="default"/>
       </w:rPr>
     </w:lvl>
-    <w:lvl w:ilvl="8" w:tplc="04140005" w:tentative="1">
+    <w:lvl w:ilvl="8" w:tentative="1">
       <w:start w:val="1"/>
       <w:numFmt w:val="bullet"/>
       <w:lvlText w:val=""/>
@@ -27498,7 +27647,7 @@
     <w:nsid w:val="7C8F5931"/>
     <w:multiLevelType w:val="hybridMultilevel"/>
     <w:tmpl w:val="2132BEDC"/>
-    <w:lvl w:ilvl="0" w:tplc="0CFEBE8E">
+    <w:lvl w:ilvl="0">
       <w:start w:val="19"/>
       <w:numFmt w:val="bullet"/>
       <w:lvlText w:val="-"/>
@@ -27507,10 +27656,10 @@
         <w:ind w:left="720" w:hanging="360"/>
       </w:pPr>
       <w:rPr>
-        <w:rFonts w:ascii="Arial" w:eastAsiaTheme="minorEastAsia" w:hAnsi="Arial" w:cs="Arial" w:hint="default"/>
-      </w:rPr>
-    </w:lvl>
-    <w:lvl w:ilvl="1" w:tplc="04090003" w:tentative="1">
+        <w:rFonts w:ascii="Arial" w:hAnsi="Arial" w:eastAsiaTheme="minorEastAsia" w:cs="Arial" w:hint="default"/>
+      </w:rPr>
+    </w:lvl>
+    <w:lvl w:ilvl="1" w:tentative="1">
       <w:start w:val="1"/>
       <w:numFmt w:val="bullet"/>
       <w:lvlText w:val="o"/>
@@ -27522,7 +27671,7 @@
         <w:rFonts w:ascii="Courier New" w:hAnsi="Courier New" w:hint="default"/>
       </w:rPr>
     </w:lvl>
-    <w:lvl w:ilvl="2" w:tplc="04090005">
+    <w:lvl w:ilvl="2">
       <w:start w:val="1"/>
       <w:numFmt w:val="bullet"/>
       <w:lvlText w:val=""/>
@@ -27534,7 +27683,7 @@
         <w:rFonts w:ascii="Wingdings" w:hAnsi="Wingdings" w:hint="default"/>
       </w:rPr>
     </w:lvl>
-    <w:lvl w:ilvl="3" w:tplc="04090001" w:tentative="1">
+    <w:lvl w:ilvl="3" w:tentative="1">
       <w:start w:val="1"/>
       <w:numFmt w:val="bullet"/>
       <w:lvlText w:val=""/>
@@ -27546,7 +27695,7 @@
         <w:rFonts w:ascii="Symbol" w:hAnsi="Symbol" w:hint="default"/>
       </w:rPr>
     </w:lvl>
-    <w:lvl w:ilvl="4" w:tplc="04090003" w:tentative="1">
+    <w:lvl w:ilvl="4" w:tentative="1">
       <w:start w:val="1"/>
       <w:numFmt w:val="bullet"/>
       <w:lvlText w:val="o"/>
@@ -27558,7 +27707,7 @@
         <w:rFonts w:ascii="Courier New" w:hAnsi="Courier New" w:hint="default"/>
       </w:rPr>
     </w:lvl>
-    <w:lvl w:ilvl="5" w:tplc="04090005" w:tentative="1">
+    <w:lvl w:ilvl="5" w:tentative="1">
       <w:start w:val="1"/>
       <w:numFmt w:val="bullet"/>
       <w:lvlText w:val=""/>
@@ -27570,7 +27719,7 @@
         <w:rFonts w:ascii="Wingdings" w:hAnsi="Wingdings" w:hint="default"/>
       </w:rPr>
     </w:lvl>
-    <w:lvl w:ilvl="6" w:tplc="04090001" w:tentative="1">
+    <w:lvl w:ilvl="6" w:tentative="1">
       <w:start w:val="1"/>
       <w:numFmt w:val="bullet"/>
       <w:lvlText w:val=""/>
@@ -27582,7 +27731,7 @@
         <w:rFonts w:ascii="Symbol" w:hAnsi="Symbol" w:hint="default"/>
       </w:rPr>
     </w:lvl>
-    <w:lvl w:ilvl="7" w:tplc="04090003" w:tentative="1">
+    <w:lvl w:ilvl="7" w:tentative="1">
       <w:start w:val="1"/>
       <w:numFmt w:val="bullet"/>
       <w:lvlText w:val="o"/>
@@ -27594,7 +27743,7 @@
         <w:rFonts w:ascii="Courier New" w:hAnsi="Courier New" w:hint="default"/>
       </w:rPr>
     </w:lvl>
-    <w:lvl w:ilvl="8" w:tplc="04090005" w:tentative="1">
+    <w:lvl w:ilvl="8" w:tentative="1">
       <w:start w:val="1"/>
       <w:numFmt w:val="bullet"/>
       <w:lvlText w:val=""/>
@@ -27816,7 +27965,7 @@
 </file>
 
 <file path=word/styles.xml><?xml version="1.0" encoding="utf-8"?>
-<w:styles xmlns:mc="http://schemas.openxmlformats.org/markup-compatibility/2006" xmlns:r="http://schemas.openxmlformats.org/officeDocument/2006/relationships" xmlns:w="http://schemas.openxmlformats.org/wordprocessingml/2006/main" xmlns:w14="http://schemas.microsoft.com/office/word/2010/wordml" xmlns:w15="http://schemas.microsoft.com/office/word/2012/wordml" xmlns:w16cex="http://schemas.microsoft.com/office/word/2018/wordml/cex" xmlns:w16cid="http://schemas.microsoft.com/office/word/2016/wordml/cid" xmlns:w16="http://schemas.microsoft.com/office/word/2018/wordml" xmlns:w16du="http://schemas.microsoft.com/office/word/2023/wordml/word16du" xmlns:w16sdtdh="http://schemas.microsoft.com/office/word/2020/wordml/sdtdatahash" xmlns:w16sdtfl="http://schemas.microsoft.com/office/word/2024/wordml/sdtformatlock" xmlns:w16se="http://schemas.microsoft.com/office/word/2015/wordml/symex" mc:Ignorable="w14 w15 w16se w16cid w16 w16cex w16sdtdh w16sdtfl w16du">
+<w:styles xmlns:mc="http://schemas.openxmlformats.org/markup-compatibility/2006" xmlns:r="http://schemas.openxmlformats.org/officeDocument/2006/relationships" xmlns:w="http://schemas.openxmlformats.org/wordprocessingml/2006/main" xmlns:w14="http://schemas.microsoft.com/office/word/2010/wordml" xmlns:w15="http://schemas.microsoft.com/office/word/2012/wordml" xmlns:w16cid="http://schemas.microsoft.com/office/word/2016/wordml/cid" xmlns:w16se="http://schemas.microsoft.com/office/word/2015/wordml/symex" mc:Ignorable="w14 w15 w16se w16cid">
   <w:docDefaults>
     <w:rPrDefault>
       <w:rPr>
@@ -28206,11 +28355,11 @@
     <w:lsdException w:name="List Table 5 Dark Accent 6" w:uiPriority="50"/>
     <w:lsdException w:name="List Table 6 Colorful Accent 6" w:uiPriority="51"/>
     <w:lsdException w:name="List Table 7 Colorful Accent 6" w:uiPriority="52"/>
+    <w:lsdException w:name="Smart Link" w:semiHidden="1" w:unhideWhenUsed="1"/>
     <w:lsdException w:name="Mention" w:semiHidden="1" w:unhideWhenUsed="1"/>
     <w:lsdException w:name="Smart Hyperlink" w:semiHidden="1" w:unhideWhenUsed="1"/>
     <w:lsdException w:name="Hashtag" w:semiHidden="1" w:unhideWhenUsed="1"/>
     <w:lsdException w:name="Unresolved Mention" w:semiHidden="1" w:unhideWhenUsed="1"/>
-    <w:lsdException w:name="Smart Link" w:semiHidden="1" w:unhideWhenUsed="1"/>
   </w:latentStyles>
   <w:style w:type="paragraph" w:default="1" w:styleId="Normal">
     <w:name w:val="Normal"/>
